--- a/โครงงาน ระบบสารสนเทศการจองห้องพักโรงแรม.docx
+++ b/โครงงาน ระบบสารสนเทศการจองห้องพักโรงแรม.docx
@@ -12,7 +12,7 @@
           <w:cs/>
         </w:rPr>
         <w:drawing>
-          <wp:inline distT="0" distB="0" distL="0" distR="0" wp14:anchorId="39B16179" wp14:editId="78588A37">
+          <wp:inline distT="0" distB="0" distL="0" distR="0" wp14:anchorId="69DF8D15" wp14:editId="403449C7">
             <wp:extent cx="929861" cy="1212324"/>
             <wp:effectExtent l="0" t="0" r="3810" b="6985"/>
             <wp:docPr id="1875819803" name="Picture 1"/>
@@ -29,7 +29,7 @@
                     </pic:cNvPicPr>
                   </pic:nvPicPr>
                   <pic:blipFill>
-                    <a:blip r:embed="rId6" cstate="print">
+                    <a:blip r:embed="rId8" cstate="print">
                       <a:extLst>
                         <a:ext uri="{28A0092B-C50C-407E-A947-70E740481C1C}">
                           <a14:useLocalDpi xmlns:a14="http://schemas.microsoft.com/office/drawing/2010/main" val="0"/>
@@ -147,7 +147,6 @@
     <w:p>
       <w:pPr>
         <w:rPr>
-          <w:rFonts w:hint="cs"/>
           <w:b/>
           <w:bCs/>
           <w:sz w:val="36"/>
@@ -200,7 +199,6 @@
     <w:p>
       <w:pPr>
         <w:rPr>
-          <w:rFonts w:hint="cs"/>
           <w:b/>
           <w:bCs/>
           <w:sz w:val="36"/>
@@ -343,7 +341,6 @@
     <w:p>
       <w:pPr>
         <w:rPr>
-          <w:rFonts w:hint="cs"/>
           <w:b/>
           <w:bCs/>
           <w:sz w:val="36"/>
@@ -409,7 +406,6 @@
     <w:p>
       <w:pPr>
         <w:rPr>
-          <w:rFonts w:hint="cs"/>
           <w:b/>
           <w:bCs/>
           <w:sz w:val="36"/>
@@ -477,21 +473,7 @@
           <w:rFonts w:hint="cs"/>
           <w:cs/>
         </w:rPr>
-        <w:t>โครงงานนี้เป็นส่วนหนึ่งของรายวิชา การวิเคราะห์และออกแบบระบบสารสนเทศ ผู้จัดทำ</w:t>
-      </w:r>
-      <w:r>
-        <w:rPr>
-          <w:rFonts w:hint="cs"/>
-          <w:cs/>
-        </w:rPr>
-        <w:t>ได้</w:t>
-      </w:r>
-      <w:r>
-        <w:rPr>
-          <w:rFonts w:hint="cs"/>
-          <w:cs/>
-        </w:rPr>
-        <w:t>ทำการศึกษา</w:t>
+        <w:t>โครงงานนี้เป็นส่วนหนึ่งของรายวิชา การวิเคราะห์และออกแบบระบบสารสนเทศ ผู้จัดทำได้ทำการศึกษา</w:t>
       </w:r>
       <w:r>
         <w:rPr>
@@ -504,56 +486,7 @@
           <w:rFonts w:hint="cs"/>
           <w:cs/>
         </w:rPr>
-        <w:t xml:space="preserve"> กรณีศึกษา โรงแรมปวีณา จัดทำขึ้นเพื่อวิเคราห์และออกแบบระบบสารสนเทศสำหรับการจองและให้บริการข้อมูลของตัวโรงแรม เนื่องจากการทำงานของตัวโรงแรมมีการจัดเก็บข้อมูล</w:t>
-      </w:r>
-      <w:r>
-        <w:rPr>
-          <w:rFonts w:hint="cs"/>
-          <w:cs/>
-        </w:rPr>
-        <w:t xml:space="preserve"> บันทึกข้อมูล</w:t>
-      </w:r>
-      <w:r>
-        <w:rPr>
-          <w:rFonts w:hint="cs"/>
-          <w:cs/>
-        </w:rPr>
-        <w:t>แยกกัน</w:t>
-      </w:r>
-      <w:r>
-        <w:rPr>
-          <w:rFonts w:hint="cs"/>
-          <w:cs/>
-        </w:rPr>
-        <w:t>และมีบางส่วนที่ยังมีการจดลงกระดาษด้วยมือ ไม่มีส่วนแสดงข้อมูลให้ลูกค้า พร้อมทั้ง</w:t>
-      </w:r>
-      <w:r>
-        <w:rPr>
-          <w:rFonts w:hint="cs"/>
-          <w:cs/>
-        </w:rPr>
-        <w:t>ไม่มีฐานข้อมูล</w:t>
-      </w:r>
-      <w:r>
-        <w:rPr>
-          <w:rFonts w:hint="cs"/>
-          <w:cs/>
-        </w:rPr>
-        <w:t>รวม</w:t>
-      </w:r>
-      <w:r>
-        <w:rPr>
-          <w:rFonts w:hint="cs"/>
-          <w:cs/>
-        </w:rPr>
-        <w:t>ที่สามารถเรียกใช้ได้ทันที</w:t>
-      </w:r>
-      <w:r>
-        <w:rPr>
-          <w:rFonts w:hint="cs"/>
-          <w:cs/>
-        </w:rPr>
-        <w:t xml:space="preserve"> ซึ่งทำให้เกิดการสูญหายของข้อมูล</w:t>
+        <w:t xml:space="preserve"> กรณีศึกษา โรงแรมปวีณา จัดทำขึ้นเพื่อวิเคราห์และออกแบบระบบสารสนเทศสำหรับการจองและให้บริการข้อมูลของตัวโรงแรม เนื่องจากการทำงานของตัวโรงแรมมีการจัดเก็บข้อมูล บันทึกข้อมูลแยกกันและมีบางส่วนที่ยังมีการจดลงกระดาษด้วยมือ ไม่มีส่วนแสดงข้อมูลให้ลูกค้า พร้อมทั้งไม่มีฐานข้อมูลรวมที่สามารถเรียกใช้ได้ทันที ซึ่งทำให้เกิดการสูญหายของข้อมูล</w:t>
       </w:r>
       <w:r>
         <w:rPr>
@@ -609,22 +542,12 @@
           <w:rFonts w:hint="cs"/>
           <w:cs/>
         </w:rPr>
-        <w:t>หากโครงงานฉบับนี้มีข้อผิดพลาดประการ คณะผู้จัดทำขออภัยมา ณ ที่นี้ด้วย</w:t>
-      </w:r>
-      <w:r>
-        <w:rPr>
-          <w:rFonts w:hint="cs"/>
-          <w:cs/>
-        </w:rPr>
-        <w:t xml:space="preserve"> </w:t>
+        <w:t xml:space="preserve">หากโครงงานฉบับนี้มีข้อผิดพลาดประการ คณะผู้จัดทำขออภัยมา ณ ที่นี้ด้วย </w:t>
       </w:r>
     </w:p>
     <w:p>
       <w:pPr>
         <w:jc w:val="thaiDistribute"/>
-        <w:rPr>
-          <w:rFonts w:hint="cs"/>
-        </w:rPr>
       </w:pPr>
     </w:p>
     <w:p>
@@ -903,9 +826,6 @@
       <w:pPr>
         <w:ind w:firstLine="720"/>
         <w:jc w:val="left"/>
-        <w:rPr>
-          <w:rFonts w:hint="cs"/>
-        </w:rPr>
       </w:pPr>
       <w:r>
         <w:rPr>
@@ -918,44 +838,13 @@
           <w:rFonts w:hint="cs"/>
           <w:cs/>
         </w:rPr>
-        <w:t>โรงแรมปวีราเป็นโรงแรมขนาดเล็ก</w:t>
-      </w:r>
-      <w:r>
-        <w:rPr>
-          <w:rFonts w:hint="cs"/>
-          <w:cs/>
-        </w:rPr>
-        <w:t>ที่ให้บริการให้เช่าห้องพักสำหรับการพักผ่อนสำหรับนักท่องเที่ยวหรือนักเดินทางที่เข้ามาพักในช่วงธรรมดาและเทสกาล เน้นบริการไปที่ให้เช่าห้องพัก รวมไปถึงบริการเสริมที่สามารถเลือกได้ ในส่วนของปัญหาที่เกิดจากการทำงานของโรงแรมปวีณา ไม่มีการเก็บข้อมูลจำพวกบริการเสริม การจองเข้าสู่ระบบแบบมีแบบแผน</w:t>
-      </w:r>
-      <w:r>
-        <w:rPr>
-          <w:rFonts w:hint="cs"/>
-          <w:cs/>
-        </w:rPr>
-        <w:t xml:space="preserve"> และไม่มีส่วนในการแสดงข้อมูลห้องพักและบริการให้ผู้ใช้บริการที่ต้องการจองห้องพักล่วงหน้า</w:t>
-      </w:r>
-      <w:r>
-        <w:rPr>
-          <w:rFonts w:hint="cs"/>
-          <w:cs/>
-        </w:rPr>
-        <w:t xml:space="preserve"> ทำให้ในวันหยุดช่วงสุดสัปดาห์ห</w:t>
-      </w:r>
-      <w:r>
-        <w:rPr>
-          <w:rFonts w:hint="cs"/>
-          <w:cs/>
-        </w:rPr>
-        <w:t xml:space="preserve">รืองานเทศการที่มีผู้เข้าใช้บริการเป็นจำนวนมากเกิดข้อมูลผิดพลาด ตกหล่น สูญหาย ภาระงานของพนักงานเพิ่มขึ้นอย่างมาก </w:t>
+        <w:t xml:space="preserve">โรงแรมปวีราเป็นโรงแรมขนาดเล็กที่ให้บริการให้เช่าห้องพักสำหรับการพักผ่อนสำหรับนักท่องเที่ยวหรือนักเดินทางที่เข้ามาพักในช่วงธรรมดาและเทสกาล เน้นบริการไปที่ให้เช่าห้องพัก รวมไปถึงบริการเสริมที่สามารถเลือกได้ ในส่วนของปัญหาที่เกิดจากการทำงานของโรงแรมปวีณา ไม่มีการเก็บข้อมูลจำพวกบริการเสริม การจองเข้าสู่ระบบแบบมีแบบแผน และไม่มีส่วนในการแสดงข้อมูลห้องพักและบริการให้ผู้ใช้บริการที่ต้องการจองห้องพักล่วงหน้า ทำให้ในวันหยุดช่วงสุดสัปดาห์หรืองานเทศการที่มีผู้เข้าใช้บริการเป็นจำนวนมากเกิดข้อมูลผิดพลาด ตกหล่น สูญหาย ภาระงานของพนักงานเพิ่มขึ้นอย่างมาก </w:t>
       </w:r>
     </w:p>
     <w:p>
       <w:pPr>
         <w:ind w:firstLine="720"/>
         <w:jc w:val="left"/>
-        <w:rPr>
-          <w:rFonts w:hint="cs"/>
-        </w:rPr>
       </w:pPr>
       <w:r>
         <w:rPr>
@@ -981,21 +870,7 @@
           <w:rFonts w:hint="cs"/>
           <w:cs/>
         </w:rPr>
-        <w:t>เพิ่มประสิทธิภาพการทำงานของพนักงาน และ</w:t>
-      </w:r>
-      <w:r>
-        <w:rPr>
-          <w:rFonts w:hint="cs"/>
-          <w:cs/>
-        </w:rPr>
-        <w:t>เพิ่ม</w:t>
-      </w:r>
-      <w:r>
-        <w:rPr>
-          <w:rFonts w:hint="cs"/>
-          <w:cs/>
-        </w:rPr>
-        <w:t>ความพึงพอใจของผู้ใช้บริการ</w:t>
+        <w:t>เพิ่มประสิทธิภาพการทำงานของพนักงาน และเพิ่มความพึงพอใจของผู้ใช้บริการ</w:t>
       </w:r>
     </w:p>
     <w:p>
@@ -1121,16 +996,12 @@
       <w:pPr>
         <w:ind w:left="720"/>
         <w:jc w:val="thaiDistribute"/>
-        <w:rPr>
-          <w:rFonts w:hint="cs"/>
-        </w:rPr>
-      </w:pPr>
-    </w:p>
-    <w:p>
-      <w:pPr>
-        <w:jc w:val="left"/>
-        <w:rPr>
-          <w:rFonts w:hint="cs"/>
+      </w:pPr>
+    </w:p>
+    <w:p>
+      <w:pPr>
+        <w:jc w:val="left"/>
+        <w:rPr>
           <w:b/>
           <w:bCs/>
         </w:rPr>
@@ -1191,47 +1062,180 @@
           <w:rFonts w:hint="cs"/>
           <w:cs/>
         </w:rPr>
+        <w:t xml:space="preserve"> ดังนี้</w:t>
+      </w:r>
+    </w:p>
+    <w:p>
+      <w:pPr>
+        <w:ind w:firstLine="720"/>
+        <w:jc w:val="left"/>
+      </w:pPr>
+      <w:r>
+        <w:rPr>
+          <w:rFonts w:hint="cs"/>
+          <w:cs/>
+        </w:rPr>
+        <w:t>1.3.1</w:t>
+      </w:r>
+      <w:r>
+        <w:rPr>
+          <w:rFonts w:hint="cs"/>
+          <w:cs/>
+        </w:rPr>
         <w:t xml:space="preserve"> </w:t>
       </w:r>
       <w:r>
         <w:rPr>
-          <w:rFonts w:hint="cs"/>
-          <w:cs/>
-        </w:rPr>
-        <w:t>ดังนี้</w:t>
-      </w:r>
-    </w:p>
-    <w:p>
-      <w:pPr>
-        <w:ind w:firstLine="720"/>
-        <w:jc w:val="left"/>
-      </w:pPr>
-      <w:r>
-        <w:rPr>
-          <w:rFonts w:hint="cs"/>
-          <w:cs/>
-        </w:rPr>
-        <w:t>1.3.1</w:t>
-      </w:r>
-      <w:r>
-        <w:rPr>
-          <w:rFonts w:hint="cs"/>
-          <w:cs/>
-        </w:rPr>
+          <w:cs/>
+        </w:rPr>
+        <w:t>ระบบ</w:t>
+      </w:r>
+      <w:r>
+        <w:rPr>
+          <w:rFonts w:hint="cs"/>
+          <w:cs/>
+        </w:rPr>
+        <w:t>จัดการฐานข้อมูล</w:t>
+      </w:r>
+    </w:p>
+    <w:p>
+      <w:pPr>
+        <w:ind w:left="1440"/>
+        <w:jc w:val="left"/>
+      </w:pPr>
+      <w:r>
+        <w:rPr>
+          <w:rFonts w:hint="cs"/>
+          <w:cs/>
+        </w:rPr>
+        <w:t xml:space="preserve">1.จัดเก็บข้อมูลผู้เข้าใช้บริการ ชื่อ เบอร์โทร อีเมล ค่าชำระเงิน เวลาเช็กอิน เช็กเอาต์ </w:t>
+      </w:r>
+    </w:p>
+    <w:p>
+      <w:pPr>
+        <w:ind w:left="1440"/>
+        <w:jc w:val="left"/>
+      </w:pPr>
+      <w:r>
+        <w:rPr>
+          <w:rFonts w:hint="cs"/>
+          <w:cs/>
+        </w:rPr>
+        <w:t xml:space="preserve">2.จัดเก็บข้อมูลของโรงแรม เช่น จำนวนห้องพัก สถานะห้องพัก </w:t>
+      </w:r>
+    </w:p>
+    <w:p>
+      <w:pPr>
+        <w:ind w:left="720" w:firstLine="720"/>
+        <w:jc w:val="left"/>
+      </w:pPr>
+      <w:r>
+        <w:rPr>
+          <w:rFonts w:hint="cs"/>
+          <w:cs/>
+        </w:rPr>
+        <w:t xml:space="preserve">3.จัดเก็บข้อมูลประเภทห้องพัก เช่นรหัสประเภท ลักษณะ ราคา </w:t>
+      </w:r>
+    </w:p>
+    <w:p>
+      <w:pPr>
+        <w:ind w:left="720" w:firstLine="720"/>
+        <w:jc w:val="left"/>
+        <w:rPr>
+          <w:cs/>
+        </w:rPr>
+      </w:pPr>
+      <w:r>
+        <w:rPr>
+          <w:rFonts w:hint="cs"/>
+          <w:cs/>
+        </w:rPr>
+        <w:t>4.พนักงานผู้ดูแลสามารถ</w:t>
+      </w:r>
+      <w:r>
+        <w:rPr>
+          <w:cs/>
+        </w:rPr>
+        <w:t>จัดการข้อมูลห้องพัก เพิ่ม/ลด/แก้ไข ประเภทห้อง</w:t>
+      </w:r>
+      <w:r>
         <w:t xml:space="preserve"> </w:t>
       </w:r>
       <w:r>
         <w:rPr>
           <w:cs/>
         </w:rPr>
-        <w:t>ระบบ</w:t>
-      </w:r>
-      <w:r>
-        <w:rPr>
-          <w:rFonts w:hint="cs"/>
-          <w:cs/>
-        </w:rPr>
-        <w:t>จัดการฐานข้อมูล</w:t>
+        <w:t>ราคา</w:t>
+      </w:r>
+      <w:r>
+        <w:rPr>
+          <w:rFonts w:hint="cs"/>
+          <w:cs/>
+        </w:rPr>
+        <w:t xml:space="preserve"> </w:t>
+      </w:r>
+      <w:r>
+        <w:rPr>
+          <w:cs/>
+        </w:rPr>
+        <w:t>สถานะห้อ</w:t>
+      </w:r>
+      <w:r>
+        <w:rPr>
+          <w:rFonts w:hint="cs"/>
+          <w:cs/>
+        </w:rPr>
+        <w:t>ง</w:t>
+      </w:r>
+      <w:r>
+        <w:t xml:space="preserve"> </w:t>
+      </w:r>
+      <w:r>
+        <w:rPr>
+          <w:rFonts w:hint="cs"/>
+          <w:cs/>
+        </w:rPr>
+        <w:t>และ</w:t>
+      </w:r>
+      <w:r>
+        <w:rPr>
+          <w:cs/>
+        </w:rPr>
+        <w:t>รูปภา</w:t>
+      </w:r>
+      <w:r>
+        <w:rPr>
+          <w:rFonts w:hint="cs"/>
+          <w:cs/>
+        </w:rPr>
+        <w:t xml:space="preserve">พได้ </w:t>
+      </w:r>
+    </w:p>
+    <w:p>
+      <w:pPr>
+        <w:ind w:left="720"/>
+        <w:jc w:val="left"/>
+      </w:pPr>
+      <w:r>
+        <w:rPr>
+          <w:rFonts w:hint="cs"/>
+          <w:cs/>
+        </w:rPr>
+        <w:t>1.3.</w:t>
+      </w:r>
+      <w:r>
+        <w:rPr>
+          <w:rFonts w:hint="cs"/>
+          <w:cs/>
+        </w:rPr>
+        <w:t xml:space="preserve">2 </w:t>
+      </w:r>
+      <w:r>
+        <w:rPr>
+          <w:rFonts w:hint="cs"/>
+          <w:cs/>
+        </w:rPr>
+        <w:t>ระบบการจอง</w:t>
       </w:r>
     </w:p>
     <w:p>
@@ -1244,14 +1248,119 @@
           <w:rFonts w:hint="cs"/>
           <w:cs/>
         </w:rPr>
-        <w:t>1.</w:t>
-      </w:r>
-      <w:r>
-        <w:rPr>
-          <w:rFonts w:hint="cs"/>
-          <w:cs/>
-        </w:rPr>
-        <w:t xml:space="preserve">จัดเก็บข้อมูลผู้เข้าใช้บริการ ชื่อ เบอร์โทร อีเมล ค่าชำระเงิน เวลาเช็กอิน เช็กเอาต์ </w:t>
+        <w:lastRenderedPageBreak/>
+        <w:t>1.ผู้ใช้บริการ</w:t>
+      </w:r>
+      <w:r>
+        <w:rPr>
+          <w:cs/>
+        </w:rPr>
+        <w:t>สมัครสมาชิก</w:t>
+      </w:r>
+      <w:r>
+        <w:rPr>
+          <w:rFonts w:hint="cs"/>
+          <w:cs/>
+        </w:rPr>
+        <w:t xml:space="preserve"> กรอกชื่อ เบอร์โทร อีเมล</w:t>
+      </w:r>
+      <w:r>
+        <w:rPr>
+          <w:cs/>
+        </w:rPr>
+        <w:t>เข้าสู่ระบบ</w:t>
+      </w:r>
+    </w:p>
+    <w:p>
+      <w:pPr>
+        <w:ind w:left="720" w:firstLine="720"/>
+        <w:jc w:val="left"/>
+      </w:pPr>
+      <w:r>
+        <w:rPr>
+          <w:rFonts w:hint="cs"/>
+          <w:cs/>
+        </w:rPr>
+        <w:t xml:space="preserve">2. </w:t>
+      </w:r>
+      <w:r>
+        <w:rPr>
+          <w:cs/>
+        </w:rPr>
+        <w:t>ค้นหาและตรวจสอบสถานะห้องพักว่างตามช่วงเวลาที่ต้องการ</w:t>
+      </w:r>
+    </w:p>
+    <w:p>
+      <w:pPr>
+        <w:ind w:left="720" w:firstLine="720"/>
+        <w:jc w:val="left"/>
+      </w:pPr>
+      <w:r>
+        <w:rPr>
+          <w:rFonts w:hint="cs"/>
+          <w:cs/>
+        </w:rPr>
+        <w:t>3. เลือกประเภทของห้องพักที่ต้องการจอง</w:t>
+      </w:r>
+    </w:p>
+    <w:p>
+      <w:pPr>
+        <w:ind w:left="720" w:firstLine="720"/>
+        <w:jc w:val="left"/>
+      </w:pPr>
+      <w:r>
+        <w:rPr>
+          <w:rFonts w:hint="cs"/>
+          <w:cs/>
+        </w:rPr>
+        <w:t xml:space="preserve">4. </w:t>
+      </w:r>
+      <w:r>
+        <w:rPr>
+          <w:cs/>
+        </w:rPr>
+        <w:t>แจ้งชำระเงิน/แนบหลักฐานการโอน</w:t>
+      </w:r>
+      <w:r>
+        <w:rPr>
+          <w:cs/>
+        </w:rPr>
+        <w:t>เงิน</w:t>
+      </w:r>
+      <w:r>
+        <w:t xml:space="preserve"> </w:t>
+      </w:r>
+      <w:r>
+        <w:rPr>
+          <w:cs/>
+        </w:rPr>
+        <w:t>หรือชำระผ่านช่องทางออนไลน์</w:t>
+      </w:r>
+    </w:p>
+    <w:p>
+      <w:pPr>
+        <w:ind w:left="720" w:firstLine="720"/>
+        <w:jc w:val="left"/>
+      </w:pPr>
+      <w:r>
+        <w:rPr>
+          <w:rFonts w:hint="cs"/>
+          <w:cs/>
+        </w:rPr>
+        <w:t>5. พนักงาน</w:t>
+      </w:r>
+      <w:r>
+        <w:rPr>
+          <w:cs/>
+        </w:rPr>
+        <w:t>ตรวจสอบและอนุมัติรายการจอง/ยืนยันการชำระเงินเช็คอินและเช็คเอาต์</w:t>
+      </w:r>
+      <w:r>
+        <w:rPr>
+          <w:rFonts w:hint="cs"/>
+          <w:cs/>
+        </w:rPr>
+        <w:t>ของผู้ใช้บริการ</w:t>
       </w:r>
     </w:p>
     <w:p>
@@ -1264,14 +1373,155 @@
           <w:rFonts w:hint="cs"/>
           <w:cs/>
         </w:rPr>
+        <w:t>6. กรณียกเลิก หรือไม่มาตามเวลาจองที่จองไว้ เช่น จองไว้เที่ยงแต่ไม่มาเช็คอินก่อนตอนเย็นหรือในหกชั่วโมงจากการจอง ทางโรงแรมขอสงวนสิทธิ์ไม่สามารถยกเลิกหรือคืนเงินได้ทุกกรณี</w:t>
+      </w:r>
+    </w:p>
+    <w:p>
+      <w:pPr>
+        <w:ind w:left="720"/>
+        <w:jc w:val="left"/>
+      </w:pPr>
+      <w:r>
+        <w:rPr>
+          <w:rFonts w:hint="cs"/>
+          <w:cs/>
+        </w:rPr>
+        <w:t>1.3.3</w:t>
+      </w:r>
+      <w:r>
+        <w:rPr>
+          <w:rFonts w:hint="cs"/>
+          <w:cs/>
+        </w:rPr>
+        <w:t xml:space="preserve"> </w:t>
+      </w:r>
+      <w:r>
+        <w:rPr>
+          <w:cs/>
+        </w:rPr>
+        <w:t>ระบบรายงาน</w:t>
+      </w:r>
+    </w:p>
+    <w:p>
+      <w:pPr>
+        <w:ind w:left="720" w:firstLine="720"/>
+        <w:jc w:val="left"/>
+      </w:pPr>
+      <w:r>
+        <w:rPr>
+          <w:rFonts w:hint="cs"/>
+          <w:cs/>
+        </w:rPr>
+        <w:t>1.รายงานสถานะการใช้งานห้องพัก</w:t>
+      </w:r>
+    </w:p>
+    <w:p>
+      <w:pPr>
+        <w:ind w:left="720" w:firstLine="720"/>
+        <w:jc w:val="left"/>
+      </w:pPr>
+      <w:r>
+        <w:rPr>
+          <w:rFonts w:hint="cs"/>
+          <w:cs/>
+        </w:rPr>
         <w:t>2.</w:t>
       </w:r>
       <w:r>
         <w:rPr>
-          <w:rFonts w:hint="cs"/>
-          <w:cs/>
-        </w:rPr>
-        <w:t xml:space="preserve">จัดเก็บข้อมูลของโรงแรม เช่น จำนวนห้องพัก สถานะห้องพัก </w:t>
+          <w:cs/>
+        </w:rPr>
+        <w:t>รายงานรายได้จากห้องพัก</w:t>
+      </w:r>
+      <w:r>
+        <w:rPr>
+          <w:rFonts w:hint="cs"/>
+          <w:cs/>
+        </w:rPr>
+        <w:t>ทุกห้อง</w:t>
+      </w:r>
+    </w:p>
+    <w:p>
+      <w:pPr>
+        <w:ind w:left="1440"/>
+        <w:jc w:val="left"/>
+        <w:rPr>
+          <w:lang w:val="en-US"/>
+        </w:rPr>
+      </w:pPr>
+      <w:r>
+        <w:rPr>
+          <w:rFonts w:hint="cs"/>
+          <w:cs/>
+        </w:rPr>
+        <w:t>3.</w:t>
+      </w:r>
+      <w:r>
+        <w:rPr>
+          <w:cs/>
+        </w:rPr>
+        <w:t>รายงานสรุป</w:t>
+      </w:r>
+      <w:r>
+        <w:rPr>
+          <w:rFonts w:hint="cs"/>
+          <w:cs/>
+        </w:rPr>
+        <w:t>ยอด</w:t>
+      </w:r>
+      <w:r>
+        <w:rPr>
+          <w:cs/>
+        </w:rPr>
+        <w:t>การจอง</w:t>
+      </w:r>
+      <w:r>
+        <w:rPr>
+          <w:rFonts w:hint="cs"/>
+          <w:cs/>
+        </w:rPr>
+        <w:t>และรายได้ของ</w:t>
+      </w:r>
+      <w:r>
+        <w:rPr>
+          <w:cs/>
+        </w:rPr>
+        <w:t xml:space="preserve">ห้องพัก </w:t>
+      </w:r>
+      <w:r>
+        <w:rPr>
+          <w:rFonts w:hint="cs"/>
+          <w:cs/>
+        </w:rPr>
+        <w:t>ห้องเดี่ยว</w:t>
+      </w:r>
+      <w:r>
+        <w:rPr>
+          <w:rFonts w:hint="cs"/>
+          <w:cs/>
+          <w:lang w:val="en-US"/>
+        </w:rPr>
+        <w:t xml:space="preserve"> ห้องคู่ ห้องครอบครัว </w:t>
+      </w:r>
+      <w:r>
+        <w:rPr>
+          <w:lang w:val="en-US"/>
+        </w:rPr>
+        <w:t>(</w:t>
+      </w:r>
+      <w:r>
+        <w:rPr>
+          <w:rFonts w:hint="cs"/>
+          <w:cs/>
+          <w:lang w:val="en-US"/>
+        </w:rPr>
+        <w:t>ประจำวัน/ประจำเดือน/ประจำปี</w:t>
+      </w:r>
+      <w:r>
+        <w:rPr>
+          <w:lang w:val="en-US"/>
+        </w:rPr>
+        <w:t>)</w:t>
       </w:r>
     </w:p>
     <w:p>
@@ -1284,14 +1534,38 @@
           <w:rFonts w:hint="cs"/>
           <w:cs/>
         </w:rPr>
-        <w:t>3.</w:t>
-      </w:r>
-      <w:r>
-        <w:rPr>
-          <w:rFonts w:hint="cs"/>
-          <w:cs/>
-        </w:rPr>
-        <w:t xml:space="preserve">จัดเก็บข้อมูลประเภทห้องพัก เช่นรหัสประเภท ลักษณะ ราคา </w:t>
+        <w:t>4.</w:t>
+      </w:r>
+      <w:r>
+        <w:rPr>
+          <w:cs/>
+        </w:rPr>
+        <w:t>รายงานสถิติอัตราการเข้าพักและประเภทห้องพัก</w:t>
+      </w:r>
+      <w:r>
+        <w:rPr>
+          <w:rFonts w:hint="cs"/>
+          <w:cs/>
+        </w:rPr>
+        <w:t>ยอดนิยม</w:t>
+      </w:r>
+      <w:r>
+        <w:rPr>
+          <w:cs/>
+        </w:rPr>
+        <w:tab/>
+      </w:r>
+      <w:r>
+        <w:rPr>
+          <w:cs/>
+        </w:rPr>
+        <w:tab/>
+      </w:r>
+      <w:r>
+        <w:rPr>
+          <w:cs/>
+        </w:rPr>
+        <w:tab/>
       </w:r>
     </w:p>
     <w:p>
@@ -1302,508 +1576,10 @@
           <w:cs/>
         </w:rPr>
       </w:pPr>
-      <w:r>
-        <w:rPr>
-          <w:rFonts w:hint="cs"/>
-          <w:cs/>
-        </w:rPr>
-        <w:t>4.</w:t>
-      </w:r>
-      <w:r>
-        <w:rPr>
-          <w:rFonts w:hint="cs"/>
-          <w:cs/>
-        </w:rPr>
-        <w:t>พนักงานผู้ดูแลสามารถ</w:t>
-      </w:r>
-      <w:r>
-        <w:rPr>
-          <w:cs/>
-        </w:rPr>
-        <w:t>จัดการข้อมูลห้องพัก เพิ่ม/ลด/แก้ไข ประเภทห้อง</w:t>
-      </w:r>
-      <w:r>
-        <w:t xml:space="preserve"> </w:t>
-      </w:r>
-      <w:r>
-        <w:rPr>
-          <w:cs/>
-        </w:rPr>
-        <w:t>ราคา</w:t>
-      </w:r>
-      <w:r>
-        <w:rPr>
-          <w:rFonts w:hint="cs"/>
-          <w:cs/>
-        </w:rPr>
-        <w:t xml:space="preserve"> </w:t>
-      </w:r>
-      <w:r>
-        <w:rPr>
-          <w:cs/>
-        </w:rPr>
-        <w:t>สถานะห้อ</w:t>
-      </w:r>
-      <w:r>
-        <w:rPr>
-          <w:rFonts w:hint="cs"/>
-          <w:cs/>
-        </w:rPr>
-        <w:t>ง</w:t>
-      </w:r>
-      <w:r>
-        <w:t xml:space="preserve"> </w:t>
-      </w:r>
-      <w:r>
-        <w:rPr>
-          <w:rFonts w:hint="cs"/>
-          <w:cs/>
-        </w:rPr>
-        <w:t>และ</w:t>
-      </w:r>
-      <w:r>
-        <w:rPr>
-          <w:cs/>
-        </w:rPr>
-        <w:t>รูปภา</w:t>
-      </w:r>
-      <w:r>
-        <w:rPr>
-          <w:rFonts w:hint="cs"/>
-          <w:cs/>
-        </w:rPr>
-        <w:t xml:space="preserve">พได้ </w:t>
-      </w:r>
-    </w:p>
-    <w:p>
-      <w:pPr>
-        <w:ind w:left="720"/>
-        <w:jc w:val="left"/>
-      </w:pPr>
-      <w:r>
-        <w:rPr>
-          <w:rFonts w:hint="cs"/>
-          <w:cs/>
-        </w:rPr>
-        <w:t>1.3.</w:t>
-      </w:r>
-      <w:r>
-        <w:rPr>
-          <w:rFonts w:hint="cs"/>
-          <w:cs/>
-        </w:rPr>
-        <w:t xml:space="preserve">2 </w:t>
-      </w:r>
-      <w:r>
-        <w:rPr>
-          <w:rFonts w:hint="cs"/>
-          <w:cs/>
-        </w:rPr>
-        <w:t>ระบบการจอง</w:t>
-      </w:r>
-    </w:p>
-    <w:p>
-      <w:pPr>
-        <w:ind w:left="1440"/>
-        <w:jc w:val="left"/>
-      </w:pPr>
-      <w:r>
-        <w:rPr>
-          <w:rFonts w:hint="cs"/>
-          <w:cs/>
-        </w:rPr>
-        <w:lastRenderedPageBreak/>
-        <w:t>1.</w:t>
-      </w:r>
-      <w:r>
-        <w:rPr>
-          <w:rFonts w:hint="cs"/>
-          <w:cs/>
-        </w:rPr>
-        <w:t>ผู้ใช้บริการ</w:t>
-      </w:r>
-      <w:r>
-        <w:rPr>
-          <w:cs/>
-        </w:rPr>
-        <w:t>สมัครสมาชิก</w:t>
-      </w:r>
-      <w:r>
-        <w:rPr>
-          <w:rFonts w:hint="cs"/>
-          <w:cs/>
-        </w:rPr>
-        <w:t xml:space="preserve"> กรอกชื่อ เบอร์โทร อีเมล</w:t>
-      </w:r>
-      <w:r>
-        <w:rPr>
-          <w:cs/>
-        </w:rPr>
-        <w:t>เข้าสู่ระบบ</w:t>
-      </w:r>
-    </w:p>
-    <w:p>
-      <w:pPr>
-        <w:ind w:left="720" w:firstLine="720"/>
-        <w:jc w:val="left"/>
-      </w:pPr>
-      <w:r>
-        <w:rPr>
-          <w:rFonts w:hint="cs"/>
-          <w:cs/>
-        </w:rPr>
-        <w:t>2.</w:t>
-      </w:r>
-      <w:r>
-        <w:rPr>
-          <w:rFonts w:hint="cs"/>
-          <w:cs/>
-        </w:rPr>
-        <w:t xml:space="preserve"> </w:t>
-      </w:r>
-      <w:r>
-        <w:rPr>
-          <w:cs/>
-        </w:rPr>
-        <w:t>ค้นหาและตรวจสอบสถานะห้องพักว่างตามช่วงเวลาที่ต้องการ</w:t>
-      </w:r>
-    </w:p>
-    <w:p>
-      <w:pPr>
-        <w:ind w:left="720" w:firstLine="720"/>
-        <w:jc w:val="left"/>
-      </w:pPr>
-      <w:r>
-        <w:rPr>
-          <w:rFonts w:hint="cs"/>
-          <w:cs/>
-        </w:rPr>
-        <w:t>3.</w:t>
-      </w:r>
-      <w:r>
-        <w:rPr>
-          <w:rFonts w:hint="cs"/>
-          <w:cs/>
-        </w:rPr>
-        <w:t xml:space="preserve"> เลือกประเภทของห้องพักที่ต้องการจอง</w:t>
-      </w:r>
-    </w:p>
-    <w:p>
-      <w:pPr>
-        <w:ind w:left="720" w:firstLine="720"/>
-        <w:jc w:val="left"/>
-      </w:pPr>
-      <w:r>
-        <w:rPr>
-          <w:rFonts w:hint="cs"/>
-          <w:cs/>
-        </w:rPr>
-        <w:t>4.</w:t>
-      </w:r>
-      <w:r>
-        <w:rPr>
-          <w:rFonts w:hint="cs"/>
-          <w:cs/>
-        </w:rPr>
-        <w:t xml:space="preserve"> </w:t>
-      </w:r>
-      <w:r>
-        <w:rPr>
-          <w:cs/>
-        </w:rPr>
-        <w:t>แจ้งชำระเงิน/แนบหลักฐานการโอน</w:t>
-      </w:r>
-      <w:r>
-        <w:rPr>
-          <w:cs/>
-        </w:rPr>
-        <w:t>เงิน</w:t>
-      </w:r>
-      <w:r>
-        <w:t xml:space="preserve"> </w:t>
-      </w:r>
-      <w:r>
-        <w:rPr>
-          <w:cs/>
-        </w:rPr>
-        <w:t>หรือชำระผ่านช่องทางออนไลน์</w:t>
-      </w:r>
-    </w:p>
-    <w:p>
-      <w:pPr>
-        <w:ind w:left="720" w:firstLine="720"/>
-        <w:jc w:val="left"/>
-      </w:pPr>
-      <w:r>
-        <w:rPr>
-          <w:rFonts w:hint="cs"/>
-          <w:cs/>
-        </w:rPr>
-        <w:t>5.</w:t>
-      </w:r>
-      <w:r>
-        <w:rPr>
-          <w:rFonts w:hint="cs"/>
-          <w:cs/>
-        </w:rPr>
-        <w:t xml:space="preserve"> พนักงาน</w:t>
-      </w:r>
-      <w:r>
-        <w:rPr>
-          <w:cs/>
-        </w:rPr>
-        <w:t>ตรวจสอบและอนุมัติรายการจอง/ยืนยันการชำระเงินเช็คอินและเช็คเอาต์</w:t>
-      </w:r>
-      <w:r>
-        <w:rPr>
-          <w:rFonts w:hint="cs"/>
-          <w:cs/>
-        </w:rPr>
-        <w:t>ของผู้ใช้บริการ</w:t>
-      </w:r>
-    </w:p>
-    <w:p>
-      <w:pPr>
-        <w:ind w:left="1440"/>
-        <w:jc w:val="left"/>
-      </w:pPr>
-      <w:r>
-        <w:rPr>
-          <w:rFonts w:hint="cs"/>
-          <w:cs/>
-        </w:rPr>
-        <w:t>6</w:t>
-      </w:r>
-      <w:r>
-        <w:rPr>
-          <w:rFonts w:hint="cs"/>
-          <w:cs/>
-        </w:rPr>
-        <w:t>.</w:t>
-      </w:r>
-      <w:r>
-        <w:rPr>
-          <w:rFonts w:hint="cs"/>
-          <w:cs/>
-        </w:rPr>
-        <w:t xml:space="preserve"> กรณียกเลิก หรือไม่มาตามเวลาจองที่จองไว้ เช่น จองไว้เที่ยงแต่ไม่มาเช็คอินก่อนตอนเย็นหรือในหกชั่วโมงจากการจอง ทางโรงแรมขอสงวนสิทธิ์ไม่สามารถยกเลิกหรือคืนเงินได้ทุกกรณี</w:t>
-      </w:r>
-    </w:p>
-    <w:p>
-      <w:pPr>
-        <w:ind w:left="720"/>
-        <w:jc w:val="left"/>
-      </w:pPr>
-      <w:r>
-        <w:rPr>
-          <w:rFonts w:hint="cs"/>
-          <w:cs/>
-        </w:rPr>
-        <w:t>1.3.3</w:t>
-      </w:r>
-      <w:r>
-        <w:rPr>
-          <w:rFonts w:hint="cs"/>
-          <w:cs/>
-        </w:rPr>
-        <w:t xml:space="preserve"> </w:t>
-      </w:r>
-      <w:r>
-        <w:rPr>
-          <w:cs/>
-        </w:rPr>
-        <w:t>ระบบรายงาน</w:t>
-      </w:r>
-    </w:p>
-    <w:p>
-      <w:pPr>
-        <w:ind w:left="720" w:firstLine="720"/>
-        <w:jc w:val="left"/>
-      </w:pPr>
-      <w:r>
-        <w:rPr>
-          <w:rFonts w:hint="cs"/>
-          <w:cs/>
-        </w:rPr>
-        <w:t>1.</w:t>
-      </w:r>
-      <w:r>
-        <w:rPr>
-          <w:rFonts w:hint="cs"/>
-          <w:cs/>
-        </w:rPr>
-        <w:t>รายงานสถานะการใช้งานห้องพัก</w:t>
-      </w:r>
-    </w:p>
-    <w:p>
-      <w:pPr>
-        <w:ind w:left="720" w:firstLine="720"/>
-        <w:jc w:val="left"/>
-      </w:pPr>
-      <w:r>
-        <w:rPr>
-          <w:rFonts w:hint="cs"/>
-          <w:cs/>
-        </w:rPr>
-        <w:t>2.</w:t>
-      </w:r>
-      <w:r>
-        <w:rPr>
-          <w:cs/>
-        </w:rPr>
-        <w:t>รายงานรายได้จากห้องพัก</w:t>
-      </w:r>
-      <w:r>
-        <w:rPr>
-          <w:rFonts w:hint="cs"/>
-          <w:cs/>
-        </w:rPr>
-        <w:t>ทุกห้อง</w:t>
-      </w:r>
-    </w:p>
-    <w:p>
-      <w:pPr>
-        <w:ind w:left="1440"/>
-        <w:jc w:val="left"/>
-        <w:rPr>
-          <w:lang w:val="en-US"/>
-        </w:rPr>
-      </w:pPr>
-      <w:r>
-        <w:rPr>
-          <w:rFonts w:hint="cs"/>
-          <w:cs/>
-        </w:rPr>
-        <w:t>3.</w:t>
-      </w:r>
-      <w:r>
-        <w:rPr>
-          <w:cs/>
-        </w:rPr>
-        <w:t>รายงานสรุป</w:t>
-      </w:r>
-      <w:r>
-        <w:rPr>
-          <w:rFonts w:hint="cs"/>
-          <w:cs/>
-        </w:rPr>
-        <w:t>ยอด</w:t>
-      </w:r>
-      <w:r>
-        <w:rPr>
-          <w:cs/>
-        </w:rPr>
-        <w:t>การจอง</w:t>
-      </w:r>
-      <w:r>
-        <w:rPr>
-          <w:rFonts w:hint="cs"/>
-          <w:cs/>
-        </w:rPr>
-        <w:t>และรายได้ของ</w:t>
-      </w:r>
-      <w:r>
-        <w:rPr>
-          <w:cs/>
-        </w:rPr>
-        <w:t xml:space="preserve">ห้องพัก </w:t>
-      </w:r>
-      <w:r>
-        <w:rPr>
-          <w:rFonts w:hint="cs"/>
-          <w:cs/>
-        </w:rPr>
-        <w:t>ห้องเดี่ยว</w:t>
-      </w:r>
-      <w:r>
-        <w:rPr>
-          <w:rFonts w:hint="cs"/>
-          <w:cs/>
-          <w:lang w:val="en-US"/>
-        </w:rPr>
-        <w:t xml:space="preserve"> ห้องคู่ ห้องครอบครัว </w:t>
-      </w:r>
-      <w:r>
-        <w:rPr>
-          <w:lang w:val="en-US"/>
-        </w:rPr>
-        <w:t>(</w:t>
-      </w:r>
-      <w:r>
-        <w:rPr>
-          <w:rFonts w:hint="cs"/>
-          <w:cs/>
-          <w:lang w:val="en-US"/>
-        </w:rPr>
-        <w:t>ประจำวัน/ประจำเดือน/ประจำปี</w:t>
-      </w:r>
-      <w:r>
-        <w:rPr>
-          <w:lang w:val="en-US"/>
-        </w:rPr>
-        <w:t>)</w:t>
-      </w:r>
-    </w:p>
-    <w:p>
-      <w:pPr>
-        <w:ind w:left="720" w:firstLine="720"/>
-        <w:jc w:val="left"/>
-      </w:pPr>
-      <w:r>
-        <w:rPr>
-          <w:rFonts w:hint="cs"/>
-          <w:cs/>
-        </w:rPr>
-        <w:t>4.</w:t>
-      </w:r>
-      <w:r>
-        <w:rPr>
-          <w:cs/>
-        </w:rPr>
-        <w:t>รายงานสถิติอัตราการเข้าพักและประเภทห้องพัก</w:t>
-      </w:r>
-      <w:r>
-        <w:rPr>
-          <w:rFonts w:hint="cs"/>
-          <w:cs/>
-        </w:rPr>
-        <w:t>ยอดนิยม</w:t>
-      </w:r>
-      <w:r>
-        <w:rPr>
-          <w:cs/>
-        </w:rPr>
-        <w:tab/>
-      </w:r>
-      <w:r>
-        <w:rPr>
-          <w:cs/>
-        </w:rPr>
-        <w:tab/>
-      </w:r>
-      <w:r>
-        <w:rPr>
-          <w:cs/>
-        </w:rPr>
-        <w:tab/>
-      </w:r>
-    </w:p>
-    <w:p>
-      <w:pPr>
-        <w:ind w:left="720" w:firstLine="720"/>
-        <w:jc w:val="left"/>
-        <w:rPr>
-          <w:rFonts w:hint="cs"/>
-          <w:cs/>
-        </w:rPr>
-      </w:pPr>
-    </w:p>
-    <w:p>
-      <w:pPr>
-        <w:jc w:val="left"/>
-        <w:rPr>
-          <w:rFonts w:hint="cs"/>
-        </w:rPr>
+    </w:p>
+    <w:p>
+      <w:pPr>
+        <w:jc w:val="left"/>
       </w:pPr>
       <w:r>
         <w:rPr>
@@ -1823,28 +1599,7 @@
           <w:rFonts w:hint="cs"/>
           <w:cs/>
         </w:rPr>
-        <w:t>1.4.1</w:t>
-      </w:r>
-      <w:r>
-        <w:rPr>
-          <w:rFonts w:hint="cs"/>
-          <w:cs/>
-        </w:rPr>
-        <w:t xml:space="preserve"> ผู้บริหารหรือเจ้าของโรงแรมมีระบบรายงานรายได้จากการจองห้องพักรวมทั้งข้อมูลช่วงเดือน</w:t>
-      </w:r>
-      <w:r>
-        <w:rPr>
-          <w:rFonts w:hint="cs"/>
-          <w:cs/>
-        </w:rPr>
-        <w:t>ใด</w:t>
-      </w:r>
-      <w:r>
-        <w:rPr>
-          <w:rFonts w:hint="cs"/>
-          <w:cs/>
-        </w:rPr>
-        <w:t>ได้รับความนิยมเพื่อประกอบการตัดสินใจในการบริหาร</w:t>
+        <w:t>1.4.1 ผู้บริหารหรือเจ้าของโรงแรมมีระบบรายงานรายได้จากการจองห้องพักรวมทั้งข้อมูลช่วงเดือนใดได้รับความนิยมเพื่อประกอบการตัดสินใจในการบริหาร</w:t>
       </w:r>
     </w:p>
     <w:p>
@@ -1857,14 +1612,7 @@
           <w:rFonts w:hint="cs"/>
           <w:cs/>
         </w:rPr>
-        <w:t>1.4.2</w:t>
-      </w:r>
-      <w:r>
-        <w:rPr>
-          <w:rFonts w:hint="cs"/>
-          <w:cs/>
-        </w:rPr>
-        <w:t xml:space="preserve"> </w:t>
+        <w:t xml:space="preserve">1.4.2 </w:t>
       </w:r>
       <w:r>
         <w:rPr>
@@ -1954,7 +1702,6 @@
         <w:ind w:firstLine="720"/>
         <w:jc w:val="thaiDistribute"/>
         <w:rPr>
-          <w:rFonts w:hint="cs"/>
           <w:cs/>
         </w:rPr>
       </w:pPr>
@@ -1976,321 +1723,959 @@
           <w:rFonts w:hint="cs"/>
           <w:cs/>
         </w:rPr>
-        <w:t>1.4.</w:t>
-      </w:r>
-      <w:r>
-        <w:rPr>
-          <w:rFonts w:hint="cs"/>
-          <w:cs/>
-        </w:rPr>
-        <w:t>6</w:t>
-      </w:r>
-      <w:r>
-        <w:rPr>
-          <w:rFonts w:hint="cs"/>
-          <w:cs/>
+        <w:t xml:space="preserve">1.4.6 </w:t>
+      </w:r>
+      <w:r>
+        <w:rPr>
+          <w:rFonts w:hint="cs"/>
+          <w:cs/>
+        </w:rPr>
+        <w:t>ทำให้สามารถใช้ระบบสารสนเทศบนรูปแบบคอมพิวเตอร์เพื่อจัดการข้อมูลได้</w:t>
+      </w:r>
+      <w:r>
+        <w:rPr>
+          <w:rFonts w:hint="cs"/>
+          <w:cs/>
+        </w:rPr>
+        <w:t>อย่างเป็นระบบ</w:t>
+      </w:r>
+      <w:r>
+        <w:rPr>
+          <w:rFonts w:hint="cs"/>
         </w:rPr>
         <w:t xml:space="preserve"> </w:t>
       </w:r>
-      <w:r>
-        <w:rPr>
-          <w:rFonts w:hint="cs"/>
-          <w:cs/>
-        </w:rPr>
-        <w:t>ทำให้สามารถใช้ระบบสารสนเทศบนรูปแบบคอมพิวเตอร์เพื่อจัดการข้อมูลได้</w:t>
-      </w:r>
-      <w:r>
-        <w:rPr>
-          <w:rFonts w:hint="cs"/>
-          <w:cs/>
-        </w:rPr>
-        <w:t>อย่างเป็นระบบ</w:t>
-      </w:r>
-      <w:r>
-        <w:rPr>
-          <w:rFonts w:hint="cs"/>
+    </w:p>
+    <w:p>
+      <w:pPr>
+        <w:ind w:firstLine="720"/>
+        <w:jc w:val="left"/>
+      </w:pPr>
+    </w:p>
+    <w:p>
+      <w:pPr>
+        <w:ind w:firstLine="720"/>
+        <w:jc w:val="left"/>
+      </w:pPr>
+    </w:p>
+    <w:p>
+      <w:pPr>
+        <w:ind w:firstLine="720"/>
+        <w:jc w:val="left"/>
+      </w:pPr>
+    </w:p>
+    <w:p>
+      <w:pPr>
+        <w:ind w:firstLine="720"/>
+        <w:jc w:val="left"/>
+      </w:pPr>
+    </w:p>
+    <w:p>
+      <w:pPr>
+        <w:ind w:firstLine="720"/>
+        <w:jc w:val="left"/>
+      </w:pPr>
+    </w:p>
+    <w:p>
+      <w:pPr>
+        <w:ind w:firstLine="720"/>
+        <w:jc w:val="left"/>
+      </w:pPr>
+    </w:p>
+    <w:p>
+      <w:pPr>
+        <w:ind w:firstLine="720"/>
+        <w:jc w:val="left"/>
+      </w:pPr>
+    </w:p>
+    <w:p>
+      <w:pPr>
+        <w:ind w:firstLine="720"/>
+        <w:jc w:val="left"/>
+        <w:rPr>
+          <w:b/>
+          <w:bCs/>
+        </w:rPr>
+      </w:pPr>
+      <w:r>
+        <w:rPr>
+          <w:rFonts w:hint="cs"/>
+          <w:cs/>
+        </w:rPr>
+        <w:t xml:space="preserve">                                                        </w:t>
+      </w:r>
+    </w:p>
+    <w:p>
+      <w:pPr>
+        <w:jc w:val="left"/>
+        <w:rPr>
+          <w:lang w:val="en-US"/>
+        </w:rPr>
+      </w:pPr>
+      <w:r>
+        <w:rPr>
+          <w:rFonts w:hint="cs"/>
+          <w:b/>
+          <w:bCs/>
+          <w:cs/>
+        </w:rPr>
+        <w:lastRenderedPageBreak/>
+        <w:t>1</w:t>
+      </w:r>
+      <w:r>
+        <w:rPr>
+          <w:b/>
+          <w:bCs/>
+          <w:cs/>
+        </w:rPr>
+        <w:t>.5 วิธีการดำเนินโครงการ</w:t>
+      </w:r>
+    </w:p>
+    <w:p>
+      <w:pPr>
+        <w:jc w:val="thaiDistribute"/>
+        <w:rPr>
+          <w:lang w:val="en-US"/>
+        </w:rPr>
+      </w:pPr>
+      <w:r>
+        <w:rPr>
+          <w:cs/>
+        </w:rPr>
+        <w:tab/>
+      </w:r>
+      <w:r>
+        <w:rPr>
+          <w:b/>
+          <w:bCs/>
+          <w:lang w:val="en-US"/>
+        </w:rPr>
+        <w:t xml:space="preserve">1.5.1 </w:t>
+      </w:r>
+      <w:r>
+        <w:rPr>
+          <w:rFonts w:hint="cs"/>
+          <w:b/>
+          <w:bCs/>
+          <w:cs/>
+          <w:lang w:val="en-US"/>
+        </w:rPr>
+        <w:t>ระยะเวลาการจัดทำโครงงาน</w:t>
+      </w:r>
+      <w:r>
+        <w:rPr>
+          <w:b/>
+          <w:bCs/>
+          <w:lang w:val="en-US"/>
         </w:rPr>
         <w:t xml:space="preserve"> </w:t>
       </w:r>
-    </w:p>
-    <w:p>
-      <w:pPr>
-        <w:jc w:val="left"/>
-        <w:rPr>
-          <w:rFonts w:hint="cs"/>
-        </w:rPr>
-      </w:pPr>
-    </w:p>
-    <w:p>
-      <w:pPr>
-        <w:jc w:val="left"/>
-      </w:pPr>
-    </w:p>
-    <w:p>
-      <w:pPr>
-        <w:ind w:firstLine="720"/>
-        <w:jc w:val="left"/>
-      </w:pPr>
-      <w:r>
-        <w:rPr>
-          <w:rFonts w:hint="cs"/>
-          <w:b/>
-          <w:bCs/>
-          <w:cs/>
-        </w:rPr>
-        <w:t>1</w:t>
-      </w:r>
-      <w:r>
-        <w:rPr>
-          <w:b/>
-          <w:bCs/>
-          <w:cs/>
-        </w:rPr>
-        <w:t>.5 วิธีการดำเนินโครงการ</w:t>
-      </w:r>
-    </w:p>
-    <w:p>
-      <w:pPr>
-        <w:ind w:firstLine="720"/>
-        <w:jc w:val="thaiDistribute"/>
-      </w:pPr>
-      <w:r>
-        <w:rPr>
-          <w:rFonts w:hint="cs"/>
-          <w:cs/>
-        </w:rPr>
-        <w:t>การดำเนินงาน</w:t>
-      </w:r>
-      <w:r>
-        <w:rPr>
-          <w:rFonts w:hint="cs"/>
-          <w:cs/>
-        </w:rPr>
-        <w:t>เป็นไปตามขั้นตอน</w:t>
-      </w:r>
-      <w:r>
-        <w:rPr>
-          <w:rFonts w:hint="cs"/>
-          <w:cs/>
-        </w:rPr>
-        <w:t>วงจรชีวิตการพัฒนาระบบ</w:t>
-      </w:r>
-      <w:r>
-        <w:rPr>
-          <w:rFonts w:hint="cs"/>
-          <w:cs/>
+      <w:r>
+        <w:rPr>
+          <w:lang w:val="en-US"/>
+        </w:rPr>
+        <w:t xml:space="preserve">15 </w:t>
+      </w:r>
+      <w:r>
+        <w:rPr>
+          <w:rFonts w:hint="cs"/>
+          <w:cs/>
+          <w:lang w:val="en-US"/>
+        </w:rPr>
+        <w:t xml:space="preserve">มิถุนายน </w:t>
+      </w:r>
+      <w:r>
+        <w:rPr>
+          <w:lang w:val="en-US"/>
+        </w:rPr>
+        <w:t xml:space="preserve">2569 – </w:t>
+      </w:r>
+      <w:r>
+        <w:rPr>
+          <w:lang w:val="en-US"/>
+        </w:rPr>
+        <w:t>8</w:t>
+      </w:r>
+      <w:r>
+        <w:rPr>
+          <w:lang w:val="en-US"/>
         </w:rPr>
         <w:t xml:space="preserve"> </w:t>
       </w:r>
       <w:r>
-        <w:t>(</w:t>
-      </w:r>
-      <w:r>
-        <w:rPr>
-          <w:rFonts w:hint="cs"/>
-        </w:rPr>
-        <w:t>SDLC</w:t>
-      </w:r>
-      <w:r>
-        <w:t>:Sytem Development Life Cycle)</w:t>
-      </w:r>
-      <w:r>
-        <w:rPr>
-          <w:rFonts w:hint="cs"/>
-        </w:rPr>
-        <w:t xml:space="preserve"> </w:t>
-      </w:r>
-    </w:p>
-    <w:p>
-      <w:pPr>
-        <w:jc w:val="thaiDistribute"/>
-        <w:rPr>
-          <w:cs/>
-        </w:rPr>
-      </w:pPr>
-      <w:r>
-        <w:rPr>
-          <w:rFonts w:hint="cs"/>
-          <w:cs/>
-        </w:rPr>
-        <w:t>ดังนี้</w:t>
-      </w:r>
-    </w:p>
-    <w:p>
-      <w:pPr>
-        <w:ind w:firstLine="720"/>
-        <w:jc w:val="thaiDistribute"/>
-      </w:pPr>
-      <w:r>
-        <w:rPr>
-          <w:rFonts w:hint="cs"/>
-          <w:cs/>
-        </w:rPr>
-        <w:t>1.5.1</w:t>
-      </w:r>
-      <w:r>
-        <w:t xml:space="preserve"> </w:t>
-      </w:r>
-      <w:r>
-        <w:rPr>
-          <w:cs/>
-        </w:rPr>
-        <w:t>การกำหนดปัญหาและศึกษาความเป็นไปได้</w:t>
-      </w:r>
-    </w:p>
-    <w:p>
-      <w:pPr>
-        <w:ind w:firstLine="720"/>
-        <w:jc w:val="thaiDistribute"/>
-      </w:pPr>
-      <w:r>
-        <w:rPr>
-          <w:rFonts w:hint="cs"/>
-          <w:cs/>
-        </w:rPr>
-        <w:t>1.5.2</w:t>
-      </w:r>
-      <w:r>
-        <w:t xml:space="preserve"> </w:t>
-      </w:r>
-      <w:r>
-        <w:rPr>
-          <w:cs/>
-        </w:rPr>
-        <w:t>การวิเคราะห์ระบบ</w:t>
-      </w:r>
-      <w:r>
-        <w:rPr>
-          <w:rFonts w:hint="cs"/>
-          <w:cs/>
-        </w:rPr>
-        <w:t>จากการเก็บรวบรวมข้อมูลด้วยการ สัมภาษณ์และสังเกตการณ์</w:t>
-      </w:r>
-    </w:p>
-    <w:p>
-      <w:pPr>
-        <w:ind w:firstLine="720"/>
-        <w:jc w:val="thaiDistribute"/>
-      </w:pPr>
-      <w:r>
-        <w:rPr>
-          <w:rFonts w:hint="cs"/>
-          <w:cs/>
-        </w:rPr>
-        <w:lastRenderedPageBreak/>
-        <w:t>1.5.3</w:t>
-      </w:r>
-      <w:r>
-        <w:t xml:space="preserve"> </w:t>
-      </w:r>
-      <w:r>
-        <w:rPr>
-          <w:cs/>
-        </w:rPr>
-        <w:t xml:space="preserve">การออกแบบระบบ </w:t>
-      </w:r>
-    </w:p>
-    <w:p>
-      <w:pPr>
-        <w:ind w:firstLine="720"/>
-        <w:jc w:val="thaiDistribute"/>
-      </w:pPr>
-      <w:r>
-        <w:rPr>
-          <w:rFonts w:hint="cs"/>
-          <w:cs/>
-        </w:rPr>
-        <w:t>1.5.4</w:t>
-      </w:r>
-      <w:r>
-        <w:t xml:space="preserve"> </w:t>
-      </w:r>
-      <w:r>
-        <w:rPr>
-          <w:cs/>
-        </w:rPr>
-        <w:t>การพัฒนาระบบและเขียนโค้ด</w:t>
-      </w:r>
-      <w:r>
-        <w:rPr>
-          <w:rFonts w:hint="cs"/>
-          <w:cs/>
-        </w:rPr>
-        <w:t xml:space="preserve"> </w:t>
-      </w:r>
-    </w:p>
-    <w:p>
-      <w:pPr>
-        <w:ind w:firstLine="720"/>
-        <w:jc w:val="thaiDistribute"/>
-      </w:pPr>
-      <w:r>
-        <w:rPr>
-          <w:rFonts w:hint="cs"/>
-          <w:cs/>
-        </w:rPr>
-        <w:t>1.5.5</w:t>
-      </w:r>
-      <w:r>
-        <w:t xml:space="preserve"> </w:t>
-      </w:r>
-      <w:r>
-        <w:rPr>
-          <w:cs/>
-        </w:rPr>
-        <w:t>การทดสอบระบบ</w:t>
-      </w:r>
-      <w:r>
-        <w:rPr>
-          <w:rFonts w:hint="cs"/>
-          <w:cs/>
-        </w:rPr>
-        <w:t xml:space="preserve"> </w:t>
-      </w:r>
-    </w:p>
-    <w:p>
-      <w:pPr>
-        <w:ind w:firstLine="720"/>
-        <w:jc w:val="left"/>
-      </w:pPr>
-      <w:r>
-        <w:rPr>
-          <w:rFonts w:hint="cs"/>
-          <w:cs/>
-        </w:rPr>
-        <w:t>1.5.6</w:t>
-      </w:r>
-      <w:r>
-        <w:t xml:space="preserve"> </w:t>
-      </w:r>
-      <w:r>
-        <w:rPr>
-          <w:cs/>
-        </w:rPr>
-        <w:t>การประเมินและสรุปผลโครงการ</w:t>
-      </w:r>
-    </w:p>
-    <w:p>
-      <w:pPr>
-        <w:jc w:val="left"/>
-        <w:rPr>
-          <w:b/>
-          <w:bCs/>
-        </w:rPr>
-      </w:pPr>
+        <w:rPr>
+          <w:rFonts w:hint="cs"/>
+          <w:cs/>
+          <w:lang w:val="en-US"/>
+        </w:rPr>
+        <w:t xml:space="preserve">ตุลาคม </w:t>
+      </w:r>
+      <w:r>
+        <w:rPr>
+          <w:lang w:val="en-US"/>
+        </w:rPr>
+        <w:t>2569</w:t>
+      </w:r>
+    </w:p>
+    <w:tbl>
+      <w:tblPr>
+        <w:tblStyle w:val="TableGrid"/>
+        <w:tblW w:w="0" w:type="auto"/>
+        <w:tblLook w:val="04A0" w:firstRow="1" w:lastRow="0" w:firstColumn="1" w:lastColumn="0" w:noHBand="0" w:noVBand="1"/>
+      </w:tblPr>
+      <w:tblGrid>
+        <w:gridCol w:w="4106"/>
+        <w:gridCol w:w="1904"/>
+        <w:gridCol w:w="3006"/>
+      </w:tblGrid>
+      <w:tr>
+        <w:tc>
+          <w:tcPr>
+            <w:tcW w:w="4106" w:type="dxa"/>
+          </w:tcPr>
+          <w:p>
+            <w:pPr>
+              <w:rPr>
+                <w:rFonts w:hint="cs"/>
+                <w:cs/>
+                <w:lang w:val="en-US"/>
+              </w:rPr>
+            </w:pPr>
+            <w:r>
+              <w:rPr>
+                <w:rFonts w:hint="cs"/>
+                <w:cs/>
+                <w:lang w:val="en-US"/>
+              </w:rPr>
+              <w:t>กิจกรรม</w:t>
+            </w:r>
+          </w:p>
+        </w:tc>
+        <w:tc>
+          <w:tcPr>
+            <w:tcW w:w="1904" w:type="dxa"/>
+          </w:tcPr>
+          <w:p>
+            <w:pPr>
+              <w:rPr>
+                <w:lang w:val="en-US"/>
+              </w:rPr>
+            </w:pPr>
+            <w:r>
+              <w:rPr>
+                <w:rFonts w:hint="cs"/>
+                <w:cs/>
+                <w:lang w:val="en-US"/>
+              </w:rPr>
+              <w:t>ระยะของกิจกรรม</w:t>
+            </w:r>
+          </w:p>
+          <w:p>
+            <w:pPr>
+              <w:rPr>
+                <w:lang w:val="en-US"/>
+              </w:rPr>
+            </w:pPr>
+            <w:r>
+              <w:rPr>
+                <w:lang w:val="en-US"/>
+              </w:rPr>
+              <w:t>(</w:t>
+            </w:r>
+            <w:r>
+              <w:rPr>
+                <w:rFonts w:hint="cs"/>
+                <w:cs/>
+                <w:lang w:val="en-US"/>
+              </w:rPr>
+              <w:t>สัปดาห์</w:t>
+            </w:r>
+            <w:r>
+              <w:rPr>
+                <w:lang w:val="en-US"/>
+              </w:rPr>
+              <w:t>)</w:t>
+            </w:r>
+          </w:p>
+        </w:tc>
+        <w:tc>
+          <w:tcPr>
+            <w:tcW w:w="3006" w:type="dxa"/>
+          </w:tcPr>
+          <w:p>
+            <w:pPr>
+              <w:rPr>
+                <w:rFonts w:hint="cs"/>
+                <w:lang w:val="en-US"/>
+              </w:rPr>
+            </w:pPr>
+            <w:r>
+              <w:rPr>
+                <w:rFonts w:hint="cs"/>
+                <w:cs/>
+                <w:lang w:val="en-US"/>
+              </w:rPr>
+              <w:t>ลำดับกิจกรรม</w:t>
+            </w:r>
+          </w:p>
+        </w:tc>
+      </w:tr>
+      <w:tr>
+        <w:tc>
+          <w:tcPr>
+            <w:tcW w:w="4106" w:type="dxa"/>
+          </w:tcPr>
+          <w:p>
+            <w:pPr>
+              <w:jc w:val="thaiDistribute"/>
+              <w:rPr>
+                <w:rFonts w:hint="cs"/>
+                <w:lang w:val="en-US"/>
+              </w:rPr>
+            </w:pPr>
+            <w:r>
+              <w:rPr>
+                <w:lang w:val="en-US"/>
+              </w:rPr>
+              <w:t>(A)</w:t>
+            </w:r>
+            <w:r>
+              <w:rPr>
+                <w:rFonts w:hint="cs"/>
+                <w:cs/>
+              </w:rPr>
+              <w:t xml:space="preserve"> </w:t>
+            </w:r>
+            <w:r>
+              <w:rPr>
+                <w:cs/>
+              </w:rPr>
+              <w:t>การกำหนดปัญหาและศึกษาความเป็นไปได้</w:t>
+            </w:r>
+          </w:p>
+        </w:tc>
+        <w:tc>
+          <w:tcPr>
+            <w:tcW w:w="1904" w:type="dxa"/>
+          </w:tcPr>
+          <w:p>
+            <w:pPr>
+              <w:rPr>
+                <w:lang w:val="en-US"/>
+              </w:rPr>
+            </w:pPr>
+            <w:r>
+              <w:rPr>
+                <w:lang w:val="en-US"/>
+              </w:rPr>
+              <w:t>3</w:t>
+            </w:r>
+          </w:p>
+        </w:tc>
+        <w:tc>
+          <w:tcPr>
+            <w:tcW w:w="3006" w:type="dxa"/>
+          </w:tcPr>
+          <w:p>
+            <w:pPr>
+              <w:rPr>
+                <w:rFonts w:hint="cs"/>
+                <w:lang w:val="en-US"/>
+              </w:rPr>
+            </w:pPr>
+            <w:r>
+              <w:rPr>
+                <w:lang w:val="en-US"/>
+              </w:rPr>
+              <w:t>-</w:t>
+            </w:r>
+          </w:p>
+        </w:tc>
+      </w:tr>
+      <w:tr>
+        <w:tc>
+          <w:tcPr>
+            <w:tcW w:w="4106" w:type="dxa"/>
+          </w:tcPr>
+          <w:p>
+            <w:pPr>
+              <w:jc w:val="thaiDistribute"/>
+              <w:rPr>
+                <w:rFonts w:hint="cs"/>
+              </w:rPr>
+            </w:pPr>
+            <w:r>
+              <w:rPr>
+                <w:lang w:val="en-US"/>
+              </w:rPr>
+              <w:t>(B)</w:t>
+            </w:r>
+            <w:r>
+              <w:rPr>
+                <w:rFonts w:hint="cs"/>
+                <w:cs/>
+              </w:rPr>
+              <w:t xml:space="preserve"> </w:t>
+            </w:r>
+            <w:r>
+              <w:rPr>
+                <w:cs/>
+              </w:rPr>
+              <w:t>การวิเคราะห์ระบบ</w:t>
+            </w:r>
+            <w:r>
+              <w:rPr>
+                <w:rFonts w:hint="cs"/>
+                <w:cs/>
+              </w:rPr>
+              <w:t>จากการเก็บรวบรวมข้อมูลด้วยการ สัมภาษณ์และสังเกตการณ์</w:t>
+            </w:r>
+          </w:p>
+        </w:tc>
+        <w:tc>
+          <w:tcPr>
+            <w:tcW w:w="1904" w:type="dxa"/>
+          </w:tcPr>
+          <w:p>
+            <w:pPr>
+              <w:rPr>
+                <w:rFonts w:hint="cs"/>
+                <w:lang w:val="en-US"/>
+              </w:rPr>
+            </w:pPr>
+            <w:r>
+              <w:rPr>
+                <w:lang w:val="en-US"/>
+              </w:rPr>
+              <w:t>5</w:t>
+            </w:r>
+          </w:p>
+        </w:tc>
+        <w:tc>
+          <w:tcPr>
+            <w:tcW w:w="3006" w:type="dxa"/>
+          </w:tcPr>
+          <w:p>
+            <w:pPr>
+              <w:rPr>
+                <w:rFonts w:hint="cs"/>
+                <w:lang w:val="en-US"/>
+              </w:rPr>
+            </w:pPr>
+            <w:r>
+              <w:rPr>
+                <w:lang w:val="en-US"/>
+              </w:rPr>
+              <w:t>A</w:t>
+            </w:r>
+          </w:p>
+        </w:tc>
+      </w:tr>
+      <w:tr>
+        <w:tc>
+          <w:tcPr>
+            <w:tcW w:w="4106" w:type="dxa"/>
+          </w:tcPr>
+          <w:p>
+            <w:pPr>
+              <w:jc w:val="thaiDistribute"/>
+              <w:rPr>
+                <w:rFonts w:hint="cs"/>
+                <w:lang w:val="en-US"/>
+              </w:rPr>
+            </w:pPr>
+            <w:r>
+              <w:rPr>
+                <w:lang w:val="en-US"/>
+              </w:rPr>
+              <w:t>(C)</w:t>
+            </w:r>
+            <w:r>
+              <w:rPr>
+                <w:lang w:val="en-US"/>
+              </w:rPr>
+              <w:t xml:space="preserve"> </w:t>
+            </w:r>
+            <w:r>
+              <w:rPr>
+                <w:cs/>
+              </w:rPr>
+              <w:t>การออกแบบระบบ</w:t>
+            </w:r>
+          </w:p>
+        </w:tc>
+        <w:tc>
+          <w:tcPr>
+            <w:tcW w:w="1904" w:type="dxa"/>
+          </w:tcPr>
+          <w:p>
+            <w:pPr>
+              <w:rPr>
+                <w:rFonts w:hint="cs"/>
+                <w:lang w:val="en-US"/>
+              </w:rPr>
+            </w:pPr>
+            <w:r>
+              <w:rPr>
+                <w:lang w:val="en-US"/>
+              </w:rPr>
+              <w:t>6</w:t>
+            </w:r>
+          </w:p>
+        </w:tc>
+        <w:tc>
+          <w:tcPr>
+            <w:tcW w:w="3006" w:type="dxa"/>
+          </w:tcPr>
+          <w:p>
+            <w:pPr>
+              <w:rPr>
+                <w:rFonts w:hint="cs"/>
+                <w:lang w:val="en-US"/>
+              </w:rPr>
+            </w:pPr>
+            <w:r>
+              <w:rPr>
+                <w:lang w:val="en-US"/>
+              </w:rPr>
+              <w:t>B</w:t>
+            </w:r>
+          </w:p>
+        </w:tc>
+      </w:tr>
+      <w:tr>
+        <w:tc>
+          <w:tcPr>
+            <w:tcW w:w="4106" w:type="dxa"/>
+          </w:tcPr>
+          <w:p>
+            <w:pPr>
+              <w:jc w:val="thaiDistribute"/>
+              <w:rPr>
+                <w:rFonts w:hint="cs"/>
+                <w:lang w:val="en-US"/>
+              </w:rPr>
+            </w:pPr>
+            <w:r>
+              <w:rPr>
+                <w:lang w:val="en-US"/>
+              </w:rPr>
+              <w:t>(D)</w:t>
+            </w:r>
+            <w:r>
+              <w:rPr>
+                <w:lang w:val="en-US"/>
+              </w:rPr>
+              <w:t xml:space="preserve"> </w:t>
+            </w:r>
+            <w:r>
+              <w:rPr>
+                <w:cs/>
+              </w:rPr>
+              <w:t>การพัฒนาระบบและเขียนโค้ด</w:t>
+            </w:r>
+          </w:p>
+        </w:tc>
+        <w:tc>
+          <w:tcPr>
+            <w:tcW w:w="1904" w:type="dxa"/>
+          </w:tcPr>
+          <w:p>
+            <w:pPr>
+              <w:rPr>
+                <w:rFonts w:hint="cs"/>
+                <w:lang w:val="en-US"/>
+              </w:rPr>
+            </w:pPr>
+            <w:r>
+              <w:rPr>
+                <w:lang w:val="en-US"/>
+              </w:rPr>
+              <w:t>8</w:t>
+            </w:r>
+          </w:p>
+        </w:tc>
+        <w:tc>
+          <w:tcPr>
+            <w:tcW w:w="3006" w:type="dxa"/>
+          </w:tcPr>
+          <w:p>
+            <w:pPr>
+              <w:rPr>
+                <w:rFonts w:hint="cs"/>
+                <w:lang w:val="en-US"/>
+              </w:rPr>
+            </w:pPr>
+            <w:r>
+              <w:rPr>
+                <w:lang w:val="en-US"/>
+              </w:rPr>
+              <w:t>C</w:t>
+            </w:r>
+          </w:p>
+        </w:tc>
+      </w:tr>
+      <w:tr>
+        <w:tc>
+          <w:tcPr>
+            <w:tcW w:w="4106" w:type="dxa"/>
+          </w:tcPr>
+          <w:p>
+            <w:pPr>
+              <w:jc w:val="thaiDistribute"/>
+              <w:rPr>
+                <w:rFonts w:hint="cs"/>
+                <w:lang w:val="en-US"/>
+              </w:rPr>
+            </w:pPr>
+            <w:r>
+              <w:rPr>
+                <w:lang w:val="en-US"/>
+              </w:rPr>
+              <w:t>(E)</w:t>
+            </w:r>
+            <w:r>
+              <w:rPr>
+                <w:rFonts w:hint="cs"/>
+                <w:cs/>
+              </w:rPr>
+              <w:t xml:space="preserve"> </w:t>
+            </w:r>
+            <w:r>
+              <w:rPr>
+                <w:cs/>
+              </w:rPr>
+              <w:t>การทดสอบระบบ</w:t>
+            </w:r>
+          </w:p>
+        </w:tc>
+        <w:tc>
+          <w:tcPr>
+            <w:tcW w:w="1904" w:type="dxa"/>
+          </w:tcPr>
+          <w:p>
+            <w:pPr>
+              <w:rPr>
+                <w:rFonts w:hint="cs"/>
+                <w:lang w:val="en-US"/>
+              </w:rPr>
+            </w:pPr>
+            <w:r>
+              <w:rPr>
+                <w:lang w:val="en-US"/>
+              </w:rPr>
+              <w:t>4</w:t>
+            </w:r>
+          </w:p>
+        </w:tc>
+        <w:tc>
+          <w:tcPr>
+            <w:tcW w:w="3006" w:type="dxa"/>
+          </w:tcPr>
+          <w:p>
+            <w:pPr>
+              <w:rPr>
+                <w:rFonts w:hint="cs"/>
+                <w:lang w:val="en-US"/>
+              </w:rPr>
+            </w:pPr>
+            <w:r>
+              <w:rPr>
+                <w:lang w:val="en-US"/>
+              </w:rPr>
+              <w:t>D</w:t>
+            </w:r>
+          </w:p>
+        </w:tc>
+      </w:tr>
+      <w:tr>
+        <w:tc>
+          <w:tcPr>
+            <w:tcW w:w="4106" w:type="dxa"/>
+          </w:tcPr>
+          <w:p>
+            <w:pPr>
+              <w:jc w:val="both"/>
+              <w:rPr>
+                <w:rFonts w:hint="cs"/>
+                <w:lang w:val="en-US"/>
+              </w:rPr>
+            </w:pPr>
+            <w:r>
+              <w:rPr>
+                <w:lang w:val="en-US"/>
+              </w:rPr>
+              <w:t>(F)</w:t>
+            </w:r>
+            <w:r>
+              <w:rPr>
+                <w:rFonts w:hint="cs"/>
+                <w:cs/>
+              </w:rPr>
+              <w:t xml:space="preserve"> </w:t>
+            </w:r>
+            <w:r>
+              <w:rPr>
+                <w:cs/>
+              </w:rPr>
+              <w:t>การประเมินและสรุปผลโครงการ</w:t>
+            </w:r>
+          </w:p>
+        </w:tc>
+        <w:tc>
+          <w:tcPr>
+            <w:tcW w:w="1904" w:type="dxa"/>
+          </w:tcPr>
+          <w:p>
+            <w:pPr>
+              <w:rPr>
+                <w:rFonts w:hint="cs"/>
+                <w:lang w:val="en-US"/>
+              </w:rPr>
+            </w:pPr>
+            <w:r>
+              <w:rPr>
+                <w:lang w:val="en-US"/>
+              </w:rPr>
+              <w:t>1</w:t>
+            </w:r>
+          </w:p>
+        </w:tc>
+        <w:tc>
+          <w:tcPr>
+            <w:tcW w:w="3006" w:type="dxa"/>
+          </w:tcPr>
+          <w:p>
+            <w:pPr>
+              <w:rPr>
+                <w:rFonts w:hint="cs"/>
+                <w:lang w:val="en-US"/>
+              </w:rPr>
+            </w:pPr>
+            <w:r>
+              <w:rPr>
+                <w:lang w:val="en-US"/>
+              </w:rPr>
+              <w:t>E</w:t>
+            </w:r>
+          </w:p>
+        </w:tc>
+      </w:tr>
+    </w:tbl>
+    <w:p>
+      <w:pPr>
+        <w:rPr>
+          <w:lang w:val="en-US"/>
+        </w:rPr>
+      </w:pPr>
+      <w:r>
+        <w:rPr>
+          <w:rFonts w:hint="cs"/>
+          <w:cs/>
+          <w:lang w:val="en-US"/>
+        </w:rPr>
+        <w:t xml:space="preserve">ตารางที่ </w:t>
+      </w:r>
+      <w:r>
+        <w:rPr>
+          <w:lang w:val="en-US"/>
+        </w:rPr>
+        <w:t xml:space="preserve">1.1 </w:t>
+      </w:r>
+      <w:r>
+        <w:rPr>
+          <w:rFonts w:hint="cs"/>
+          <w:cs/>
+          <w:lang w:val="en-US"/>
+        </w:rPr>
+        <w:t>ระยะเวลาการจัดทำโครงงาน</w:t>
+      </w:r>
+    </w:p>
+    <w:p>
+      <w:pPr>
+        <w:rPr>
+          <w:rFonts w:hint="cs"/>
+          <w:sz w:val="24"/>
+          <w:szCs w:val="24"/>
+          <w:cs/>
+          <w:lang w:val="en-US"/>
+        </w:rPr>
+      </w:pPr>
+    </w:p>
+    <w:p>
+      <w:pPr>
+        <w:jc w:val="left"/>
+        <w:rPr>
+          <w:b/>
+          <w:bCs/>
+          <w:lang w:val="en-US"/>
+        </w:rPr>
+      </w:pPr>
+      <w:r>
+        <w:rPr>
+          <w:noProof/>
+          <w:sz w:val="24"/>
+          <w:szCs w:val="24"/>
+          <w:cs/>
+          <w:lang w:val="en-US"/>
+        </w:rPr>
+        <mc:AlternateContent>
+          <mc:Choice Requires="wps">
+            <w:drawing>
+              <wp:anchor distT="45720" distB="45720" distL="114300" distR="114300" simplePos="0" relativeHeight="251662336" behindDoc="0" locked="0" layoutInCell="1" allowOverlap="1" wp14:anchorId="04ED0F54" wp14:editId="40414E43">
+                <wp:simplePos x="0" y="0"/>
+                <wp:positionH relativeFrom="margin">
+                  <wp:align>center</wp:align>
+                </wp:positionH>
+                <wp:positionV relativeFrom="paragraph">
+                  <wp:posOffset>56916</wp:posOffset>
+                </wp:positionV>
+                <wp:extent cx="1098884" cy="312821"/>
+                <wp:effectExtent l="0" t="0" r="6350" b="0"/>
+                <wp:wrapNone/>
+                <wp:docPr id="217" name="Text Box 2"/>
+                <wp:cNvGraphicFramePr>
+                  <a:graphicFrameLocks xmlns:a="http://schemas.openxmlformats.org/drawingml/2006/main"/>
+                </wp:cNvGraphicFramePr>
+                <a:graphic xmlns:a="http://schemas.openxmlformats.org/drawingml/2006/main">
+                  <a:graphicData uri="http://schemas.microsoft.com/office/word/2010/wordprocessingShape">
+                    <wps:wsp>
+                      <wps:cNvSpPr txBox="1">
+                        <a:spLocks noChangeArrowheads="1"/>
+                      </wps:cNvSpPr>
+                      <wps:spPr bwMode="auto">
+                        <a:xfrm>
+                          <a:off x="0" y="0"/>
+                          <a:ext cx="1098884" cy="312821"/>
+                        </a:xfrm>
+                        <a:prstGeom prst="rect">
+                          <a:avLst/>
+                        </a:prstGeom>
+                        <a:solidFill>
+                          <a:srgbClr val="FFFFFF"/>
+                        </a:solidFill>
+                        <a:ln w="9525">
+                          <a:noFill/>
+                          <a:miter lim="800000"/>
+                          <a:headEnd/>
+                          <a:tailEnd/>
+                        </a:ln>
+                      </wps:spPr>
+                      <wps:txbx>
+                        <w:txbxContent>
+                          <w:p>
+                            <w:pPr>
+                              <w:rPr>
+                                <w:b/>
+                                <w:bCs/>
+                                <w:sz w:val="18"/>
+                                <w:szCs w:val="18"/>
+                                <w:lang w:val="en-US"/>
+                              </w:rPr>
+                            </w:pPr>
+                            <w:proofErr w:type="spellStart"/>
+                            <w:r>
+                              <w:rPr>
+                                <w:b/>
+                                <w:bCs/>
+                                <w:sz w:val="18"/>
+                                <w:szCs w:val="18"/>
+                                <w:lang w:val="en-US"/>
+                              </w:rPr>
+                              <w:t>Grantt</w:t>
+                            </w:r>
+                            <w:proofErr w:type="spellEnd"/>
+                            <w:r>
+                              <w:rPr>
+                                <w:b/>
+                                <w:bCs/>
+                                <w:sz w:val="18"/>
+                                <w:szCs w:val="18"/>
+                                <w:lang w:val="en-US"/>
+                              </w:rPr>
+                              <w:t xml:space="preserve"> Charts</w:t>
+                            </w:r>
+                          </w:p>
+                        </w:txbxContent>
+                      </wps:txbx>
+                      <wps:bodyPr rot="0" vert="horz" wrap="square" lIns="91440" tIns="45720" rIns="91440" bIns="45720" anchor="t" anchorCtr="0">
+                        <a:noAutofit/>
+                      </wps:bodyPr>
+                    </wps:wsp>
+                  </a:graphicData>
+                </a:graphic>
+                <wp14:sizeRelH relativeFrom="margin">
+                  <wp14:pctWidth>0</wp14:pctWidth>
+                </wp14:sizeRelH>
+                <wp14:sizeRelV relativeFrom="margin">
+                  <wp14:pctHeight>0</wp14:pctHeight>
+                </wp14:sizeRelV>
+              </wp:anchor>
+            </w:drawing>
+          </mc:Choice>
+          <mc:Fallback>
+            <w:pict>
+              <v:shapetype w14:anchorId="04ED0F54" id="_x0000_t202" coordsize="21600,21600" o:spt="202" path="m,l,21600r21600,l21600,xe">
+                <v:stroke joinstyle="miter"/>
+                <v:path gradientshapeok="t" o:connecttype="rect"/>
+              </v:shapetype>
+              <v:shape id="Text Box 2" o:spid="_x0000_s1026" type="#_x0000_t202" style="position:absolute;margin-left:0;margin-top:4.5pt;width:86.55pt;height:24.65pt;z-index:251662336;visibility:visible;mso-wrap-style:square;mso-width-percent:0;mso-height-percent:0;mso-wrap-distance-left:9pt;mso-wrap-distance-top:3.6pt;mso-wrap-distance-right:9pt;mso-wrap-distance-bottom:3.6pt;mso-position-horizontal:center;mso-position-horizontal-relative:margin;mso-position-vertical:absolute;mso-position-vertical-relative:text;mso-width-percent:0;mso-height-percent:0;mso-width-relative:margin;mso-height-relative:margin;v-text-anchor:top" o:gfxdata="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" stroked="f">
+                <v:textbox>
+                  <w:txbxContent>
+                    <w:p>
+                      <w:pPr>
+                        <w:rPr>
+                          <w:b/>
+                          <w:bCs/>
+                          <w:sz w:val="18"/>
+                          <w:szCs w:val="18"/>
+                          <w:lang w:val="en-US"/>
+                        </w:rPr>
+                      </w:pPr>
+                      <w:proofErr w:type="spellStart"/>
+                      <w:r>
+                        <w:rPr>
+                          <w:b/>
+                          <w:bCs/>
+                          <w:sz w:val="18"/>
+                          <w:szCs w:val="18"/>
+                          <w:lang w:val="en-US"/>
+                        </w:rPr>
+                        <w:t>Grantt</w:t>
+                      </w:r>
+                      <w:proofErr w:type="spellEnd"/>
+                      <w:r>
+                        <w:rPr>
+                          <w:b/>
+                          <w:bCs/>
+                          <w:sz w:val="18"/>
+                          <w:szCs w:val="18"/>
+                          <w:lang w:val="en-US"/>
+                        </w:rPr>
+                        <w:t xml:space="preserve"> Charts</w:t>
+                      </w:r>
+                    </w:p>
+                  </w:txbxContent>
+                </v:textbox>
+                <w10:wrap anchorx="margin"/>
+              </v:shape>
+            </w:pict>
+          </mc:Fallback>
+        </mc:AlternateContent>
+      </w:r>
       <w:r>
         <w:rPr>
           <w:rFonts w:hint="cs"/>
           <w:cs/>
         </w:rPr>
         <w:drawing>
-          <wp:anchor distT="0" distB="0" distL="114300" distR="114300" simplePos="0" relativeHeight="251660288" behindDoc="0" locked="0" layoutInCell="1" allowOverlap="1" wp14:anchorId="6FA14B72" wp14:editId="089E6F80">
+          <wp:anchor distT="0" distB="0" distL="114300" distR="114300" simplePos="0" relativeHeight="251660288" behindDoc="0" locked="0" layoutInCell="1" allowOverlap="1" wp14:anchorId="6FA14B72" wp14:editId="1D995132">
             <wp:simplePos x="0" y="0"/>
             <wp:positionH relativeFrom="margin">
-              <wp:posOffset>4756150</wp:posOffset>
+              <wp:posOffset>5178636</wp:posOffset>
             </wp:positionH>
             <wp:positionV relativeFrom="paragraph">
-              <wp:posOffset>242570</wp:posOffset>
+              <wp:posOffset>88477</wp:posOffset>
             </wp:positionV>
             <wp:extent cx="581689" cy="527538"/>
             <wp:effectExtent l="0" t="0" r="8890" b="6350"/>
@@ -2309,7 +2694,7 @@
                     </pic:cNvPicPr>
                   </pic:nvPicPr>
                   <pic:blipFill>
-                    <a:blip r:embed="rId7" cstate="print">
+                    <a:blip r:embed="rId9" cstate="print">
                       <a:extLst>
                         <a:ext uri="{28A0092B-C50C-407E-A947-70E740481C1C}">
                           <a14:useLocalDpi xmlns:a14="http://schemas.microsoft.com/office/drawing/2010/main" val="0"/>
@@ -2352,9 +2737,9 @@
           <w:bCs/>
         </w:rPr>
         <w:drawing>
-          <wp:inline distT="0" distB="0" distL="0" distR="0" wp14:anchorId="2C61B86C" wp14:editId="114B28E2">
+          <wp:inline distT="0" distB="0" distL="0" distR="0" wp14:anchorId="2C61B86C" wp14:editId="6B372AF4">
             <wp:extent cx="5731510" cy="2151380"/>
-            <wp:effectExtent l="0" t="0" r="2540" b="1270"/>
+            <wp:effectExtent l="57150" t="57150" r="97790" b="96520"/>
             <wp:docPr id="201184999" name="Picture 1"/>
             <wp:cNvGraphicFramePr>
               <a:graphicFrameLocks xmlns:a="http://schemas.openxmlformats.org/drawingml/2006/main" noChangeAspect="1"/>
@@ -2369,7 +2754,7 @@
                     </pic:cNvPicPr>
                   </pic:nvPicPr>
                   <pic:blipFill>
-                    <a:blip r:embed="rId8">
+                    <a:blip r:embed="rId10">
                       <a:extLst>
                         <a:ext uri="{28A0092B-C50C-407E-A947-70E740481C1C}">
                           <a14:useLocalDpi xmlns:a14="http://schemas.microsoft.com/office/drawing/2010/main" val="0"/>
@@ -2389,10 +2774,20 @@
                     <a:prstGeom prst="rect">
                       <a:avLst/>
                     </a:prstGeom>
-                    <a:noFill/>
-                    <a:ln>
-                      <a:noFill/>
+                    <a:ln w="12700" cap="sq">
+                      <a:solidFill>
+                        <a:schemeClr val="tx1"/>
+                      </a:solidFill>
+                      <a:prstDash val="solid"/>
+                      <a:miter lim="800000"/>
                     </a:ln>
+                    <a:effectLst>
+                      <a:outerShdw blurRad="50800" dist="38100" dir="2700000" algn="tl" rotWithShape="0">
+                        <a:srgbClr val="000000">
+                          <a:alpha val="43000"/>
+                        </a:srgbClr>
+                      </a:outerShdw>
+                    </a:effectLst>
                   </pic:spPr>
                 </pic:pic>
               </a:graphicData>
@@ -2403,114 +2798,1490 @@
     </w:p>
     <w:p>
       <w:pPr>
-        <w:jc w:val="left"/>
-        <w:rPr>
-          <w:b/>
-          <w:bCs/>
-        </w:rPr>
-      </w:pPr>
-    </w:p>
-    <w:p>
-      <w:pPr>
-        <w:jc w:val="left"/>
-        <w:rPr>
-          <w:b/>
-          <w:bCs/>
-        </w:rPr>
-      </w:pPr>
-      <w:r>
-        <w:rPr>
-          <w:b/>
-          <w:bCs/>
-          <w:cs/>
-        </w:rPr>
+        <w:rPr>
+          <w:rFonts w:hint="cs"/>
+          <w:lang w:val="en-US"/>
+        </w:rPr>
+      </w:pPr>
+      <w:r>
+        <w:rPr>
+          <w:rFonts w:hint="cs"/>
+          <w:cs/>
+        </w:rPr>
+        <w:t xml:space="preserve">ภาพที่ </w:t>
+      </w:r>
+      <w:r>
+        <w:rPr>
+          <w:lang w:val="en-US"/>
+        </w:rPr>
+        <w:t>1.1</w:t>
+      </w:r>
+      <w:r>
+        <w:rPr>
+          <w:rFonts w:hint="cs"/>
+          <w:cs/>
+          <w:lang w:val="en-US"/>
+        </w:rPr>
+        <w:t xml:space="preserve"> แสดงกิจกรรมในการดำเนินการในการแต่ละสัปดาห์ในรูปของ </w:t>
+      </w:r>
+      <w:r>
+        <w:rPr>
+          <w:lang w:val="en-US"/>
+        </w:rPr>
+        <w:t>Gratt Chart</w:t>
+      </w:r>
+    </w:p>
+    <w:p>
+      <w:pPr>
+        <w:jc w:val="left"/>
+        <w:rPr>
+          <w:b/>
+          <w:bCs/>
+        </w:rPr>
+      </w:pPr>
+    </w:p>
+    <w:p>
+      <w:pPr>
+        <w:jc w:val="left"/>
+        <w:rPr>
+          <w:b/>
+          <w:bCs/>
+        </w:rPr>
+      </w:pPr>
+    </w:p>
+    <w:p>
+      <w:pPr>
+        <w:jc w:val="left"/>
+        <w:rPr>
+          <w:b/>
+          <w:bCs/>
+        </w:rPr>
+      </w:pPr>
+    </w:p>
+    <w:p>
+      <w:pPr>
+        <w:jc w:val="left"/>
+        <w:rPr>
+          <w:b/>
+          <w:bCs/>
+        </w:rPr>
+      </w:pPr>
+    </w:p>
+    <w:p>
+      <w:pPr>
+        <w:jc w:val="left"/>
+        <w:rPr>
+          <w:b/>
+          <w:bCs/>
+        </w:rPr>
+      </w:pPr>
+    </w:p>
+    <w:p>
+      <w:pPr>
+        <w:jc w:val="left"/>
+        <w:rPr>
+          <w:b/>
+          <w:bCs/>
+        </w:rPr>
+      </w:pPr>
+    </w:p>
+    <w:p>
+      <w:pPr>
+        <w:jc w:val="left"/>
+        <w:rPr>
+          <w:b/>
+          <w:bCs/>
+        </w:rPr>
+      </w:pPr>
+    </w:p>
+    <w:p>
+      <w:pPr>
+        <w:jc w:val="left"/>
+        <w:rPr>
+          <w:b/>
+          <w:bCs/>
+        </w:rPr>
+      </w:pPr>
+    </w:p>
+    <w:p>
+      <w:pPr>
+        <w:jc w:val="left"/>
+        <w:rPr>
+          <w:b/>
+          <w:bCs/>
+        </w:rPr>
+      </w:pPr>
+    </w:p>
+    <w:p>
+      <w:pPr>
+        <w:jc w:val="left"/>
+        <w:rPr>
+          <w:rFonts w:hint="cs"/>
+          <w:b/>
+          <w:bCs/>
+        </w:rPr>
+      </w:pPr>
+    </w:p>
+    <w:p>
+      <w:pPr>
+        <w:jc w:val="left"/>
+        <w:rPr>
+          <w:b/>
+          <w:bCs/>
+          <w:lang w:val="en-US"/>
+        </w:rPr>
+      </w:pPr>
+      <w:r>
+        <w:rPr>
+          <w:b/>
+          <w:bCs/>
+          <w:cs/>
+        </w:rPr>
+        <w:lastRenderedPageBreak/>
         <w:t>1.6 คำนิยามและศัพท์เฉพาะ</w:t>
       </w:r>
+    </w:p>
+    <w:p>
+      <w:pPr>
+        <w:jc w:val="left"/>
+      </w:pPr>
+      <w:r>
+        <w:rPr>
+          <w:b/>
+          <w:bCs/>
+          <w:lang w:val="en-US"/>
+        </w:rPr>
+        <w:tab/>
+      </w:r>
+      <w:r>
+        <w:rPr>
+          <w:lang w:val="en-US"/>
+        </w:rPr>
+        <w:t>1.6.1</w:t>
+      </w:r>
+      <w:r>
+        <w:rPr>
+          <w:lang w:val="en-US"/>
+        </w:rPr>
+        <w:t xml:space="preserve"> </w:t>
+      </w:r>
+      <w:r>
+        <w:rPr>
+          <w:cs/>
+        </w:rPr>
+        <w:t>ระบบสารสนเทศการจองห้องพัก</w:t>
+      </w:r>
+      <w:r>
+        <w:rPr>
+          <w:rFonts w:hint="cs"/>
+          <w:cs/>
+        </w:rPr>
+        <w:t xml:space="preserve"> หมายถึง </w:t>
+      </w:r>
+      <w:r>
+        <w:rPr>
+          <w:cs/>
+        </w:rPr>
+        <w:t>ระบบที่รับ ประมวลผล จัดเก็บ และแสดงข้อมูลเกี่ยวกับการจองและการให้บริการห้องพัก</w:t>
+      </w:r>
+    </w:p>
+    <w:p>
+      <w:pPr>
+        <w:jc w:val="left"/>
+      </w:pPr>
+      <w:r>
+        <w:tab/>
+        <w:t xml:space="preserve">1.6.2 </w:t>
+      </w:r>
+      <w:r>
+        <w:rPr>
+          <w:cs/>
+        </w:rPr>
+        <w:t>ลูกค้า</w:t>
+      </w:r>
+      <w:r>
+        <w:rPr>
+          <w:lang w:val="en-US"/>
+        </w:rPr>
+        <w:t xml:space="preserve"> </w:t>
+      </w:r>
+      <w:r>
+        <w:rPr>
+          <w:rFonts w:hint="cs"/>
+          <w:cs/>
+          <w:lang w:val="en-US"/>
+        </w:rPr>
+        <w:t xml:space="preserve">หมายถึง </w:t>
+      </w:r>
+      <w:r>
+        <w:rPr>
+          <w:cs/>
+        </w:rPr>
+        <w:t xml:space="preserve">บัญชีผู้ใช้ประเภท </w:t>
+      </w:r>
+      <w:r>
+        <w:t xml:space="preserve">customer </w:t>
+      </w:r>
+      <w:r>
+        <w:rPr>
+          <w:cs/>
+        </w:rPr>
+        <w:t>ซึ่งทำรายการและดูข้อมูลของตนเอง</w:t>
+      </w:r>
+    </w:p>
+    <w:p>
+      <w:pPr>
+        <w:ind w:firstLine="720"/>
+        <w:jc w:val="left"/>
+      </w:pPr>
+      <w:r>
+        <w:rPr>
+          <w:rFonts w:hint="cs"/>
+          <w:cs/>
+        </w:rPr>
+        <w:t>1.6.3</w:t>
+      </w:r>
+      <w:r>
+        <w:rPr>
+          <w:rFonts w:hint="cs"/>
+          <w:cs/>
+          <w:lang w:val="en-US"/>
+        </w:rPr>
+        <w:t xml:space="preserve"> </w:t>
+      </w:r>
+      <w:r>
+        <w:rPr>
+          <w:cs/>
+        </w:rPr>
+        <w:t>พนักงาน</w:t>
+      </w:r>
+      <w:r>
+        <w:rPr>
+          <w:rFonts w:hint="cs"/>
+          <w:cs/>
+        </w:rPr>
+        <w:t xml:space="preserve"> หมายถึง </w:t>
+      </w:r>
+      <w:r>
+        <w:rPr>
+          <w:cs/>
+        </w:rPr>
+        <w:t xml:space="preserve">บัญชีประเภท </w:t>
+      </w:r>
+      <w:r>
+        <w:t xml:space="preserve">staff </w:t>
+      </w:r>
+      <w:r>
+        <w:rPr>
+          <w:cs/>
+        </w:rPr>
+        <w:t>ซึ่งตรวจสอบการชำระเงินและดำเนินการเข้าพัก</w:t>
+      </w:r>
+    </w:p>
+    <w:p>
+      <w:pPr>
+        <w:ind w:firstLine="720"/>
+        <w:jc w:val="left"/>
+      </w:pPr>
+      <w:r>
+        <w:rPr>
+          <w:rFonts w:hint="cs"/>
+          <w:cs/>
+        </w:rPr>
+        <w:t xml:space="preserve">1.6.4 </w:t>
+      </w:r>
+      <w:r>
+        <w:rPr>
+          <w:cs/>
+        </w:rPr>
+        <w:t>ผู้ดูแลระบบ</w:t>
+      </w:r>
+      <w:r>
+        <w:rPr>
+          <w:rFonts w:hint="cs"/>
+          <w:cs/>
+        </w:rPr>
+        <w:t xml:space="preserve"> หมายถึง </w:t>
+      </w:r>
+      <w:r>
+        <w:rPr>
+          <w:cs/>
+        </w:rPr>
+        <w:t xml:space="preserve">บัญชีประเภท </w:t>
+      </w:r>
+      <w:r>
+        <w:t xml:space="preserve">admin </w:t>
+      </w:r>
+      <w:r>
+        <w:rPr>
+          <w:cs/>
+        </w:rPr>
+        <w:t>ซึ่งจัดการข้อมูลหลักและเรียกดูรายงาน</w:t>
+      </w:r>
+    </w:p>
+    <w:p>
+      <w:pPr>
+        <w:ind w:firstLine="720"/>
+        <w:jc w:val="left"/>
+        <w:rPr>
+          <w:rFonts w:hint="cs"/>
+          <w:cs/>
+        </w:rPr>
+      </w:pPr>
+      <w:r>
+        <w:rPr>
+          <w:rFonts w:hint="cs"/>
+          <w:cs/>
+        </w:rPr>
+        <w:t xml:space="preserve">1.6.5 </w:t>
+      </w:r>
+      <w:r>
+        <w:rPr>
+          <w:cs/>
+        </w:rPr>
+        <w:t>การจอง</w:t>
+      </w:r>
+      <w:r>
+        <w:rPr>
+          <w:rFonts w:hint="cs"/>
+          <w:cs/>
+        </w:rPr>
+        <w:t xml:space="preserve"> หมายถึง </w:t>
+      </w:r>
+      <w:r>
+        <w:rPr>
+          <w:cs/>
+        </w:rPr>
+        <w:t>ระเบียนที่เชื่อมลูกค้าหนึ่งบัญชีกับห้องหนึ่งห้องและช่วงวันที่เข้าพัก</w:t>
+      </w:r>
+    </w:p>
+    <w:p>
+      <w:pPr>
+        <w:jc w:val="left"/>
+        <w:rPr>
+          <w:lang w:val="en-US"/>
+        </w:rPr>
+      </w:pPr>
+      <w:r>
+        <w:rPr>
+          <w:b/>
+          <w:bCs/>
+          <w:cs/>
+          <w:lang w:val="en-US"/>
+        </w:rPr>
+        <w:tab/>
+      </w:r>
+      <w:r>
+        <w:rPr>
+          <w:rFonts w:hint="cs"/>
+          <w:cs/>
+          <w:lang w:val="en-US"/>
+        </w:rPr>
+        <w:t>1.6.6</w:t>
+      </w:r>
+      <w:r>
+        <w:rPr>
+          <w:lang w:val="en-US"/>
+        </w:rPr>
+        <w:t xml:space="preserve"> </w:t>
+      </w:r>
+      <w:r>
+        <w:rPr>
+          <w:cs/>
+        </w:rPr>
+        <w:t>บริการเสริม</w:t>
+      </w:r>
+      <w:r>
+        <w:t xml:space="preserve"> </w:t>
+      </w:r>
+      <w:r>
+        <w:rPr>
+          <w:rFonts w:hint="cs"/>
+          <w:cs/>
+        </w:rPr>
+        <w:t xml:space="preserve">หมายถึง </w:t>
+      </w:r>
+      <w:r>
+        <w:rPr>
+          <w:cs/>
+        </w:rPr>
+        <w:t>รายการที่เลือกเพิ่มจากค่าห้อง เช่น เตียงเสริม อาหารเช้า และเช็คเอาต</w:t>
+      </w:r>
+      <w:r>
+        <w:rPr>
+          <w:rFonts w:hint="cs"/>
+          <w:cs/>
+        </w:rPr>
+        <w:t>์</w:t>
+      </w:r>
+      <w:r>
+        <w:rPr>
+          <w:cs/>
+        </w:rPr>
+        <w:t>ล่าช้า</w:t>
+      </w:r>
+    </w:p>
+    <w:p>
+      <w:pPr>
+        <w:jc w:val="left"/>
+      </w:pPr>
+      <w:r>
+        <w:rPr>
+          <w:cs/>
+          <w:lang w:val="en-US"/>
+        </w:rPr>
+        <w:tab/>
+      </w:r>
+      <w:r>
+        <w:rPr>
+          <w:rFonts w:hint="cs"/>
+          <w:cs/>
+          <w:lang w:val="en-US"/>
+        </w:rPr>
+        <w:t xml:space="preserve">1.6.7 </w:t>
+      </w:r>
+      <w:r>
+        <w:rPr>
+          <w:cs/>
+        </w:rPr>
+        <w:t>หลักฐานการชำระเงิน</w:t>
+      </w:r>
+      <w:r>
+        <w:rPr>
+          <w:rFonts w:hint="cs"/>
+          <w:cs/>
+        </w:rPr>
+        <w:t xml:space="preserve"> หมายถึง </w:t>
+      </w:r>
+      <w:r>
+        <w:rPr>
+          <w:cs/>
+        </w:rPr>
+        <w:t>ภาพสลิปที่ลูกค้าอัปโหลดเพื่อให้เจ้าหน้าที่พิจารณา</w:t>
+      </w:r>
+    </w:p>
+    <w:p>
+      <w:pPr>
+        <w:jc w:val="left"/>
+        <w:rPr>
+          <w:rFonts w:hint="cs"/>
+          <w:cs/>
+        </w:rPr>
+      </w:pPr>
+      <w:r>
+        <w:rPr>
+          <w:cs/>
+        </w:rPr>
+        <w:tab/>
+      </w:r>
+      <w:r>
+        <w:rPr>
+          <w:rFonts w:hint="cs"/>
+          <w:cs/>
+        </w:rPr>
+        <w:t xml:space="preserve">1.6.8 </w:t>
+      </w:r>
+      <w:r>
+        <w:rPr>
+          <w:cs/>
+        </w:rPr>
+        <w:t>เช็คอิน / เช็คเอาต์</w:t>
+      </w:r>
+      <w:r>
+        <w:rPr>
+          <w:rFonts w:hint="cs"/>
+          <w:cs/>
+        </w:rPr>
+        <w:t xml:space="preserve"> หมายถึง </w:t>
+      </w:r>
+      <w:r>
+        <w:rPr>
+          <w:cs/>
+        </w:rPr>
+        <w:t>การยืนยันเริ่มต้น / สิ้นสุดการเข้าพักในระบบโดยเจ้าหน้าที่</w:t>
+      </w:r>
+    </w:p>
+    <w:p>
+      <w:pPr>
+        <w:jc w:val="left"/>
+      </w:pPr>
+      <w:r>
+        <w:rPr>
+          <w:cs/>
+          <w:lang w:val="en-US"/>
+        </w:rPr>
+        <w:tab/>
+      </w:r>
+      <w:r>
+        <w:rPr>
+          <w:rFonts w:hint="cs"/>
+          <w:cs/>
+          <w:lang w:val="en-US"/>
+        </w:rPr>
+        <w:t>1.6.9</w:t>
+      </w:r>
+      <w:r>
+        <w:t xml:space="preserve"> </w:t>
+      </w:r>
+      <w:r>
+        <w:t>SDLC</w:t>
+      </w:r>
+      <w:r>
+        <w:rPr>
+          <w:lang w:val="en-US"/>
+        </w:rPr>
+        <w:t xml:space="preserve"> </w:t>
+      </w:r>
+      <w:r>
+        <w:rPr>
+          <w:rFonts w:hint="cs"/>
+          <w:cs/>
+          <w:lang w:val="en-US"/>
+        </w:rPr>
+        <w:t xml:space="preserve">หมายถึง </w:t>
+      </w:r>
+      <w:r>
+        <w:rPr>
+          <w:cs/>
+        </w:rPr>
+        <w:t>วงจรการพัฒนาระบบ ใช้จัดลำดับงานของโครงงาน</w:t>
+      </w:r>
+    </w:p>
+    <w:p>
+      <w:pPr>
+        <w:jc w:val="left"/>
+      </w:pPr>
+      <w:r>
+        <w:rPr>
+          <w:cs/>
+        </w:rPr>
+        <w:tab/>
+      </w:r>
+      <w:r>
+        <w:rPr>
+          <w:rFonts w:hint="cs"/>
+          <w:cs/>
+        </w:rPr>
+        <w:t xml:space="preserve">1.6.10 </w:t>
+      </w:r>
+      <w:r>
+        <w:rPr>
+          <w:lang w:val="en-US"/>
+        </w:rPr>
+        <w:t xml:space="preserve">DFD </w:t>
+      </w:r>
+      <w:r>
+        <w:rPr>
+          <w:rFonts w:hint="cs"/>
+          <w:cs/>
+          <w:lang w:val="en-US"/>
+        </w:rPr>
+        <w:t xml:space="preserve">หมายถึง </w:t>
+      </w:r>
+      <w:r>
+        <w:rPr>
+          <w:cs/>
+        </w:rPr>
+        <w:t>แผนภาพแสดงข้อมูลที่เข้าสู่ ออกจาก และเคลื่อนผ่านกระบวนการของระบบ</w:t>
+      </w:r>
+    </w:p>
+    <w:p>
+      <w:pPr>
+        <w:jc w:val="left"/>
+      </w:pPr>
+      <w:r>
+        <w:rPr>
+          <w:cs/>
+        </w:rPr>
+        <w:tab/>
+      </w:r>
+      <w:r>
+        <w:rPr>
+          <w:rFonts w:hint="cs"/>
+          <w:cs/>
+        </w:rPr>
+        <w:t>1.6.11</w:t>
+      </w:r>
+      <w:r>
+        <w:rPr>
+          <w:rFonts w:hint="cs"/>
+          <w:cs/>
+          <w:lang w:val="en-US"/>
+        </w:rPr>
+        <w:t xml:space="preserve"> </w:t>
+      </w:r>
+      <w:r>
+        <w:t>ER-Diagram</w:t>
+      </w:r>
+      <w:r>
+        <w:rPr>
+          <w:rFonts w:hint="cs"/>
+          <w:cs/>
+          <w:lang w:val="en-US"/>
+        </w:rPr>
+        <w:t xml:space="preserve"> หมายถึง </w:t>
+      </w:r>
+      <w:r>
+        <w:rPr>
+          <w:cs/>
+        </w:rPr>
+        <w:t>แผนภาพแสดงเอนทิตีและความสัมพันธ์ของข้อมูล</w:t>
+      </w:r>
+    </w:p>
+    <w:p>
+      <w:pPr>
+        <w:jc w:val="left"/>
+        <w:rPr>
+          <w:rFonts w:hint="cs"/>
+          <w:cs/>
+          <w:lang w:val="en-US"/>
+        </w:rPr>
+      </w:pPr>
+      <w:r>
+        <w:rPr>
+          <w:cs/>
+        </w:rPr>
+        <w:tab/>
+      </w:r>
+      <w:r>
+        <w:rPr>
+          <w:rFonts w:hint="cs"/>
+          <w:cs/>
+        </w:rPr>
+        <w:t xml:space="preserve">1.6.12 </w:t>
+      </w:r>
+      <w:r>
+        <w:t>Data Dictionary</w:t>
+      </w:r>
+      <w:r>
+        <w:rPr>
+          <w:rFonts w:hint="cs"/>
+          <w:cs/>
+        </w:rPr>
+        <w:t xml:space="preserve"> หมายถึง </w:t>
+      </w:r>
+      <w:r>
+        <w:rPr>
+          <w:cs/>
+        </w:rPr>
+        <w:t>คำอธิบายชื่อ ความหมาย โครงสร้าง และเงื่อนไขของข้อมูล</w:t>
+      </w:r>
+    </w:p>
+    <w:p>
+      <w:pPr>
+        <w:jc w:val="left"/>
+        <w:rPr>
+          <w:lang w:val="en-US"/>
+        </w:rPr>
+      </w:pPr>
+      <w:r>
+        <w:rPr>
+          <w:cs/>
+          <w:lang w:val="en-US"/>
+        </w:rPr>
+        <w:tab/>
+      </w:r>
+      <w:r>
+        <w:rPr>
+          <w:rFonts w:hint="cs"/>
+          <w:cs/>
+          <w:lang w:val="en-US"/>
+        </w:rPr>
+        <w:t xml:space="preserve">1.6.13 </w:t>
+      </w:r>
+      <w:r>
+        <w:t>Primary Key</w:t>
+      </w:r>
+      <w:r>
+        <w:rPr>
+          <w:rFonts w:hint="cs"/>
+          <w:cs/>
+        </w:rPr>
+        <w:t xml:space="preserve"> หมายถึง </w:t>
+      </w:r>
+      <w:r>
+        <w:rPr>
+          <w:cs/>
+        </w:rPr>
+        <w:t>คีย์ที่ใช้ระบุระเบียนแต่ละรายการโดยไม่ซ้ำกัน</w:t>
+      </w:r>
+    </w:p>
+    <w:p>
+      <w:pPr>
+        <w:jc w:val="left"/>
+      </w:pPr>
+      <w:r>
+        <w:rPr>
+          <w:lang w:val="en-US"/>
+        </w:rPr>
+        <w:tab/>
+        <w:t xml:space="preserve">1.6.14 </w:t>
+      </w:r>
+      <w:r>
+        <w:t>Foreign Key</w:t>
+      </w:r>
+      <w:r>
+        <w:t xml:space="preserve"> </w:t>
+      </w:r>
+      <w:r>
+        <w:rPr>
+          <w:rFonts w:hint="cs"/>
+          <w:cs/>
+        </w:rPr>
+        <w:t>หมายถึง</w:t>
+      </w:r>
+      <w:r>
+        <w:rPr>
+          <w:rFonts w:hint="cs"/>
+          <w:cs/>
+          <w:lang w:val="en-US"/>
+        </w:rPr>
+        <w:t xml:space="preserve"> </w:t>
+      </w:r>
+      <w:r>
+        <w:rPr>
+          <w:cs/>
+        </w:rPr>
+        <w:t>คอลัมน์ที่ใช้อ้างอิงระเบียนในอีกตารางหนึ่ง</w:t>
+      </w:r>
+    </w:p>
+    <w:p>
+      <w:pPr>
+        <w:jc w:val="left"/>
+        <w:rPr>
+          <w:rFonts w:hint="cs"/>
+          <w:cs/>
+          <w:lang w:val="en-US"/>
+        </w:rPr>
+      </w:pPr>
+      <w:r>
+        <w:rPr>
+          <w:cs/>
+        </w:rPr>
+        <w:tab/>
+      </w:r>
+      <w:r>
+        <w:rPr>
+          <w:rFonts w:hint="cs"/>
+          <w:cs/>
+        </w:rPr>
+        <w:t>1.6.15</w:t>
+      </w:r>
+      <w:r>
+        <w:rPr>
+          <w:rFonts w:hint="cs"/>
+          <w:cs/>
+          <w:lang w:val="en-US"/>
+        </w:rPr>
+        <w:t xml:space="preserve"> </w:t>
+      </w:r>
+      <w:r>
+        <w:t>Normalization</w:t>
+      </w:r>
+      <w:r>
+        <w:rPr>
+          <w:rFonts w:hint="cs"/>
+          <w:cs/>
+        </w:rPr>
+        <w:t xml:space="preserve"> หมายถึง </w:t>
+      </w:r>
+      <w:r>
+        <w:rPr>
+          <w:cs/>
+        </w:rPr>
+        <w:t>การพิจารณาโครงสร้างข้อมูลเพื่อลดความซ้ำซ้อนและความผิดปกติในการปรับปรุงข้อมูล</w:t>
+      </w:r>
+    </w:p>
+    <w:p>
+      <w:pPr>
+        <w:jc w:val="left"/>
+        <w:rPr>
+          <w:lang w:val="en-US"/>
+        </w:rPr>
+      </w:pPr>
+    </w:p>
+    <w:p>
+      <w:pPr>
+        <w:jc w:val="left"/>
+        <w:rPr>
+          <w:lang w:val="en-US"/>
+        </w:rPr>
+      </w:pPr>
+    </w:p>
+    <w:p>
+      <w:pPr>
+        <w:jc w:val="left"/>
+        <w:rPr>
+          <w:lang w:val="en-US"/>
+        </w:rPr>
+      </w:pPr>
+    </w:p>
+    <w:p>
+      <w:pPr>
+        <w:jc w:val="left"/>
+        <w:rPr>
+          <w:lang w:val="en-US"/>
+        </w:rPr>
+      </w:pPr>
+    </w:p>
+    <w:p>
+      <w:pPr>
+        <w:jc w:val="left"/>
+        <w:rPr>
+          <w:lang w:val="en-US"/>
+        </w:rPr>
+      </w:pPr>
+    </w:p>
+    <w:p>
+      <w:pPr>
+        <w:jc w:val="left"/>
+        <w:rPr>
+          <w:lang w:val="en-US"/>
+        </w:rPr>
+      </w:pPr>
+    </w:p>
+    <w:p>
+      <w:pPr>
+        <w:jc w:val="left"/>
+        <w:rPr>
+          <w:lang w:val="en-US"/>
+        </w:rPr>
+      </w:pPr>
+    </w:p>
+    <w:p>
+      <w:pPr>
+        <w:jc w:val="left"/>
+        <w:rPr>
+          <w:lang w:val="en-US"/>
+        </w:rPr>
+      </w:pPr>
+    </w:p>
+    <w:p>
+      <w:pPr>
+        <w:jc w:val="left"/>
+        <w:rPr>
+          <w:lang w:val="en-US"/>
+        </w:rPr>
+      </w:pPr>
+    </w:p>
+    <w:p>
+      <w:pPr>
+        <w:jc w:val="left"/>
+        <w:rPr>
+          <w:lang w:val="en-US"/>
+        </w:rPr>
+      </w:pPr>
+    </w:p>
+    <w:p>
+      <w:pPr>
+        <w:jc w:val="left"/>
+        <w:rPr>
+          <w:lang w:val="en-US"/>
+        </w:rPr>
+      </w:pPr>
+    </w:p>
+    <w:p>
+      <w:pPr>
+        <w:jc w:val="both"/>
+        <w:rPr>
+          <w:lang w:val="en-US"/>
+        </w:rPr>
+      </w:pPr>
+    </w:p>
+    <w:p>
+      <w:pPr>
+        <w:jc w:val="both"/>
+      </w:pPr>
+    </w:p>
+    <w:p>
+      <w:pPr>
+        <w:jc w:val="both"/>
+        <w:rPr>
+          <w:rFonts w:hint="cs"/>
+          <w:cs/>
+        </w:rPr>
+      </w:pPr>
+    </w:p>
+    <w:p>
+      <w:pPr>
+        <w:rPr>
+          <w:b/>
+          <w:bCs/>
+          <w:sz w:val="36"/>
+          <w:szCs w:val="36"/>
+        </w:rPr>
+      </w:pPr>
+      <w:r>
+        <w:rPr>
+          <w:b/>
+          <w:bCs/>
+          <w:sz w:val="36"/>
+          <w:szCs w:val="36"/>
+          <w:cs/>
+        </w:rPr>
+        <w:lastRenderedPageBreak/>
+        <w:t xml:space="preserve">บทที่ 2 </w:t>
+      </w:r>
+    </w:p>
+    <w:p>
+      <w:pPr>
+        <w:rPr>
+          <w:b/>
+          <w:bCs/>
+          <w:sz w:val="36"/>
+          <w:szCs w:val="36"/>
+        </w:rPr>
+      </w:pPr>
+      <w:r>
+        <w:rPr>
+          <w:b/>
+          <w:bCs/>
+          <w:sz w:val="36"/>
+          <w:szCs w:val="36"/>
+          <w:cs/>
+        </w:rPr>
+        <w:t>การศึกษาความเป็นไปได้ของระบบงาน</w:t>
+      </w:r>
+    </w:p>
+    <w:p>
+      <w:pPr>
+        <w:rPr>
+          <w:b/>
+          <w:bCs/>
+          <w:sz w:val="36"/>
+          <w:szCs w:val="36"/>
+        </w:rPr>
+      </w:pPr>
+    </w:p>
+    <w:p>
+      <w:pPr>
+        <w:jc w:val="left"/>
+        <w:rPr>
+          <w:rFonts w:hint="cs"/>
+          <w:b/>
+          <w:bCs/>
+          <w:lang w:val="en-US"/>
+        </w:rPr>
+      </w:pPr>
+      <w:r>
+        <w:rPr>
+          <w:b/>
+          <w:bCs/>
+          <w:cs/>
+        </w:rPr>
+        <w:t>2.1 ความเป็นไปได้ทางเทคนิค</w:t>
+      </w:r>
+      <w:r>
+        <w:rPr>
+          <w:b/>
+          <w:bCs/>
+          <w:lang w:val="en-US"/>
+        </w:rPr>
+        <w:t xml:space="preserve"> (Technical Feasibility)</w:t>
+      </w:r>
+    </w:p>
+    <w:p>
+      <w:pPr>
+        <w:ind w:firstLine="720"/>
+        <w:jc w:val="left"/>
+        <w:rPr>
+          <w:lang w:val="en-US"/>
+        </w:rPr>
+      </w:pPr>
+      <w:r>
+        <w:rPr>
+          <w:cs/>
+        </w:rPr>
+        <w:t>ระบบมีความเป็นไปได้ทางเทคนิคในการพัฒนาเป็นเว็บแอปพลิเคชัน โดยใช้</w:t>
+      </w:r>
+      <w:r>
+        <w:rPr>
+          <w:lang w:val="en-US"/>
+        </w:rPr>
+        <w:t xml:space="preserve"> PHP </w:t>
+      </w:r>
+      <w:r>
+        <w:rPr>
+          <w:cs/>
+        </w:rPr>
+        <w:t>ในการประมวลผลข้อมูลฝั่งเซิร์ฟเวอร์ และใช้</w:t>
+      </w:r>
+      <w:r>
+        <w:rPr>
+          <w:lang w:val="en-US"/>
+        </w:rPr>
+        <w:t xml:space="preserve"> PDO (PHP Data Objects) </w:t>
+      </w:r>
+      <w:r>
+        <w:rPr>
+          <w:cs/>
+        </w:rPr>
+        <w:t>ในการเชื่อมต่อและรับส่งข้อมูลกับฐานข้อมูล ซึ่งช่วยให้สามารถจัดการข้อมูลได้อย่างเป็นระบบและปลอดภัย ส่วนการพัฒนาหน้าจอผู้ใช้ใช้</w:t>
+      </w:r>
+      <w:r>
+        <w:rPr>
+          <w:lang w:val="en-US"/>
+        </w:rPr>
+        <w:t xml:space="preserve"> HTML </w:t>
+      </w:r>
+      <w:r>
+        <w:rPr>
+          <w:cs/>
+        </w:rPr>
+        <w:t xml:space="preserve">และ </w:t>
+      </w:r>
+      <w:r>
+        <w:rPr>
+          <w:lang w:val="en-US"/>
+        </w:rPr>
+        <w:t xml:space="preserve">CSS </w:t>
+      </w:r>
+      <w:r>
+        <w:rPr>
+          <w:cs/>
+        </w:rPr>
+        <w:t>สำหรับโครงสร้างและการออกแบบหน้าเว็บ และใช้</w:t>
+      </w:r>
+      <w:r>
+        <w:rPr>
+          <w:lang w:val="en-US"/>
+        </w:rPr>
+        <w:t xml:space="preserve"> JavaScript </w:t>
+      </w:r>
+      <w:r>
+        <w:rPr>
+          <w:cs/>
+        </w:rPr>
+        <w:t>เพื่อเพิ่มการโต้ตอบกับผู้ใช้ เช่น การยืนยันก่อนดำเนินการและการเปลี่ยนรูปภาพ นอกจากนี้สามารถใช้</w:t>
+      </w:r>
+      <w:r>
+        <w:rPr>
+          <w:lang w:val="en-US"/>
+        </w:rPr>
+        <w:t xml:space="preserve"> XAMPP </w:t>
+      </w:r>
+      <w:r>
+        <w:rPr>
+          <w:cs/>
+        </w:rPr>
+        <w:t>เป็นสภาพแวดล้อมสำหรับจำลองการทำงานของเซิร์ฟเวอร์และฐานข้อมูลในระหว่างการพัฒนาและทดสอบระบบ ดังนั้นเครื่องมือและเทคโนโลยีที่เลือกใช้มีความเหมาะสมและสามารถรองรับการพัฒนาระบบตามขอบเขตที่กำหนดได้</w:t>
+      </w:r>
+    </w:p>
+    <w:p>
+      <w:pPr>
+        <w:ind w:firstLine="720"/>
+        <w:jc w:val="left"/>
+        <w:rPr>
+          <w:lang w:val="en-US"/>
+        </w:rPr>
+      </w:pPr>
+    </w:p>
+    <w:p>
+      <w:pPr>
+        <w:jc w:val="left"/>
+      </w:pPr>
+      <w:r>
+        <w:rPr>
+          <w:b/>
+          <w:bCs/>
+        </w:rPr>
+        <w:t xml:space="preserve">2.2 </w:t>
+      </w:r>
+      <w:r>
+        <w:rPr>
+          <w:b/>
+          <w:bCs/>
+          <w:cs/>
+        </w:rPr>
+        <w:t>ความเป็นไปได้ด้านการปฏิบัติการ</w:t>
+      </w:r>
+      <w:r>
+        <w:rPr>
+          <w:rFonts w:hint="cs"/>
+          <w:b/>
+          <w:bCs/>
+          <w:cs/>
+        </w:rPr>
+        <w:t xml:space="preserve"> </w:t>
+      </w:r>
+      <w:r>
+        <w:rPr>
+          <w:b/>
+          <w:bCs/>
+        </w:rPr>
+        <w:t>(Operational Feasibility)</w:t>
+      </w:r>
+    </w:p>
+    <w:p>
+      <w:pPr>
+        <w:ind w:firstLine="720"/>
+        <w:jc w:val="left"/>
+        <w:rPr>
+          <w:rFonts w:hint="cs"/>
+        </w:rPr>
+      </w:pPr>
+      <w:r>
+        <w:t xml:space="preserve">1. </w:t>
+      </w:r>
+      <w:r>
+        <w:rPr>
+          <w:cs/>
+        </w:rPr>
+        <w:t>ระบบใหม่นั้นมีความเร็วในการทำงานซึ่งทำให้ลูกค้าที่มาใช้บริการพึงพอใจ</w:t>
+      </w:r>
+    </w:p>
+    <w:p>
+      <w:pPr>
+        <w:ind w:firstLine="720"/>
+        <w:jc w:val="left"/>
+      </w:pPr>
+      <w:r>
+        <w:t xml:space="preserve">2. </w:t>
+      </w:r>
+      <w:r>
+        <w:rPr>
+          <w:cs/>
+        </w:rPr>
+        <w:t>สารสนเทศที่จะได้จากระบบใหม่นั้น มีความถูกต้องตรงประเด็น และสามารถใช้ร่วมกันได้</w:t>
+      </w:r>
+    </w:p>
+    <w:p>
+      <w:pPr>
+        <w:ind w:firstLine="720"/>
+        <w:jc w:val="left"/>
+      </w:pPr>
+      <w:r>
+        <w:t xml:space="preserve">3. </w:t>
+      </w:r>
+      <w:r>
+        <w:rPr>
+          <w:cs/>
+        </w:rPr>
+        <w:t>ระบบใหม่นั้นช่วยเพิ่มกำไรให้กับทางร้าน</w:t>
+      </w:r>
+    </w:p>
+    <w:p>
+      <w:pPr>
+        <w:ind w:firstLine="720"/>
+        <w:jc w:val="left"/>
+        <w:rPr>
+          <w:b/>
+          <w:bCs/>
+        </w:rPr>
+      </w:pPr>
+      <w:r>
+        <w:t xml:space="preserve">4. </w:t>
+      </w:r>
+      <w:r>
+        <w:rPr>
+          <w:cs/>
+        </w:rPr>
+        <w:t>ระบบใหม่มีความสามารถในการควบคุมระบบเพื่อป้องกันการทุจริต และมีความถูกต้อง ความปลอดภัย ของข้อมูลได้</w:t>
+      </w:r>
+    </w:p>
+    <w:p>
+      <w:pPr>
+        <w:jc w:val="left"/>
+        <w:rPr>
+          <w:rFonts w:hint="cs"/>
+          <w:b/>
+          <w:bCs/>
+        </w:rPr>
+      </w:pPr>
+    </w:p>
+    <w:p>
+      <w:pPr>
+        <w:jc w:val="left"/>
+      </w:pPr>
+      <w:r>
+        <w:rPr>
+          <w:b/>
+          <w:bCs/>
+        </w:rPr>
+        <w:t xml:space="preserve">2.3 </w:t>
+      </w:r>
+      <w:r>
+        <w:rPr>
+          <w:b/>
+          <w:bCs/>
+          <w:cs/>
+        </w:rPr>
+        <w:t>ความเป็นไปได้ด้าน</w:t>
+      </w:r>
+      <w:r>
+        <w:rPr>
+          <w:rFonts w:hint="cs"/>
+          <w:b/>
+          <w:bCs/>
+          <w:cs/>
+        </w:rPr>
+        <w:t>ทาง</w:t>
+      </w:r>
+      <w:r>
+        <w:rPr>
+          <w:b/>
+          <w:bCs/>
+          <w:cs/>
+        </w:rPr>
+        <w:t>เศรษฐศาสตร์ (</w:t>
+      </w:r>
+      <w:r>
+        <w:rPr>
+          <w:b/>
+          <w:bCs/>
+        </w:rPr>
+        <w:t>Economic Feasibility)</w:t>
+      </w:r>
+    </w:p>
+    <w:p>
+      <w:pPr>
+        <w:ind w:firstLine="720"/>
+        <w:jc w:val="left"/>
+      </w:pPr>
+      <w:r>
+        <w:rPr>
+          <w:cs/>
+        </w:rPr>
+        <w:t>พิจารณาการลงทุนการพัฒนาระบบสารสนเทศการขายของชำ กรณีศึกษา ร้านขายของชำ ป้าแจ่ม ว่าการ ลงทุนในครั้งนี้น่าจะเกิดความคุ้มค่าในการลงทุน โดยพิจารณาจากต้นทุนหรือค่าใช้จ่ายของโครงการผลประโยชน์ที่ ได้รับ จากโครงการและวิเคราะห์ความคุ้มค่าจากการลงทุน ดังนี้</w:t>
+      </w:r>
+    </w:p>
+    <w:p>
+      <w:pPr>
+        <w:ind w:firstLine="720"/>
+        <w:jc w:val="left"/>
+        <w:rPr>
+          <w:b/>
+          <w:bCs/>
+        </w:rPr>
+      </w:pPr>
+      <w:r>
+        <w:rPr>
+          <w:b/>
+          <w:bCs/>
+        </w:rPr>
+        <w:t xml:space="preserve">1) </w:t>
+      </w:r>
+      <w:r>
+        <w:rPr>
+          <w:b/>
+          <w:bCs/>
+          <w:cs/>
+        </w:rPr>
+        <w:t xml:space="preserve">พิจารณาจากต้นทุนหรือค่าใช้จ่ายของโครงการแบ่งได้เป็น </w:t>
+      </w:r>
+      <w:r>
+        <w:rPr>
+          <w:b/>
+          <w:bCs/>
+        </w:rPr>
+        <w:t xml:space="preserve">2 </w:t>
+      </w:r>
+      <w:r>
+        <w:rPr>
+          <w:b/>
+          <w:bCs/>
+          <w:cs/>
+        </w:rPr>
+        <w:t>ประเภท</w:t>
+      </w:r>
+    </w:p>
+    <w:p>
+      <w:pPr>
+        <w:ind w:firstLine="720"/>
+        <w:jc w:val="left"/>
+      </w:pPr>
+      <w:r>
+        <w:t xml:space="preserve">1.1 </w:t>
+      </w:r>
+      <w:r>
+        <w:rPr>
+          <w:cs/>
+        </w:rPr>
+        <w:t>ต้นทุนที่เกิดขึ้นเพียงครั้งเดียว หมายถึง ค่าใช้จ่ายสำหรับทรัพยากรต่างๆ เมื่อเริ่มต้นสร้างระบบกา พัฒนาจนกระทั่งเริ่มติดตั้งใช้งานระบบ ได้แก่</w:t>
+      </w:r>
+    </w:p>
+    <w:p>
+      <w:pPr>
+        <w:ind w:firstLine="720"/>
+        <w:jc w:val="left"/>
+      </w:pPr>
+      <w:r>
+        <w:t xml:space="preserve">(1) </w:t>
+      </w:r>
+      <w:r>
+        <w:rPr>
+          <w:cs/>
+        </w:rPr>
+        <w:t>ค่าใช้จ่ายสำหรับในการพัฒนาระบบและอื่นๆ ที่เกี่ยวข้อง</w:t>
+      </w:r>
+    </w:p>
+    <w:p>
+      <w:pPr>
+        <w:ind w:firstLine="720"/>
+        <w:jc w:val="left"/>
+      </w:pPr>
+      <w:r>
+        <w:t xml:space="preserve">(2) </w:t>
+      </w:r>
+      <w:r>
+        <w:rPr>
+          <w:cs/>
+        </w:rPr>
+        <w:t>ค่าเครื่องคอมพิวเตอร์ ได้แก่ ราคาของเครื่องคอมพิวเตอร์ ค่าขนส่งตลอดจนค่าติดตั้งต่างๆ</w:t>
+      </w:r>
+    </w:p>
+    <w:p>
+      <w:pPr>
+        <w:ind w:firstLine="720"/>
+        <w:jc w:val="left"/>
+        <w:rPr>
+          <w:rFonts w:hint="cs"/>
+        </w:rPr>
+      </w:pPr>
+      <w:r>
+        <w:t xml:space="preserve">(3) </w:t>
+      </w:r>
+      <w:r>
+        <w:rPr>
+          <w:cs/>
+        </w:rPr>
+        <w:t>ค่าเครื่องพิมพ์รายงาน</w:t>
+      </w:r>
+    </w:p>
+    <w:p>
+      <w:pPr>
+        <w:jc w:val="left"/>
+      </w:pPr>
+    </w:p>
+    <w:p>
+      <w:pPr>
+        <w:jc w:val="left"/>
+      </w:pPr>
+    </w:p>
+    <w:p>
+      <w:pPr>
+        <w:jc w:val="left"/>
+        <w:rPr>
+          <w:rFonts w:hint="cs"/>
+        </w:rPr>
+      </w:pPr>
     </w:p>
     <w:tbl>
       <w:tblPr>
         <w:tblStyle w:val="TableGrid"/>
-        <w:tblW w:w="0" w:type="auto"/>
+        <w:tblW w:w="9134" w:type="dxa"/>
         <w:tblLook w:val="04A0" w:firstRow="1" w:lastRow="0" w:firstColumn="1" w:lastColumn="0" w:noHBand="0" w:noVBand="1"/>
       </w:tblPr>
       <w:tblGrid>
-        <w:gridCol w:w="4508"/>
-        <w:gridCol w:w="4508"/>
+        <w:gridCol w:w="4567"/>
+        <w:gridCol w:w="4567"/>
       </w:tblGrid>
       <w:tr>
+        <w:trPr>
+          <w:trHeight w:val="568"/>
+        </w:trPr>
         <w:tc>
           <w:tcPr>
-            <w:tcW w:w="4508" w:type="dxa"/>
-            <w:tcBorders>
-              <w:top w:val="single" w:sz="4" w:space="0" w:color="auto"/>
-              <w:left w:val="single" w:sz="4" w:space="0" w:color="auto"/>
-              <w:bottom w:val="single" w:sz="4" w:space="0" w:color="auto"/>
-              <w:right w:val="single" w:sz="4" w:space="0" w:color="auto"/>
-            </w:tcBorders>
-            <w:shd w:val="clear" w:color="auto" w:fill="D5DCE4" w:themeFill="text2" w:themeFillTint="33"/>
+            <w:tcW w:w="4567" w:type="dxa"/>
           </w:tcPr>
           <w:p>
-            <w:pPr>
-              <w:rPr>
-                <w:b/>
-                <w:bCs/>
-              </w:rPr>
-            </w:pPr>
             <w:r>
               <w:rPr>
                 <w:rFonts w:hint="cs"/>
-                <w:b/>
-                <w:bCs/>
                 <w:cs/>
               </w:rPr>
-              <w:t>คำ</w:t>
-            </w:r>
-            <w:r>
-              <w:rPr>
-                <w:b/>
-                <w:bCs/>
-                <w:cs/>
-              </w:rPr>
-              <w:t>ศัพท์</w:t>
+              <w:lastRenderedPageBreak/>
+              <w:t>ราคาการค่าใช้จ่าย</w:t>
             </w:r>
           </w:p>
         </w:tc>
         <w:tc>
           <w:tcPr>
-            <w:tcW w:w="4508" w:type="dxa"/>
-            <w:tcBorders>
-              <w:top w:val="single" w:sz="4" w:space="0" w:color="auto"/>
-              <w:left w:val="single" w:sz="4" w:space="0" w:color="auto"/>
-              <w:bottom w:val="single" w:sz="4" w:space="0" w:color="auto"/>
-              <w:right w:val="single" w:sz="4" w:space="0" w:color="auto"/>
-            </w:tcBorders>
-            <w:shd w:val="clear" w:color="auto" w:fill="D5DCE4" w:themeFill="text2" w:themeFillTint="33"/>
+            <w:tcW w:w="4567" w:type="dxa"/>
           </w:tcPr>
           <w:p>
             <w:pPr>
               <w:rPr>
-                <w:b/>
-                <w:bCs/>
+                <w:lang w:val="en-US"/>
               </w:rPr>
             </w:pPr>
             <w:r>
               <w:rPr>
-                <w:b/>
-                <w:bCs/>
+                <w:rFonts w:hint="cs"/>
                 <w:cs/>
               </w:rPr>
-              <w:t>ความหมายในโครงงาน</w:t>
+              <w:t>จำนวนเงิน</w:t>
+            </w:r>
+            <w:r>
+              <w:rPr>
+                <w:lang w:val="en-US"/>
+              </w:rPr>
+              <w:t>(</w:t>
+            </w:r>
+            <w:r>
+              <w:rPr>
+                <w:rFonts w:hint="cs"/>
+                <w:cs/>
+                <w:lang w:val="en-US"/>
+              </w:rPr>
+              <w:t>บาท</w:t>
+            </w:r>
+            <w:r>
+              <w:rPr>
+                <w:lang w:val="en-US"/>
+              </w:rPr>
+              <w:t>)</w:t>
             </w:r>
           </w:p>
         </w:tc>
       </w:tr>
       <w:tr>
+        <w:trPr>
+          <w:trHeight w:val="410"/>
+        </w:trPr>
         <w:tc>
           <w:tcPr>
-            <w:tcW w:w="4508" w:type="dxa"/>
-            <w:tcBorders>
-              <w:top w:val="single" w:sz="4" w:space="0" w:color="auto"/>
-            </w:tcBorders>
+            <w:tcW w:w="4567" w:type="dxa"/>
+          </w:tcPr>
+          <w:p>
+            <w:pPr>
+              <w:jc w:val="left"/>
+              <w:rPr>
+                <w:rFonts w:hint="cs"/>
+                <w:cs/>
+              </w:rPr>
+            </w:pPr>
+            <w:r>
+              <w:rPr>
+                <w:rFonts w:hint="cs"/>
+                <w:cs/>
+              </w:rPr>
+              <w:t>1.ค่าใช้จ่ายสำหรับในการพัฒนาระบบ</w:t>
+            </w:r>
+          </w:p>
+        </w:tc>
+        <w:tc>
+          <w:tcPr>
+            <w:tcW w:w="4567" w:type="dxa"/>
+          </w:tcPr>
+          <w:p>
+            <w:r>
+              <w:rPr>
+                <w:rFonts w:hint="cs"/>
+                <w:cs/>
+              </w:rPr>
+              <w:t>1000</w:t>
+            </w:r>
+          </w:p>
+        </w:tc>
+      </w:tr>
+      <w:tr>
+        <w:trPr>
+          <w:trHeight w:val="248"/>
+        </w:trPr>
+        <w:tc>
+          <w:tcPr>
+            <w:tcW w:w="4567" w:type="dxa"/>
           </w:tcPr>
           <w:p>
             <w:pPr>
@@ -2518,18 +4289,35 @@
             </w:pPr>
             <w:r>
               <w:rPr>
+                <w:rFonts w:hint="cs"/>
                 <w:cs/>
               </w:rPr>
-              <w:t>ระบบสารสนเทศการจองห้องพัก</w:t>
+              <w:t>2.ค่าเครื่องคอมพิวเตอร์</w:t>
             </w:r>
           </w:p>
         </w:tc>
         <w:tc>
           <w:tcPr>
-            <w:tcW w:w="4508" w:type="dxa"/>
-            <w:tcBorders>
-              <w:top w:val="single" w:sz="4" w:space="0" w:color="auto"/>
-            </w:tcBorders>
+            <w:tcW w:w="4567" w:type="dxa"/>
+          </w:tcPr>
+          <w:p>
+            <w:r>
+              <w:rPr>
+                <w:rFonts w:hint="cs"/>
+                <w:cs/>
+              </w:rPr>
+              <w:t>20000</w:t>
+            </w:r>
+          </w:p>
+        </w:tc>
+      </w:tr>
+      <w:tr>
+        <w:trPr>
+          <w:trHeight w:val="369"/>
+        </w:trPr>
+        <w:tc>
+          <w:tcPr>
+            <w:tcW w:w="4567" w:type="dxa"/>
           </w:tcPr>
           <w:p>
             <w:pPr>
@@ -2537,1577 +4325,90 @@
             </w:pPr>
             <w:r>
               <w:rPr>
+                <w:rFonts w:hint="cs"/>
                 <w:cs/>
               </w:rPr>
-              <w:t>ระบบที่รับ ประมวลผล จัดเก็บ และแสดงข้อมูลเกี่ยวกับการจองและการให้บริการห้องพัก</w:t>
-            </w:r>
-          </w:p>
-        </w:tc>
-      </w:tr>
-      <w:tr>
-        <w:tc>
-          <w:tcPr>
-            <w:tcW w:w="4508" w:type="dxa"/>
-          </w:tcPr>
-          <w:p>
-            <w:pPr>
-              <w:jc w:val="left"/>
-            </w:pPr>
-            <w:r>
-              <w:rPr>
-                <w:cs/>
-              </w:rPr>
-              <w:t>ลูกค้า</w:t>
+              <w:t>3.ค่าเครื่องพิมพ์รายงาน</w:t>
             </w:r>
           </w:p>
         </w:tc>
         <w:tc>
           <w:tcPr>
-            <w:tcW w:w="4508" w:type="dxa"/>
+            <w:tcW w:w="4567" w:type="dxa"/>
           </w:tcPr>
           <w:p>
             <w:pPr>
-              <w:jc w:val="left"/>
+              <w:rPr>
+                <w:rFonts w:hint="cs"/>
+              </w:rPr>
             </w:pPr>
             <w:r>
               <w:rPr>
+                <w:rFonts w:hint="cs"/>
                 <w:cs/>
               </w:rPr>
-              <w:t xml:space="preserve">บัญชีผู้ใช้ประเภท </w:t>
-            </w:r>
-            <w:r>
-              <w:t xml:space="preserve">customer </w:t>
-            </w:r>
-            <w:r>
-              <w:rPr>
-                <w:cs/>
-              </w:rPr>
-              <w:t>ซึ่งทำรายการและดูข้อมูลของตนเอง</w:t>
-            </w:r>
-          </w:p>
-        </w:tc>
-      </w:tr>
-      <w:tr>
-        <w:tc>
-          <w:tcPr>
-            <w:tcW w:w="4508" w:type="dxa"/>
-          </w:tcPr>
-          <w:p>
-            <w:pPr>
-              <w:jc w:val="left"/>
-            </w:pPr>
-            <w:r>
-              <w:rPr>
-                <w:cs/>
-              </w:rPr>
-              <w:t>พนักงาน</w:t>
-            </w:r>
-          </w:p>
-        </w:tc>
-        <w:tc>
-          <w:tcPr>
-            <w:tcW w:w="4508" w:type="dxa"/>
-          </w:tcPr>
-          <w:p>
-            <w:pPr>
-              <w:jc w:val="left"/>
-            </w:pPr>
-            <w:r>
-              <w:rPr>
-                <w:cs/>
-              </w:rPr>
-              <w:t xml:space="preserve">บัญชีประเภท </w:t>
-            </w:r>
-            <w:r>
-              <w:t xml:space="preserve">staff </w:t>
-            </w:r>
-            <w:r>
-              <w:rPr>
-                <w:cs/>
-              </w:rPr>
-              <w:t>ซึ่งตรวจสอบการชำระเงินและดำเนินการเข้าพัก</w:t>
-            </w:r>
-          </w:p>
-        </w:tc>
-      </w:tr>
-      <w:tr>
-        <w:tc>
-          <w:tcPr>
-            <w:tcW w:w="4508" w:type="dxa"/>
-          </w:tcPr>
-          <w:p>
-            <w:pPr>
-              <w:jc w:val="left"/>
-            </w:pPr>
-            <w:r>
-              <w:rPr>
-                <w:cs/>
-              </w:rPr>
-              <w:t>ผู้ดูแลระบบ</w:t>
-            </w:r>
-          </w:p>
-        </w:tc>
-        <w:tc>
-          <w:tcPr>
-            <w:tcW w:w="4508" w:type="dxa"/>
-          </w:tcPr>
-          <w:p>
-            <w:pPr>
-              <w:jc w:val="left"/>
-            </w:pPr>
-            <w:r>
-              <w:rPr>
-                <w:cs/>
-              </w:rPr>
-              <w:t xml:space="preserve">บัญชีประเภท </w:t>
-            </w:r>
-            <w:r>
-              <w:t xml:space="preserve">admin </w:t>
-            </w:r>
-            <w:r>
-              <w:rPr>
-                <w:cs/>
-              </w:rPr>
-              <w:t>ซึ่งจัดการข้อมูลหลักและเรียกดูรายงาน</w:t>
-            </w:r>
-          </w:p>
-        </w:tc>
-      </w:tr>
-      <w:tr>
-        <w:tc>
-          <w:tcPr>
-            <w:tcW w:w="4508" w:type="dxa"/>
-          </w:tcPr>
-          <w:p>
-            <w:pPr>
-              <w:jc w:val="left"/>
-            </w:pPr>
-            <w:r>
-              <w:rPr>
-                <w:cs/>
-              </w:rPr>
-              <w:t>การจอง</w:t>
-            </w:r>
-          </w:p>
-        </w:tc>
-        <w:tc>
-          <w:tcPr>
-            <w:tcW w:w="4508" w:type="dxa"/>
-          </w:tcPr>
-          <w:p>
-            <w:pPr>
-              <w:jc w:val="left"/>
-            </w:pPr>
-            <w:r>
-              <w:rPr>
-                <w:cs/>
-              </w:rPr>
-              <w:t>ระเบียนที่เชื่อมลูกค้าหนึ่งบัญชีกับห้องหนึ่งห้องและช่วงวันที่เข้าพัก</w:t>
-            </w:r>
-          </w:p>
-        </w:tc>
-      </w:tr>
-      <w:tr>
-        <w:tc>
-          <w:tcPr>
-            <w:tcW w:w="4508" w:type="dxa"/>
-          </w:tcPr>
-          <w:p>
-            <w:pPr>
-              <w:jc w:val="left"/>
-              <w:rPr>
-                <w:cs/>
-              </w:rPr>
-            </w:pPr>
-            <w:r>
-              <w:rPr>
-                <w:cs/>
-              </w:rPr>
-              <w:t>บริการเสริม</w:t>
-            </w:r>
-          </w:p>
-        </w:tc>
-        <w:tc>
-          <w:tcPr>
-            <w:tcW w:w="4508" w:type="dxa"/>
-          </w:tcPr>
-          <w:p>
-            <w:pPr>
-              <w:jc w:val="left"/>
-              <w:rPr>
-                <w:cs/>
-              </w:rPr>
-            </w:pPr>
-            <w:r>
-              <w:rPr>
-                <w:cs/>
-              </w:rPr>
-              <w:t>รายการที่เลือกเพิ่มจากค่าห้อง เช่น เตียงเสริม อาหารเช้า และเช็คเอาต์ล่าช้า</w:t>
-            </w:r>
-          </w:p>
-        </w:tc>
-      </w:tr>
-      <w:tr>
-        <w:tc>
-          <w:tcPr>
-            <w:tcW w:w="4508" w:type="dxa"/>
-          </w:tcPr>
-          <w:p>
-            <w:pPr>
-              <w:jc w:val="left"/>
-              <w:rPr>
-                <w:cs/>
-              </w:rPr>
-            </w:pPr>
-            <w:r>
-              <w:rPr>
-                <w:cs/>
-              </w:rPr>
-              <w:t>หลักฐานการชำระเงิน</w:t>
-            </w:r>
-          </w:p>
-        </w:tc>
-        <w:tc>
-          <w:tcPr>
-            <w:tcW w:w="4508" w:type="dxa"/>
-          </w:tcPr>
-          <w:p>
-            <w:pPr>
-              <w:jc w:val="left"/>
-              <w:rPr>
-                <w:cs/>
-              </w:rPr>
-            </w:pPr>
-            <w:r>
-              <w:rPr>
-                <w:cs/>
-              </w:rPr>
-              <w:t>ภาพสลิปที่ลูกค้าอัปโหลดเพื่อให้เจ้าหน้าที่พิจารณา</w:t>
-            </w:r>
-          </w:p>
-        </w:tc>
-      </w:tr>
-      <w:tr>
-        <w:tc>
-          <w:tcPr>
-            <w:tcW w:w="4508" w:type="dxa"/>
-          </w:tcPr>
-          <w:p>
-            <w:pPr>
-              <w:jc w:val="left"/>
-              <w:rPr>
-                <w:cs/>
-              </w:rPr>
-            </w:pPr>
-            <w:r>
-              <w:rPr>
-                <w:cs/>
-              </w:rPr>
-              <w:t>เช็คอิน / เช็คเอาต์</w:t>
-            </w:r>
-          </w:p>
-        </w:tc>
-        <w:tc>
-          <w:tcPr>
-            <w:tcW w:w="4508" w:type="dxa"/>
-          </w:tcPr>
-          <w:p>
-            <w:pPr>
-              <w:jc w:val="left"/>
-              <w:rPr>
-                <w:cs/>
-              </w:rPr>
-            </w:pPr>
-            <w:r>
-              <w:rPr>
-                <w:cs/>
-              </w:rPr>
-              <w:t>การยืนยันเริ่มต้น / สิ้นสุดการเข้าพักในระบบโดยเจ้าหน้าที่</w:t>
-            </w:r>
-          </w:p>
-        </w:tc>
-      </w:tr>
-      <w:tr>
-        <w:tc>
-          <w:tcPr>
-            <w:tcW w:w="4508" w:type="dxa"/>
-          </w:tcPr>
-          <w:p>
-            <w:pPr>
-              <w:jc w:val="left"/>
-              <w:rPr>
-                <w:cs/>
-              </w:rPr>
-            </w:pPr>
-            <w:r>
-              <w:t>SDLC</w:t>
-            </w:r>
-          </w:p>
-        </w:tc>
-        <w:tc>
-          <w:tcPr>
-            <w:tcW w:w="4508" w:type="dxa"/>
-          </w:tcPr>
-          <w:p>
-            <w:pPr>
-              <w:jc w:val="left"/>
-              <w:rPr>
-                <w:cs/>
-              </w:rPr>
-            </w:pPr>
-            <w:r>
-              <w:rPr>
-                <w:cs/>
-              </w:rPr>
-              <w:t>วงจรการพัฒนาระบบ ใช้จัดลำดับงานของโครงงาน</w:t>
-            </w:r>
-          </w:p>
-        </w:tc>
-      </w:tr>
-      <w:tr>
-        <w:tc>
-          <w:tcPr>
-            <w:tcW w:w="4508" w:type="dxa"/>
-          </w:tcPr>
-          <w:p>
-            <w:pPr>
-              <w:jc w:val="left"/>
-              <w:rPr>
-                <w:cs/>
-              </w:rPr>
-            </w:pPr>
-            <w:r>
-              <w:lastRenderedPageBreak/>
-              <w:t>DFD</w:t>
-            </w:r>
-          </w:p>
-        </w:tc>
-        <w:tc>
-          <w:tcPr>
-            <w:tcW w:w="4508" w:type="dxa"/>
-          </w:tcPr>
-          <w:p>
-            <w:pPr>
-              <w:jc w:val="left"/>
-              <w:rPr>
-                <w:cs/>
-              </w:rPr>
-            </w:pPr>
-            <w:r>
-              <w:rPr>
-                <w:cs/>
-              </w:rPr>
-              <w:t>แผนภาพแสดงข้อมูลที่เข้าสู่ ออกจาก และเคลื่อนผ่านกระบวนการของระบบ</w:t>
-            </w:r>
-          </w:p>
-        </w:tc>
-      </w:tr>
-      <w:tr>
-        <w:tc>
-          <w:tcPr>
-            <w:tcW w:w="4508" w:type="dxa"/>
-          </w:tcPr>
-          <w:p>
-            <w:pPr>
-              <w:jc w:val="left"/>
-              <w:rPr>
-                <w:cs/>
-              </w:rPr>
-            </w:pPr>
-            <w:r>
-              <w:t>ER-Diagram</w:t>
-            </w:r>
-          </w:p>
-        </w:tc>
-        <w:tc>
-          <w:tcPr>
-            <w:tcW w:w="4508" w:type="dxa"/>
-          </w:tcPr>
-          <w:p>
-            <w:pPr>
-              <w:jc w:val="left"/>
-              <w:rPr>
-                <w:cs/>
-              </w:rPr>
-            </w:pPr>
-            <w:r>
-              <w:rPr>
-                <w:cs/>
-              </w:rPr>
-              <w:t>แผนภาพแสดงเอนทิตีและความสัมพันธ์ของข้อมูล</w:t>
-            </w:r>
-          </w:p>
-        </w:tc>
-      </w:tr>
-      <w:tr>
-        <w:tc>
-          <w:tcPr>
-            <w:tcW w:w="4508" w:type="dxa"/>
-          </w:tcPr>
-          <w:p>
-            <w:pPr>
-              <w:jc w:val="left"/>
-              <w:rPr>
-                <w:cs/>
-              </w:rPr>
-            </w:pPr>
-            <w:r>
-              <w:t>Data Dictionary</w:t>
-            </w:r>
-          </w:p>
-        </w:tc>
-        <w:tc>
-          <w:tcPr>
-            <w:tcW w:w="4508" w:type="dxa"/>
-          </w:tcPr>
-          <w:p>
-            <w:pPr>
-              <w:jc w:val="left"/>
-              <w:rPr>
-                <w:cs/>
-              </w:rPr>
-            </w:pPr>
-            <w:r>
-              <w:rPr>
-                <w:cs/>
-              </w:rPr>
-              <w:t>คำอธิบายชื่อ ความหมาย โครงสร้าง และเงื่อนไขของข้อมูล</w:t>
-            </w:r>
-          </w:p>
-        </w:tc>
-      </w:tr>
-      <w:tr>
-        <w:tc>
-          <w:tcPr>
-            <w:tcW w:w="4508" w:type="dxa"/>
-          </w:tcPr>
-          <w:p>
-            <w:pPr>
-              <w:jc w:val="left"/>
-              <w:rPr>
-                <w:cs/>
-              </w:rPr>
-            </w:pPr>
-            <w:r>
-              <w:t>Primary Key</w:t>
-            </w:r>
-          </w:p>
-        </w:tc>
-        <w:tc>
-          <w:tcPr>
-            <w:tcW w:w="4508" w:type="dxa"/>
-          </w:tcPr>
-          <w:p>
-            <w:pPr>
-              <w:jc w:val="left"/>
-              <w:rPr>
-                <w:cs/>
-              </w:rPr>
-            </w:pPr>
-            <w:r>
-              <w:rPr>
-                <w:cs/>
-              </w:rPr>
-              <w:t>คีย์ที่ใช้ระบุระเบียนแต่ละรายการโดยไม่ซ้ำกัน</w:t>
-            </w:r>
-          </w:p>
-        </w:tc>
-      </w:tr>
-      <w:tr>
-        <w:tc>
-          <w:tcPr>
-            <w:tcW w:w="4508" w:type="dxa"/>
-          </w:tcPr>
-          <w:p>
-            <w:pPr>
-              <w:jc w:val="left"/>
-              <w:rPr>
-                <w:cs/>
-              </w:rPr>
-            </w:pPr>
-            <w:r>
-              <w:t>Foreign Key</w:t>
-            </w:r>
-          </w:p>
-        </w:tc>
-        <w:tc>
-          <w:tcPr>
-            <w:tcW w:w="4508" w:type="dxa"/>
-          </w:tcPr>
-          <w:p>
-            <w:pPr>
-              <w:jc w:val="left"/>
-              <w:rPr>
-                <w:cs/>
-              </w:rPr>
-            </w:pPr>
-            <w:r>
-              <w:rPr>
-                <w:cs/>
-              </w:rPr>
-              <w:t>คอลัมน์ที่ใช้อ้างอิงระเบียนในอีกตารางหนึ่ง</w:t>
-            </w:r>
-          </w:p>
-        </w:tc>
-      </w:tr>
-      <w:tr>
-        <w:tc>
-          <w:tcPr>
-            <w:tcW w:w="4508" w:type="dxa"/>
-          </w:tcPr>
-          <w:p>
-            <w:pPr>
-              <w:jc w:val="left"/>
-              <w:rPr>
-                <w:cs/>
-              </w:rPr>
-            </w:pPr>
-            <w:r>
-              <w:t>Normalization</w:t>
-            </w:r>
-          </w:p>
-        </w:tc>
-        <w:tc>
-          <w:tcPr>
-            <w:tcW w:w="4508" w:type="dxa"/>
-          </w:tcPr>
-          <w:p>
-            <w:pPr>
-              <w:jc w:val="left"/>
-              <w:rPr>
-                <w:cs/>
-              </w:rPr>
-            </w:pPr>
-            <w:r>
-              <w:rPr>
-                <w:cs/>
-              </w:rPr>
-              <w:t>การพิจารณาโครงสร้างข้อมูลเพื่อลดความซ้ำซ้อนและความผิดปกติในการปรับปรุงข้อมูล</w:t>
-            </w:r>
-          </w:p>
-        </w:tc>
-      </w:tr>
-    </w:tbl>
-    <w:p>
-      <w:pPr>
-        <w:jc w:val="left"/>
-      </w:pPr>
-    </w:p>
-    <w:p>
-      <w:pPr>
-        <w:rPr>
-          <w:cs/>
-        </w:rPr>
-      </w:pPr>
-      <w:r>
-        <w:rPr>
-          <w:cs/>
-        </w:rPr>
-        <w:br w:type="page"/>
-      </w:r>
-    </w:p>
-    <w:p>
-      <w:pPr>
-        <w:rPr>
-          <w:b/>
-          <w:bCs/>
-          <w:sz w:val="36"/>
-          <w:szCs w:val="36"/>
-        </w:rPr>
-      </w:pPr>
-      <w:r>
-        <w:rPr>
-          <w:b/>
-          <w:bCs/>
-          <w:sz w:val="36"/>
-          <w:szCs w:val="36"/>
-          <w:cs/>
-        </w:rPr>
-        <w:lastRenderedPageBreak/>
-        <w:t xml:space="preserve">บทที่ 2 </w:t>
-      </w:r>
-    </w:p>
-    <w:p>
-      <w:pPr>
-        <w:rPr>
-          <w:b/>
-          <w:bCs/>
-          <w:sz w:val="36"/>
-          <w:szCs w:val="36"/>
-        </w:rPr>
-      </w:pPr>
-      <w:r>
-        <w:rPr>
-          <w:b/>
-          <w:bCs/>
-          <w:sz w:val="36"/>
-          <w:szCs w:val="36"/>
-          <w:cs/>
-        </w:rPr>
-        <w:t>การศึกษาความเป็นไปได้ของระบบงาน</w:t>
-      </w:r>
-    </w:p>
-    <w:p>
-      <w:pPr>
-        <w:rPr>
-          <w:b/>
-          <w:bCs/>
-          <w:sz w:val="36"/>
-          <w:szCs w:val="36"/>
-        </w:rPr>
-      </w:pPr>
-    </w:p>
-    <w:p>
-      <w:pPr>
-        <w:jc w:val="left"/>
-        <w:rPr>
-          <w:b/>
-          <w:bCs/>
-        </w:rPr>
-      </w:pPr>
-      <w:r>
-        <w:rPr>
-          <w:b/>
-          <w:bCs/>
-          <w:cs/>
-        </w:rPr>
-        <w:t>2.1 ความเป็นไปได้ทางเทคนิค</w:t>
-      </w:r>
-    </w:p>
-    <w:p>
-      <w:pPr>
-        <w:jc w:val="left"/>
-      </w:pPr>
-      <w:r>
-        <w:rPr>
-          <w:cs/>
-        </w:rPr>
-        <w:tab/>
-      </w:r>
-      <w:r>
-        <w:rPr>
-          <w:cs/>
-        </w:rPr>
-        <w:t xml:space="preserve">ระบบเป็นเว็บแอปพลิเคชัน ประมวลผลฝั่งเซิร์ฟเวอร์ด้วย </w:t>
-      </w:r>
-      <w:r>
-        <w:t xml:space="preserve">PHP </w:t>
-      </w:r>
-      <w:r>
-        <w:rPr>
-          <w:cs/>
-        </w:rPr>
-        <w:t xml:space="preserve">และรับส่งข้อมูลกับฐานข้อมูลผ่าน </w:t>
-      </w:r>
-      <w:r>
-        <w:t xml:space="preserve">PDO </w:t>
-      </w:r>
-      <w:r>
-        <w:rPr>
-          <w:cs/>
-        </w:rPr>
-        <w:t xml:space="preserve">ส่วนหน้าจอประกอบด้วย </w:t>
-      </w:r>
-      <w:r>
-        <w:t xml:space="preserve">HTML </w:t>
-      </w:r>
-      <w:r>
-        <w:rPr>
-          <w:cs/>
-        </w:rPr>
-        <w:t xml:space="preserve">และ </w:t>
-      </w:r>
-      <w:r>
-        <w:t xml:space="preserve">CSS </w:t>
-      </w:r>
-      <w:r>
-        <w:rPr>
-          <w:cs/>
-        </w:rPr>
-        <w:t xml:space="preserve">ร่วมกับ </w:t>
-      </w:r>
-      <w:r>
-        <w:t xml:space="preserve">JavaScript </w:t>
-      </w:r>
-      <w:r>
-        <w:rPr>
-          <w:cs/>
-        </w:rPr>
-        <w:t xml:space="preserve">สำหรับพฤติกรรมบนหน้าจอ เช่น การยืนยันการดำเนินการและการเปลี่ยนรูปภาพ ผู้ใช้ระบุว่าสภาพแวดล้อมพัฒนาคือ </w:t>
-      </w:r>
-      <w:r>
-        <w:t>XAMPP</w:t>
-      </w:r>
-    </w:p>
-    <w:p>
-      <w:pPr>
-        <w:jc w:val="left"/>
-      </w:pPr>
-    </w:p>
-    <w:p>
-      <w:pPr>
-        <w:jc w:val="left"/>
-      </w:pPr>
-      <w:r>
-        <w:rPr>
-          <w:cs/>
-        </w:rPr>
-        <w:t>ตารางที่ 2.1 องค์ประกอบทางเทคนิคที่ปรากฏในระบบ</w:t>
-      </w:r>
-    </w:p>
-    <w:p>
-      <w:pPr>
-        <w:jc w:val="left"/>
-      </w:pPr>
-    </w:p>
-    <w:tbl>
-      <w:tblPr>
-        <w:tblStyle w:val="TableGrid"/>
-        <w:tblW w:w="0" w:type="auto"/>
-        <w:tblLook w:val="04A0" w:firstRow="1" w:lastRow="0" w:firstColumn="1" w:lastColumn="0" w:noHBand="0" w:noVBand="1"/>
-      </w:tblPr>
-      <w:tblGrid>
-        <w:gridCol w:w="4508"/>
-        <w:gridCol w:w="4508"/>
-      </w:tblGrid>
-      <w:tr>
-        <w:tc>
-          <w:tcPr>
-            <w:tcW w:w="4508" w:type="dxa"/>
-          </w:tcPr>
-          <w:p>
-            <w:pPr>
-              <w:jc w:val="left"/>
-            </w:pPr>
-            <w:r>
-              <w:rPr>
-                <w:cs/>
-              </w:rPr>
-              <w:t>องค์ประกอบ</w:t>
-            </w:r>
-          </w:p>
-        </w:tc>
-        <w:tc>
-          <w:tcPr>
-            <w:tcW w:w="4508" w:type="dxa"/>
-          </w:tcPr>
-          <w:p>
-            <w:pPr>
-              <w:jc w:val="left"/>
-            </w:pPr>
-            <w:r>
-              <w:t xml:space="preserve">| </w:t>
-            </w:r>
-            <w:r>
-              <w:rPr>
-                <w:cs/>
-              </w:rPr>
-              <w:t>การใช้งาน</w:t>
-            </w:r>
-          </w:p>
-        </w:tc>
-      </w:tr>
-      <w:tr>
-        <w:tc>
-          <w:tcPr>
-            <w:tcW w:w="4508" w:type="dxa"/>
-          </w:tcPr>
-          <w:p>
-            <w:pPr>
-              <w:jc w:val="left"/>
-            </w:pPr>
-            <w:r>
-              <w:t>HTML</w:t>
-            </w:r>
-          </w:p>
-        </w:tc>
-        <w:tc>
-          <w:tcPr>
-            <w:tcW w:w="4508" w:type="dxa"/>
-          </w:tcPr>
-          <w:p>
-            <w:pPr>
-              <w:jc w:val="left"/>
-            </w:pPr>
-            <w:r>
-              <w:rPr>
-                <w:cs/>
-              </w:rPr>
-              <w:t>โครงสร้างหน้าเว็บ แบบฟอร์ม ตาราง และเอกสารพิมพ์</w:t>
-            </w:r>
-          </w:p>
-        </w:tc>
-      </w:tr>
-      <w:tr>
-        <w:tc>
-          <w:tcPr>
-            <w:tcW w:w="4508" w:type="dxa"/>
-          </w:tcPr>
-          <w:p>
-            <w:pPr>
-              <w:jc w:val="left"/>
-            </w:pPr>
-            <w:r>
-              <w:t>CSS</w:t>
-            </w:r>
-          </w:p>
-        </w:tc>
-        <w:tc>
-          <w:tcPr>
-            <w:tcW w:w="4508" w:type="dxa"/>
-          </w:tcPr>
-          <w:p>
-            <w:pPr>
-              <w:jc w:val="left"/>
-            </w:pPr>
-            <w:r>
-              <w:rPr>
-                <w:cs/>
-              </w:rPr>
-              <w:t>รูปแบบหน้าลูกค้า หน้าหลังบ้าน และรูปแบบการพิมพ์</w:t>
-            </w:r>
-          </w:p>
-        </w:tc>
-      </w:tr>
-      <w:tr>
-        <w:tc>
-          <w:tcPr>
-            <w:tcW w:w="4508" w:type="dxa"/>
-          </w:tcPr>
-          <w:p>
-            <w:pPr>
-              <w:jc w:val="left"/>
-            </w:pPr>
-            <w:r>
-              <w:t>JavaScript</w:t>
-            </w:r>
-          </w:p>
-        </w:tc>
-        <w:tc>
-          <w:tcPr>
-            <w:tcW w:w="4508" w:type="dxa"/>
-          </w:tcPr>
-          <w:p>
-            <w:pPr>
-              <w:jc w:val="left"/>
-            </w:pPr>
-            <w:r>
-              <w:rPr>
-                <w:cs/>
-              </w:rPr>
-              <w:t>ยืนยันรายการสำคัญ แสดงชื่อไฟล์ที่เลือก และเลื่อนภาพห้อง</w:t>
-            </w:r>
-          </w:p>
-        </w:tc>
-      </w:tr>
-      <w:tr>
-        <w:tc>
-          <w:tcPr>
-            <w:tcW w:w="4508" w:type="dxa"/>
-          </w:tcPr>
-          <w:p>
-            <w:pPr>
-              <w:jc w:val="left"/>
-            </w:pPr>
-            <w:r>
-              <w:t>PHP</w:t>
-            </w:r>
-          </w:p>
-        </w:tc>
-        <w:tc>
-          <w:tcPr>
-            <w:tcW w:w="4508" w:type="dxa"/>
-          </w:tcPr>
-          <w:p>
-            <w:pPr>
-              <w:jc w:val="left"/>
-            </w:pPr>
-            <w:r>
-              <w:rPr>
-                <w:cs/>
-              </w:rPr>
-              <w:t>ตรวจสิทธิ์ ประมวลผลฟอร์ม คำนวณยอด บันทึกและเรียกข้อมูล</w:t>
-            </w:r>
-          </w:p>
-        </w:tc>
-      </w:tr>
-      <w:tr>
-        <w:tc>
-          <w:tcPr>
-            <w:tcW w:w="4508" w:type="dxa"/>
-          </w:tcPr>
-          <w:p>
-            <w:pPr>
-              <w:jc w:val="left"/>
-            </w:pPr>
-            <w:r>
-              <w:t>PDO</w:t>
-            </w:r>
-          </w:p>
-        </w:tc>
-        <w:tc>
-          <w:tcPr>
-            <w:tcW w:w="4508" w:type="dxa"/>
-          </w:tcPr>
-          <w:p>
-            <w:pPr>
-              <w:jc w:val="left"/>
-            </w:pPr>
-            <w:r>
-              <w:rPr>
-                <w:cs/>
-              </w:rPr>
-              <w:t>ติดต่อฐานข้อมูลและส่งคำสั่งที่ผูกค่าพารามิเตอร์</w:t>
-            </w:r>
-          </w:p>
-        </w:tc>
-      </w:tr>
-      <w:tr>
-        <w:tc>
-          <w:tcPr>
-            <w:tcW w:w="4508" w:type="dxa"/>
-          </w:tcPr>
-          <w:p>
-            <w:pPr>
-              <w:jc w:val="left"/>
-            </w:pPr>
-            <w:r>
-              <w:rPr>
-                <w:cs/>
-              </w:rPr>
-              <w:t xml:space="preserve">ฐานข้อมูลรูปแบบ </w:t>
-            </w:r>
-            <w:r>
-              <w:t>MariaDB</w:t>
-            </w:r>
-          </w:p>
-        </w:tc>
-        <w:tc>
-          <w:tcPr>
-            <w:tcW w:w="4508" w:type="dxa"/>
-          </w:tcPr>
-          <w:p>
-            <w:pPr>
-              <w:jc w:val="left"/>
-              <w:rPr>
-                <w:cs/>
-              </w:rPr>
-            </w:pPr>
-            <w:r>
-              <w:rPr>
-                <w:cs/>
-              </w:rPr>
-              <w:t xml:space="preserve">ตารางหลักหกตาราง ใช้ </w:t>
-            </w:r>
-            <w:r>
-              <w:t xml:space="preserve">InnoDB </w:t>
-            </w:r>
-            <w:r>
-              <w:rPr>
-                <w:cs/>
-              </w:rPr>
-              <w:t xml:space="preserve">และ </w:t>
-            </w:r>
-            <w:r>
-              <w:t>utf</w:t>
-            </w:r>
-            <w:r>
-              <w:rPr>
-                <w:cs/>
-              </w:rPr>
-              <w:t>8</w:t>
-            </w:r>
-            <w:r>
-              <w:t>mb</w:t>
-            </w:r>
-            <w:r>
-              <w:rPr>
-                <w:cs/>
-              </w:rPr>
-              <w:t>4 ตามไฟล์โครงสร้าง</w:t>
-            </w:r>
-          </w:p>
-        </w:tc>
-      </w:tr>
-      <w:tr>
-        <w:tc>
-          <w:tcPr>
-            <w:tcW w:w="4508" w:type="dxa"/>
-          </w:tcPr>
-          <w:p>
-            <w:pPr>
-              <w:jc w:val="left"/>
-            </w:pPr>
-            <w:r>
-              <w:t>PHP Session</w:t>
-            </w:r>
-          </w:p>
-        </w:tc>
-        <w:tc>
-          <w:tcPr>
-            <w:tcW w:w="4508" w:type="dxa"/>
-          </w:tcPr>
-          <w:p>
-            <w:pPr>
-              <w:jc w:val="left"/>
-              <w:rPr>
-                <w:cs/>
-              </w:rPr>
-            </w:pPr>
-            <w:r>
-              <w:rPr>
-                <w:cs/>
-              </w:rPr>
-              <w:t>เก็บข้อมูลผู้เข้าสู่ระบบและบทบาทเพื่อประกอบการตรวจสิทธิ์</w:t>
-            </w:r>
-          </w:p>
-        </w:tc>
-      </w:tr>
-      <w:tr>
-        <w:tc>
-          <w:tcPr>
-            <w:tcW w:w="4508" w:type="dxa"/>
-          </w:tcPr>
-          <w:p>
-            <w:pPr>
-              <w:jc w:val="left"/>
-            </w:pPr>
-            <w:r>
-              <w:rPr>
-                <w:cs/>
-              </w:rPr>
-              <w:t>ระบบไฟล์</w:t>
-            </w:r>
-          </w:p>
-        </w:tc>
-        <w:tc>
-          <w:tcPr>
-            <w:tcW w:w="4508" w:type="dxa"/>
-          </w:tcPr>
-          <w:p>
-            <w:pPr>
-              <w:jc w:val="left"/>
-              <w:rPr>
-                <w:cs/>
-              </w:rPr>
-            </w:pPr>
-            <w:r>
-              <w:rPr>
-                <w:cs/>
-              </w:rPr>
-              <w:t>เก็บภาพห้องและภาพสลิป โดยฐานข้อมูลเก็บชื่อไฟล์</w:t>
-            </w:r>
-          </w:p>
-        </w:tc>
-      </w:tr>
-      <w:tr>
-        <w:tc>
-          <w:tcPr>
-            <w:tcW w:w="4508" w:type="dxa"/>
-          </w:tcPr>
-          <w:p>
-            <w:pPr>
-              <w:jc w:val="left"/>
-            </w:pPr>
-            <w:r>
-              <w:t>XAMPP</w:t>
-            </w:r>
-          </w:p>
-        </w:tc>
-        <w:tc>
-          <w:tcPr>
-            <w:tcW w:w="4508" w:type="dxa"/>
-          </w:tcPr>
-          <w:p>
-            <w:pPr>
-              <w:jc w:val="left"/>
-              <w:rPr>
-                <w:cs/>
-              </w:rPr>
-            </w:pPr>
-            <w:r>
-              <w:rPr>
-                <w:cs/>
-              </w:rPr>
-              <w:t>สภาพแวดล้อมพัฒนา</w:t>
-            </w:r>
-          </w:p>
-        </w:tc>
-      </w:tr>
-    </w:tbl>
-    <w:p>
-      <w:pPr>
-        <w:jc w:val="left"/>
-      </w:pPr>
-    </w:p>
-    <w:p>
-      <w:pPr>
-        <w:jc w:val="left"/>
-      </w:pPr>
-      <w:r>
-        <w:rPr>
-          <w:cs/>
-        </w:rPr>
-        <w:t>การเลือกเทคโนโลยีดังกล่าวสอดคล้องกับลักษณะงานของโรงแรม เนื่องจากระบบมีการรับข้อมูลผ่านแบบฟอร์ม ตรวจสอบเงื่อนไข บันทึกรายการ และแสดงผลจากฐานข้อมูล ผู้ใช้งานเข้าถึงหน้าจอผ่านเว็บเบราว์เซอร์ ขณะที่ข้อมูลผู้ใช้ ห้องพัก การจอง บริการเสริม และการชำระเงินจัดเก็บเป็นตารางที่มีความสัมพันธ์กัน ทำให้สามารถนำข้อมูลมาประมวลผลร่วมกันได้</w:t>
-      </w:r>
-    </w:p>
-    <w:tbl>
-      <w:tblPr>
-        <w:tblW w:w="0" w:type="auto"/>
-        <w:tblCellSpacing w:w="15" w:type="dxa"/>
-        <w:tblBorders>
-          <w:top w:val="single" w:sz="4" w:space="0" w:color="auto"/>
-          <w:left w:val="single" w:sz="4" w:space="0" w:color="auto"/>
-          <w:bottom w:val="single" w:sz="4" w:space="0" w:color="auto"/>
-          <w:right w:val="single" w:sz="4" w:space="0" w:color="auto"/>
-          <w:insideH w:val="single" w:sz="4" w:space="0" w:color="auto"/>
-          <w:insideV w:val="single" w:sz="4" w:space="0" w:color="auto"/>
-        </w:tblBorders>
-        <w:tblCellMar>
-          <w:top w:w="15" w:type="dxa"/>
-          <w:left w:w="15" w:type="dxa"/>
-          <w:bottom w:w="15" w:type="dxa"/>
-          <w:right w:w="15" w:type="dxa"/>
-        </w:tblCellMar>
-        <w:tblLook w:val="04A0" w:firstRow="1" w:lastRow="0" w:firstColumn="1" w:lastColumn="0" w:noHBand="0" w:noVBand="1"/>
-      </w:tblPr>
-      <w:tblGrid>
-        <w:gridCol w:w="1921"/>
-        <w:gridCol w:w="7095"/>
-      </w:tblGrid>
-      <w:tr>
-        <w:trPr>
-          <w:tblHeader/>
-          <w:tblCellSpacing w:w="15" w:type="dxa"/>
-        </w:trPr>
-        <w:tc>
-          <w:tcPr>
-            <w:tcW w:w="0" w:type="auto"/>
-            <w:vAlign w:val="center"/>
-            <w:hideMark/>
-          </w:tcPr>
-          <w:p>
-            <w:pPr>
-              <w:jc w:val="left"/>
-              <w:rPr>
-                <w:b/>
-                <w:bCs/>
-              </w:rPr>
-            </w:pPr>
-            <w:r>
-              <w:rPr>
-                <w:b/>
-                <w:bCs/>
-                <w:cs/>
-              </w:rPr>
-              <w:lastRenderedPageBreak/>
-              <w:t>ประเด็นพิจารณา</w:t>
-            </w:r>
-          </w:p>
-        </w:tc>
-        <w:tc>
-          <w:tcPr>
-            <w:tcW w:w="0" w:type="auto"/>
-            <w:vAlign w:val="center"/>
-            <w:hideMark/>
-          </w:tcPr>
-          <w:p>
-            <w:pPr>
-              <w:jc w:val="left"/>
-              <w:rPr>
-                <w:b/>
-                <w:bCs/>
-              </w:rPr>
-            </w:pPr>
-            <w:r>
-              <w:rPr>
-                <w:b/>
-                <w:bCs/>
-                <w:cs/>
-              </w:rPr>
-              <w:t>ผลการวิเคราะห์ระบบ</w:t>
+              <w:t>2000</w:t>
             </w:r>
           </w:p>
         </w:tc>
       </w:tr>
       <w:tr>
         <w:trPr>
-          <w:tblCellSpacing w:w="15" w:type="dxa"/>
+          <w:trHeight w:val="363"/>
         </w:trPr>
         <w:tc>
           <w:tcPr>
-            <w:tcW w:w="0" w:type="auto"/>
-            <w:vAlign w:val="center"/>
-            <w:hideMark/>
+            <w:tcW w:w="4567" w:type="dxa"/>
           </w:tcPr>
           <w:p>
             <w:pPr>
-              <w:jc w:val="left"/>
+              <w:rPr>
+                <w:b/>
+                <w:bCs/>
+              </w:rPr>
             </w:pPr>
             <w:r>
               <w:rPr>
+                <w:rFonts w:hint="cs"/>
+                <w:b/>
+                <w:bCs/>
                 <w:cs/>
               </w:rPr>
-              <w:t>ความพร้อมของเทคโนโลยี</w:t>
+              <w:t>รวมค่าใช้จ่าย</w:t>
             </w:r>
           </w:p>
         </w:tc>
         <w:tc>
           <w:tcPr>
-            <w:tcW w:w="0" w:type="auto"/>
-            <w:vAlign w:val="center"/>
-            <w:hideMark/>
+            <w:tcW w:w="4567" w:type="dxa"/>
           </w:tcPr>
           <w:p>
             <w:pPr>
-              <w:jc w:val="left"/>
+              <w:rPr>
+                <w:lang w:val="en-US"/>
+              </w:rPr>
             </w:pPr>
-            <w:r>
-              <w:rPr>
-                <w:cs/>
-              </w:rPr>
-              <w:t xml:space="preserve">มี </w:t>
-            </w:r>
-            <w:r>
-              <w:t xml:space="preserve">PHP, Apache </w:t>
-            </w:r>
-            <w:r>
-              <w:rPr>
-                <w:cs/>
-              </w:rPr>
-              <w:t xml:space="preserve">และ </w:t>
-            </w:r>
-            <w:r>
-              <w:t xml:space="preserve">MariaDB </w:t>
-            </w:r>
-            <w:r>
-              <w:rPr>
-                <w:cs/>
-              </w:rPr>
-              <w:t>ในสภาพแวดล้อมพัฒนา รวมถึงโค้ดที่รองรับกระบวนการหลักของระบบ</w:t>
-            </w:r>
-          </w:p>
-        </w:tc>
-      </w:tr>
-      <w:tr>
-        <w:trPr>
-          <w:tblCellSpacing w:w="15" w:type="dxa"/>
-        </w:trPr>
-        <w:tc>
-          <w:tcPr>
-            <w:tcW w:w="0" w:type="auto"/>
-            <w:vAlign w:val="center"/>
-            <w:hideMark/>
-          </w:tcPr>
-          <w:p>
-            <w:pPr>
-              <w:jc w:val="left"/>
-            </w:pPr>
-            <w:r>
-              <w:rPr>
-                <w:cs/>
-              </w:rPr>
-              <w:t>ความเหมาะสมของฐานข้อมูล</w:t>
-            </w:r>
-          </w:p>
-        </w:tc>
-        <w:tc>
-          <w:tcPr>
-            <w:tcW w:w="0" w:type="auto"/>
-            <w:vAlign w:val="center"/>
-            <w:hideMark/>
-          </w:tcPr>
-          <w:p>
-            <w:pPr>
-              <w:jc w:val="left"/>
-            </w:pPr>
-            <w:r>
-              <w:rPr>
-                <w:cs/>
-              </w:rPr>
-              <w:t>ฐานข้อมูลเชิงสัมพันธ์เหมาะกับข้อมูลที่ต้องเชื่อมผู้จอง ห้องพัก รายการจอง และการชำระเงิน</w:t>
-            </w:r>
-          </w:p>
-        </w:tc>
-      </w:tr>
-      <w:tr>
-        <w:trPr>
-          <w:tblCellSpacing w:w="15" w:type="dxa"/>
-        </w:trPr>
-        <w:tc>
-          <w:tcPr>
-            <w:tcW w:w="0" w:type="auto"/>
-            <w:vAlign w:val="center"/>
-            <w:hideMark/>
-          </w:tcPr>
-          <w:p>
-            <w:pPr>
-              <w:jc w:val="left"/>
-            </w:pPr>
-            <w:r>
-              <w:rPr>
-                <w:cs/>
-              </w:rPr>
-              <w:t>การรองรับข้อมูลเพิ่มขึ้น</w:t>
-            </w:r>
-          </w:p>
-        </w:tc>
-        <w:tc>
-          <w:tcPr>
-            <w:tcW w:w="0" w:type="auto"/>
-            <w:vAlign w:val="center"/>
-            <w:hideMark/>
-          </w:tcPr>
-          <w:p>
-            <w:pPr>
-              <w:jc w:val="left"/>
-            </w:pPr>
-            <w:r>
-              <w:rPr>
-                <w:cs/>
-              </w:rPr>
-              <w:t>สามารถเพิ่มระเบียนในตารางเดิมได้ แต่การรองรับผู้ใช้พร้อมกันต้องทดสอบตามทรัพยากรเครื่องและการออกแบบคำสั่งฐานข้อมูล</w:t>
-            </w:r>
-          </w:p>
-        </w:tc>
-      </w:tr>
-      <w:tr>
-        <w:trPr>
-          <w:tblCellSpacing w:w="15" w:type="dxa"/>
-        </w:trPr>
-        <w:tc>
-          <w:tcPr>
-            <w:tcW w:w="0" w:type="auto"/>
-            <w:vAlign w:val="center"/>
-            <w:hideMark/>
-          </w:tcPr>
-          <w:p>
-            <w:pPr>
-              <w:jc w:val="left"/>
-            </w:pPr>
-            <w:r>
-              <w:rPr>
-                <w:cs/>
-              </w:rPr>
-              <w:t>การควบคุมข้อมูล</w:t>
-            </w:r>
-          </w:p>
-        </w:tc>
-        <w:tc>
-          <w:tcPr>
-            <w:tcW w:w="0" w:type="auto"/>
-            <w:vAlign w:val="center"/>
-            <w:hideMark/>
-          </w:tcPr>
-          <w:p>
-            <w:pPr>
-              <w:jc w:val="left"/>
-            </w:pPr>
-            <w:r>
-              <w:rPr>
-                <w:cs/>
-              </w:rPr>
-              <w:t xml:space="preserve">มีการแบ่งสิทธิ์ลูกค้า พนักงาน และผู้ดูแลระบบ ใช้ค่าแฮชรหัสผ่าน และตรวจคำขอสำคัญด้วย </w:t>
-            </w:r>
-            <w:r>
-              <w:t>CSRF token</w:t>
-            </w:r>
-          </w:p>
-        </w:tc>
-      </w:tr>
-      <w:tr>
-        <w:trPr>
-          <w:tblCellSpacing w:w="15" w:type="dxa"/>
-        </w:trPr>
-        <w:tc>
-          <w:tcPr>
-            <w:tcW w:w="0" w:type="auto"/>
-            <w:vAlign w:val="center"/>
-            <w:hideMark/>
-          </w:tcPr>
-          <w:p>
-            <w:pPr>
-              <w:jc w:val="left"/>
-            </w:pPr>
-            <w:r>
-              <w:rPr>
-                <w:cs/>
-              </w:rPr>
-              <w:t>การใช้ทรัพยากรเดิม</w:t>
-            </w:r>
-          </w:p>
-        </w:tc>
-        <w:tc>
-          <w:tcPr>
-            <w:tcW w:w="0" w:type="auto"/>
-            <w:vAlign w:val="center"/>
-            <w:hideMark/>
-          </w:tcPr>
-          <w:p>
-            <w:pPr>
-              <w:jc w:val="left"/>
-            </w:pPr>
-            <w:r>
-              <w:rPr>
-                <w:cs/>
-              </w:rPr>
-              <w:t xml:space="preserve">สามารถใช้เครื่องพัฒนาปัจจุบันสำหรับสาธิตผ่าน </w:t>
-            </w:r>
-            <w:r>
-              <w:t xml:space="preserve">localhost </w:t>
-            </w:r>
-            <w:r>
-              <w:rPr>
-                <w:cs/>
-              </w:rPr>
-              <w:t>ส่วนความพร้อมของอุปกรณ์โรงแรมยังต้องสำรวจเพิ่มเติม</w:t>
-            </w:r>
-          </w:p>
-        </w:tc>
-      </w:tr>
-      <w:tr>
-        <w:trPr>
-          <w:tblCellSpacing w:w="15" w:type="dxa"/>
-        </w:trPr>
-        <w:tc>
-          <w:tcPr>
-            <w:tcW w:w="0" w:type="auto"/>
-            <w:vAlign w:val="center"/>
-            <w:hideMark/>
-          </w:tcPr>
-          <w:p>
-            <w:pPr>
-              <w:jc w:val="left"/>
-            </w:pPr>
-            <w:r>
-              <w:rPr>
-                <w:cs/>
-              </w:rPr>
-              <w:t>ความพร้อมของบุคลากร</w:t>
-            </w:r>
-          </w:p>
-        </w:tc>
-        <w:tc>
-          <w:tcPr>
-            <w:tcW w:w="0" w:type="auto"/>
-            <w:vAlign w:val="center"/>
-            <w:hideMark/>
-          </w:tcPr>
-          <w:p>
-            <w:pPr>
-              <w:jc w:val="left"/>
-            </w:pPr>
-            <w:r>
-              <w:rPr>
-                <w:cs/>
-              </w:rPr>
-              <w:t xml:space="preserve">ผู้ดูแลต้องเข้าใจการใช้งานเว็บและการดูแลข้อมูล ส่วนผู้พัฒนาต้องดูแล </w:t>
-            </w:r>
-            <w:r>
-              <w:t xml:space="preserve">PHP, SQL </w:t>
-            </w:r>
-            <w:r>
-              <w:rPr>
-                <w:cs/>
-              </w:rPr>
-              <w:t>และสภาพแวดล้อมเซิร์ฟเวอร์ได้</w:t>
-            </w:r>
           </w:p>
         </w:tc>
       </w:tr>
     </w:tbl>
     <w:p>
       <w:pPr>
-        <w:jc w:val="left"/>
-      </w:pPr>
-    </w:p>
-    <w:p>
-      <w:pPr>
-        <w:jc w:val="left"/>
-      </w:pPr>
-      <w:r>
-        <w:rPr>
-          <w:cs/>
-        </w:rPr>
-        <w:t>สำหรับสถานการณ์ทดลอง กำหนดให้ลูกค้าค้นหาห้องพัก เลือกบริการเสริม สร้างการจอง และแนบสลิป จากนั้นเจ้าหน้าที่ตรวจสอบหลักฐาน ยืนยันการจอง และดำเนินการเช็คอินกับเช็คเอาต์ โดยตรวจสอบว่าข้อมูลและสถานะเปลี่ยนแปลงสอดคล้องกันตลอดกระบวนการ สถานการณ์นี้ใช้เป็นแนวทางตรวจความพร้อมของเทคโนโลยี ไม่ถือเป็นบันทึกว่าการทดลองผ่านแล้ว</w:t>
-      </w:r>
-    </w:p>
-    <w:p>
-      <w:pPr>
-        <w:jc w:val="left"/>
-      </w:pPr>
-      <w:r>
-        <w:rPr>
-          <w:cs/>
-        </w:rPr>
-        <w:t xml:space="preserve">จากการวิเคราะห์โครงสร้างและโปรแกรมที่มีอยู่ จึงประเมินได้ว่าระบบมีความเป็นไปได้ด้านเทคนิคสำหรับการพัฒนาและสาธิตในระดับโครงงาน เนื่องจากมีเทคโนโลยีและองค์ประกอบรองรับงานหลัก </w:t>
-      </w:r>
-    </w:p>
-    <w:p>
-      <w:pPr>
-        <w:jc w:val="left"/>
-      </w:pPr>
-      <w:r>
-        <w:rPr>
-          <w:b/>
-          <w:bCs/>
-        </w:rPr>
-        <w:t xml:space="preserve">2.1.2 </w:t>
-      </w:r>
-      <w:r>
-        <w:rPr>
-          <w:b/>
-          <w:bCs/>
-          <w:cs/>
-        </w:rPr>
-        <w:t>ความเป็นไปได้ด้านการปฏิบัติการ</w:t>
-      </w:r>
-    </w:p>
-    <w:p>
-      <w:pPr>
-        <w:jc w:val="left"/>
-      </w:pPr>
-      <w:r>
-        <w:rPr>
-          <w:cs/>
-        </w:rPr>
-        <w:t>ระบบใหม่แบ่งหน้าที่ให้สอดคล้องกับผู้เกี่ยวข้อง ลูกค้าดำเนินการค้นหาและจองห้องพักด้วยตนเอง พนักงานตรวจสอบหลักฐานการชำระเงินและจัดการการเข้าพัก ส่วนผู้ดูแลระบบจัดการข้อมูลหลักและเรียกดูรายงาน การแบ่งหน้าที่ดังกล่าวมีแนวโน้มช่วยลดการสอบถามและการตรวจข้อมูลซ้ำ โดยยังคงให้เจ้าหน้าที่เป็นผู้พิจารณาหลักฐานก่อนยืนยันการชำระเงิน</w:t>
-      </w:r>
-    </w:p>
-    <w:p>
-      <w:pPr>
-        <w:jc w:val="left"/>
-      </w:pPr>
-    </w:p>
-    <w:p>
-      <w:pPr>
-        <w:jc w:val="left"/>
-      </w:pPr>
-      <w:r>
-        <w:rPr>
-          <w:b/>
-          <w:bCs/>
-        </w:rPr>
-        <w:t xml:space="preserve">2.1.3 </w:t>
-      </w:r>
-      <w:r>
-        <w:rPr>
-          <w:b/>
-          <w:bCs/>
-          <w:cs/>
-        </w:rPr>
-        <w:t>ความเป็นไปได้ด้านเศรษฐศาสตร์ (</w:t>
-      </w:r>
-      <w:r>
-        <w:rPr>
-          <w:b/>
-          <w:bCs/>
-        </w:rPr>
-        <w:t>Economic Feasibility)</w:t>
-      </w:r>
-    </w:p>
-    <w:p>
-      <w:pPr>
+        <w:ind w:firstLine="720"/>
+        <w:jc w:val="left"/>
+      </w:pPr>
+    </w:p>
+    <w:p>
+      <w:pPr>
+        <w:jc w:val="left"/>
+        <w:rPr>
+          <w:rFonts w:hint="cs"/>
+        </w:rPr>
+      </w:pPr>
+    </w:p>
+    <w:p>
+      <w:pPr>
+        <w:ind w:firstLine="720"/>
         <w:jc w:val="left"/>
       </w:pPr>
       <w:r>
@@ -4215,7 +4516,6 @@
         <w:rPr>
           <w:cs/>
         </w:rPr>
-        <w:lastRenderedPageBreak/>
         <w:t xml:space="preserve">สมมติให้ระบบลดเวลางานได้เดือนละ </w:t>
       </w:r>
       <w:r>
@@ -4284,6 +4584,7 @@
     </w:p>
     <w:p>
       <w:pPr>
+        <w:ind w:firstLine="720"/>
         <w:jc w:val="left"/>
       </w:pPr>
       <w:r>
@@ -4379,6 +4680,7 @@
     </w:p>
     <w:p>
       <w:pPr>
+        <w:ind w:firstLine="720"/>
         <w:jc w:val="left"/>
       </w:pPr>
       <w:r>
@@ -4705,6 +5007,7 @@
               <w:rPr>
                 <w:cs/>
               </w:rPr>
+              <w:lastRenderedPageBreak/>
               <w:t>ทดลองต้นแบบ</w:t>
             </w:r>
           </w:p>
@@ -4838,6 +5141,7 @@
     </w:p>
     <w:p>
       <w:pPr>
+        <w:ind w:firstLine="720"/>
         <w:jc w:val="left"/>
       </w:pPr>
       <w:r>
@@ -4870,6 +5174,15 @@
     <w:p>
       <w:pPr>
         <w:jc w:val="left"/>
+        <w:rPr>
+          <w:b/>
+          <w:bCs/>
+        </w:rPr>
+      </w:pPr>
+    </w:p>
+    <w:p>
+      <w:pPr>
+        <w:jc w:val="left"/>
       </w:pPr>
       <w:r>
         <w:rPr>
@@ -4889,13 +5202,13 @@
     </w:p>
     <w:p>
       <w:pPr>
-        <w:jc w:val="left"/>
-      </w:pPr>
-      <w:r>
-        <w:rPr>
-          <w:cs/>
-        </w:rPr>
-        <w:lastRenderedPageBreak/>
+        <w:ind w:firstLine="720"/>
+        <w:jc w:val="left"/>
+      </w:pPr>
+      <w:r>
+        <w:rPr>
+          <w:cs/>
+        </w:rPr>
         <w:t xml:space="preserve">ปัญหาหลักคือข้อมูลห้องพัก ลูกค้า การจอง และการชำระเงินยังไม่เชื่อมโยงเป็นระบบเดียว ทำให้การค้นหาและตรวจสอบข้อมูลไม่สะดวก ลูกค้าไม่สามารถทำรายการสำคัญด้วยตนเอง ส่งผลให้พนักงานต้องรับภาระสอบถามและดำเนินการแทน นอกจากนี้ การตรวจหลักฐาน การเรียกดูประวัติลูกค้า และการรวบรวมรายงานยังขาดเครื่องมือสนับสนุนที่เป็นระบบ </w:t>
       </w:r>
     </w:p>
@@ -5281,7 +5594,9 @@
     </w:p>
     <w:p>
       <w:pPr>
-        <w:rPr>
+        <w:jc w:val="both"/>
+        <w:rPr>
+          <w:rFonts w:hint="cs"/>
           <w:b/>
           <w:bCs/>
           <w:sz w:val="36"/>
@@ -5557,6 +5872,9 @@
       <w:pPr>
         <w:ind w:left="720"/>
         <w:jc w:val="left"/>
+        <w:rPr>
+          <w:rFonts w:hint="cs"/>
+        </w:rPr>
       </w:pPr>
       <w:r>
         <w:rPr>
@@ -5574,12 +5892,6 @@
     </w:p>
     <w:p>
       <w:pPr>
-        <w:ind w:left="720"/>
-        <w:jc w:val="left"/>
-      </w:pPr>
-    </w:p>
-    <w:p>
-      <w:pPr>
         <w:jc w:val="left"/>
         <w:rPr>
           <w:b/>
@@ -5652,6 +5964,7 @@
           <w:b/>
           <w:bCs/>
         </w:rPr>
+        <w:lastRenderedPageBreak/>
         <w:t>List of Boundaries</w:t>
       </w:r>
     </w:p>
@@ -5663,7 +5976,316 @@
           <w:bCs/>
           <w:sz w:val="36"/>
           <w:szCs w:val="36"/>
-          <w:cs/>
+        </w:rPr>
+      </w:pPr>
+    </w:p>
+    <w:p>
+      <w:pPr>
+        <w:jc w:val="left"/>
+        <w:rPr>
+          <w:b/>
+          <w:bCs/>
+          <w:sz w:val="36"/>
+          <w:szCs w:val="36"/>
+        </w:rPr>
+      </w:pPr>
+    </w:p>
+    <w:p>
+      <w:pPr>
+        <w:jc w:val="left"/>
+        <w:rPr>
+          <w:b/>
+          <w:bCs/>
+          <w:sz w:val="36"/>
+          <w:szCs w:val="36"/>
+        </w:rPr>
+      </w:pPr>
+    </w:p>
+    <w:p>
+      <w:pPr>
+        <w:jc w:val="left"/>
+        <w:rPr>
+          <w:b/>
+          <w:bCs/>
+          <w:sz w:val="36"/>
+          <w:szCs w:val="36"/>
+        </w:rPr>
+      </w:pPr>
+    </w:p>
+    <w:p>
+      <w:pPr>
+        <w:jc w:val="left"/>
+        <w:rPr>
+          <w:b/>
+          <w:bCs/>
+          <w:sz w:val="36"/>
+          <w:szCs w:val="36"/>
+        </w:rPr>
+      </w:pPr>
+    </w:p>
+    <w:p>
+      <w:pPr>
+        <w:jc w:val="left"/>
+        <w:rPr>
+          <w:b/>
+          <w:bCs/>
+          <w:sz w:val="36"/>
+          <w:szCs w:val="36"/>
+        </w:rPr>
+      </w:pPr>
+    </w:p>
+    <w:p>
+      <w:pPr>
+        <w:jc w:val="left"/>
+        <w:rPr>
+          <w:b/>
+          <w:bCs/>
+          <w:sz w:val="36"/>
+          <w:szCs w:val="36"/>
+        </w:rPr>
+      </w:pPr>
+    </w:p>
+    <w:p>
+      <w:pPr>
+        <w:jc w:val="left"/>
+        <w:rPr>
+          <w:b/>
+          <w:bCs/>
+          <w:sz w:val="36"/>
+          <w:szCs w:val="36"/>
+        </w:rPr>
+      </w:pPr>
+    </w:p>
+    <w:p>
+      <w:pPr>
+        <w:jc w:val="left"/>
+        <w:rPr>
+          <w:b/>
+          <w:bCs/>
+          <w:sz w:val="36"/>
+          <w:szCs w:val="36"/>
+        </w:rPr>
+      </w:pPr>
+    </w:p>
+    <w:p>
+      <w:pPr>
+        <w:jc w:val="left"/>
+        <w:rPr>
+          <w:b/>
+          <w:bCs/>
+          <w:sz w:val="36"/>
+          <w:szCs w:val="36"/>
+        </w:rPr>
+      </w:pPr>
+    </w:p>
+    <w:p>
+      <w:pPr>
+        <w:jc w:val="left"/>
+        <w:rPr>
+          <w:b/>
+          <w:bCs/>
+          <w:sz w:val="36"/>
+          <w:szCs w:val="36"/>
+        </w:rPr>
+      </w:pPr>
+    </w:p>
+    <w:p>
+      <w:pPr>
+        <w:jc w:val="left"/>
+        <w:rPr>
+          <w:b/>
+          <w:bCs/>
+          <w:sz w:val="36"/>
+          <w:szCs w:val="36"/>
+        </w:rPr>
+      </w:pPr>
+    </w:p>
+    <w:p>
+      <w:pPr>
+        <w:jc w:val="left"/>
+        <w:rPr>
+          <w:b/>
+          <w:bCs/>
+          <w:sz w:val="36"/>
+          <w:szCs w:val="36"/>
+        </w:rPr>
+      </w:pPr>
+    </w:p>
+    <w:p>
+      <w:pPr>
+        <w:jc w:val="left"/>
+        <w:rPr>
+          <w:b/>
+          <w:bCs/>
+          <w:sz w:val="36"/>
+          <w:szCs w:val="36"/>
+        </w:rPr>
+      </w:pPr>
+    </w:p>
+    <w:p>
+      <w:pPr>
+        <w:jc w:val="left"/>
+        <w:rPr>
+          <w:b/>
+          <w:bCs/>
+          <w:sz w:val="36"/>
+          <w:szCs w:val="36"/>
+        </w:rPr>
+      </w:pPr>
+    </w:p>
+    <w:p>
+      <w:pPr>
+        <w:jc w:val="left"/>
+        <w:rPr>
+          <w:b/>
+          <w:bCs/>
+          <w:sz w:val="36"/>
+          <w:szCs w:val="36"/>
+        </w:rPr>
+      </w:pPr>
+    </w:p>
+    <w:p>
+      <w:pPr>
+        <w:jc w:val="left"/>
+        <w:rPr>
+          <w:b/>
+          <w:bCs/>
+          <w:sz w:val="36"/>
+          <w:szCs w:val="36"/>
+        </w:rPr>
+      </w:pPr>
+    </w:p>
+    <w:p>
+      <w:pPr>
+        <w:jc w:val="left"/>
+        <w:rPr>
+          <w:b/>
+          <w:bCs/>
+          <w:sz w:val="36"/>
+          <w:szCs w:val="36"/>
+        </w:rPr>
+      </w:pPr>
+    </w:p>
+    <w:p>
+      <w:pPr>
+        <w:jc w:val="left"/>
+        <w:rPr>
+          <w:b/>
+          <w:bCs/>
+          <w:sz w:val="36"/>
+          <w:szCs w:val="36"/>
+        </w:rPr>
+      </w:pPr>
+    </w:p>
+    <w:p>
+      <w:pPr>
+        <w:jc w:val="left"/>
+        <w:rPr>
+          <w:b/>
+          <w:bCs/>
+          <w:sz w:val="36"/>
+          <w:szCs w:val="36"/>
+        </w:rPr>
+      </w:pPr>
+    </w:p>
+    <w:p>
+      <w:pPr>
+        <w:jc w:val="left"/>
+        <w:rPr>
+          <w:b/>
+          <w:bCs/>
+          <w:sz w:val="36"/>
+          <w:szCs w:val="36"/>
+        </w:rPr>
+      </w:pPr>
+    </w:p>
+    <w:p>
+      <w:pPr>
+        <w:jc w:val="left"/>
+        <w:rPr>
+          <w:b/>
+          <w:bCs/>
+          <w:sz w:val="36"/>
+          <w:szCs w:val="36"/>
+        </w:rPr>
+      </w:pPr>
+    </w:p>
+    <w:p>
+      <w:pPr>
+        <w:jc w:val="left"/>
+        <w:rPr>
+          <w:b/>
+          <w:bCs/>
+          <w:sz w:val="36"/>
+          <w:szCs w:val="36"/>
+        </w:rPr>
+      </w:pPr>
+    </w:p>
+    <w:p>
+      <w:pPr>
+        <w:jc w:val="left"/>
+        <w:rPr>
+          <w:b/>
+          <w:bCs/>
+          <w:sz w:val="36"/>
+          <w:szCs w:val="36"/>
+        </w:rPr>
+      </w:pPr>
+    </w:p>
+    <w:p>
+      <w:pPr>
+        <w:jc w:val="left"/>
+        <w:rPr>
+          <w:b/>
+          <w:bCs/>
+          <w:sz w:val="36"/>
+          <w:szCs w:val="36"/>
+        </w:rPr>
+      </w:pPr>
+    </w:p>
+    <w:p>
+      <w:pPr>
+        <w:jc w:val="left"/>
+        <w:rPr>
+          <w:b/>
+          <w:bCs/>
+          <w:sz w:val="36"/>
+          <w:szCs w:val="36"/>
+        </w:rPr>
+      </w:pPr>
+    </w:p>
+    <w:p>
+      <w:pPr>
+        <w:jc w:val="left"/>
+        <w:rPr>
+          <w:b/>
+          <w:bCs/>
+          <w:sz w:val="36"/>
+          <w:szCs w:val="36"/>
+        </w:rPr>
+      </w:pPr>
+    </w:p>
+    <w:p>
+      <w:pPr>
+        <w:jc w:val="left"/>
+        <w:rPr>
+          <w:b/>
+          <w:bCs/>
+          <w:sz w:val="36"/>
+          <w:szCs w:val="36"/>
+        </w:rPr>
+      </w:pPr>
+    </w:p>
+    <w:p>
+      <w:pPr>
+        <w:jc w:val="left"/>
+        <w:rPr>
+          <w:rFonts w:hint="cs"/>
+          <w:b/>
+          <w:bCs/>
+          <w:sz w:val="36"/>
+          <w:szCs w:val="36"/>
+          <w:lang w:val="en-US"/>
         </w:rPr>
       </w:pPr>
     </w:p>
@@ -5675,6 +6297,44 @@
     </w:sectPr>
   </w:body>
 </w:document>
+</file>
+
+<file path=word/endnotes.xml><?xml version="1.0" encoding="utf-8"?>
+<w:endnotes xmlns:wpc="http://schemas.microsoft.com/office/word/2010/wordprocessingCanvas" xmlns:cx="http://schemas.microsoft.com/office/drawing/2014/chartex" xmlns:cx1="http://schemas.microsoft.com/office/drawing/2015/9/8/chartex" xmlns:cx2="http://schemas.microsoft.com/office/drawing/2015/10/21/chartex" xmlns:cx3="http://schemas.microsoft.com/office/drawing/2016/5/9/chartex" xmlns:cx4="http://schemas.microsoft.com/office/drawing/2016/5/10/chartex" xmlns:cx5="http://schemas.microsoft.com/office/drawing/2016/5/11/chartex" xmlns:cx6="http://schemas.microsoft.com/office/drawing/2016/5/12/chartex" xmlns:cx7="http://schemas.microsoft.com/office/drawing/2016/5/13/chartex" xmlns:cx8="http://schemas.microsoft.com/office/drawing/2016/5/14/chartex" xmlns:mc="http://schemas.openxmlformats.org/markup-compatibility/2006" xmlns:aink="http://schemas.microsoft.com/office/drawing/2016/ink" xmlns:am3d="http://schemas.microsoft.com/office/drawing/2017/model3d" xmlns:o="urn:schemas-microsoft-com:office:office" xmlns:oel="http://schemas.microsoft.com/office/2019/extlst" xmlns:r="http://schemas.openxmlformats.org/officeDocument/2006/relationships" xmlns:m="http://schemas.openxmlformats.org/officeDocument/2006/math" xmlns:v="urn:schemas-microsoft-com:vml" xmlns:wp14="http://schemas.microsoft.com/office/word/2010/wordprocessingDrawing" xmlns:wp="http://schemas.openxmlformats.org/drawingml/2006/wordprocessingDrawing" xmlns:w10="urn:schemas-microsoft-com:office:word" xmlns:w="http://schemas.openxmlformats.org/wordprocessingml/2006/main" xmlns:w14="http://schemas.microsoft.com/office/word/2010/wordml" xmlns:w15="http://schemas.microsoft.com/office/word/2012/wordml" xmlns:w16cex="http://schemas.microsoft.com/office/word/2018/wordml/cex" xmlns:w16cid="http://schemas.microsoft.com/office/word/2016/wordml/cid" xmlns:w16="http://schemas.microsoft.com/office/word/2018/wordml" xmlns:w16du="http://schemas.microsoft.com/office/word/2023/wordml/word16du" xmlns:w16sdtdh="http://schemas.microsoft.com/office/word/2020/wordml/sdtdatahash" xmlns:w16sdtfl="http://schemas.microsoft.com/office/word/2024/wordml/sdtformatlock" xmlns:w16se="http://schemas.microsoft.com/office/word/2015/wordml/symex" xmlns:wpg="http://schemas.microsoft.com/office/word/2010/wordprocessingGroup" xmlns:wpi="http://schemas.microsoft.com/office/word/2010/wordprocessingInk" xmlns:wne="http://schemas.microsoft.com/office/word/2006/wordml" xmlns:wps="http://schemas.microsoft.com/office/word/2010/wordprocessingShape" mc:Ignorable="w14 w15 w16se w16cid w16 w16cex w16sdtdh w16sdtfl w16du wp14">
+  <w:endnote w:type="separator" w:id="-1">
+    <w:p>
+      <w:r>
+        <w:separator/>
+      </w:r>
+    </w:p>
+  </w:endnote>
+  <w:endnote w:type="continuationSeparator" w:id="0">
+    <w:p>
+      <w:r>
+        <w:continuationSeparator/>
+      </w:r>
+    </w:p>
+  </w:endnote>
+</w:endnotes>
+</file>
+
+<file path=word/footnotes.xml><?xml version="1.0" encoding="utf-8"?>
+<w:footnotes xmlns:wpc="http://schemas.microsoft.com/office/word/2010/wordprocessingCanvas" xmlns:cx="http://schemas.microsoft.com/office/drawing/2014/chartex" xmlns:cx1="http://schemas.microsoft.com/office/drawing/2015/9/8/chartex" xmlns:cx2="http://schemas.microsoft.com/office/drawing/2015/10/21/chartex" xmlns:cx3="http://schemas.microsoft.com/office/drawing/2016/5/9/chartex" xmlns:cx4="http://schemas.microsoft.com/office/drawing/2016/5/10/chartex" xmlns:cx5="http://schemas.microsoft.com/office/drawing/2016/5/11/chartex" xmlns:cx6="http://schemas.microsoft.com/office/drawing/2016/5/12/chartex" xmlns:cx7="http://schemas.microsoft.com/office/drawing/2016/5/13/chartex" xmlns:cx8="http://schemas.microsoft.com/office/drawing/2016/5/14/chartex" xmlns:mc="http://schemas.openxmlformats.org/markup-compatibility/2006" xmlns:aink="http://schemas.microsoft.com/office/drawing/2016/ink" xmlns:am3d="http://schemas.microsoft.com/office/drawing/2017/model3d" xmlns:o="urn:schemas-microsoft-com:office:office" xmlns:oel="http://schemas.microsoft.com/office/2019/extlst" xmlns:r="http://schemas.openxmlformats.org/officeDocument/2006/relationships" xmlns:m="http://schemas.openxmlformats.org/officeDocument/2006/math" xmlns:v="urn:schemas-microsoft-com:vml" xmlns:wp14="http://schemas.microsoft.com/office/word/2010/wordprocessingDrawing" xmlns:wp="http://schemas.openxmlformats.org/drawingml/2006/wordprocessingDrawing" xmlns:w10="urn:schemas-microsoft-com:office:word" xmlns:w="http://schemas.openxmlformats.org/wordprocessingml/2006/main" xmlns:w14="http://schemas.microsoft.com/office/word/2010/wordml" xmlns:w15="http://schemas.microsoft.com/office/word/2012/wordml" xmlns:w16cex="http://schemas.microsoft.com/office/word/2018/wordml/cex" xmlns:w16cid="http://schemas.microsoft.com/office/word/2016/wordml/cid" xmlns:w16="http://schemas.microsoft.com/office/word/2018/wordml" xmlns:w16du="http://schemas.microsoft.com/office/word/2023/wordml/word16du" xmlns:w16sdtdh="http://schemas.microsoft.com/office/word/2020/wordml/sdtdatahash" xmlns:w16sdtfl="http://schemas.microsoft.com/office/word/2024/wordml/sdtformatlock" xmlns:w16se="http://schemas.microsoft.com/office/word/2015/wordml/symex" xmlns:wpg="http://schemas.microsoft.com/office/word/2010/wordprocessingGroup" xmlns:wpi="http://schemas.microsoft.com/office/word/2010/wordprocessingInk" xmlns:wne="http://schemas.microsoft.com/office/word/2006/wordml" xmlns:wps="http://schemas.microsoft.com/office/word/2010/wordprocessingShape" mc:Ignorable="w14 w15 w16se w16cid w16 w16cex w16sdtdh w16sdtfl w16du wp14">
+  <w:footnote w:type="separator" w:id="-1">
+    <w:p>
+      <w:r>
+        <w:separator/>
+      </w:r>
+    </w:p>
+  </w:footnote>
+  <w:footnote w:type="continuationSeparator" w:id="0">
+    <w:p>
+      <w:r>
+        <w:continuationSeparator/>
+      </w:r>
+    </w:p>
+  </w:footnote>
+</w:footnotes>
 </file>
 
 <file path=word/numbering.xml><?xml version="1.0" encoding="utf-8"?>
@@ -6199,10 +6859,9 @@
     <w:name w:val="Normal"/>
     <w:aliases w:val="รายงาน"/>
     <w:qFormat/>
-    <w:rsid w:val="009A1396"/>
+    <w:rsid w:val="00C43138"/>
     <w:rPr>
       <w:rFonts w:ascii="TH SarabunPSK" w:eastAsia="TH SarabunPSK" w:hAnsi="TH SarabunPSK" w:cs="TH SarabunPSK"/>
-      <w:noProof/>
       <w:sz w:val="32"/>
       <w:szCs w:val="32"/>
     </w:rPr>
@@ -6774,6 +7433,66 @@
       </w:tblBorders>
     </w:tblPr>
   </w:style>
+  <w:style w:type="paragraph" w:styleId="Header">
+    <w:name w:val="header"/>
+    <w:basedOn w:val="Normal"/>
+    <w:link w:val="HeaderChar"/>
+    <w:uiPriority w:val="99"/>
+    <w:unhideWhenUsed/>
+    <w:rsid w:val="003974B4"/>
+    <w:pPr>
+      <w:tabs>
+        <w:tab w:val="center" w:pos="4513"/>
+        <w:tab w:val="right" w:pos="9026"/>
+      </w:tabs>
+    </w:pPr>
+    <w:rPr>
+      <w:rFonts w:cs="Angsana New"/>
+      <w:szCs w:val="40"/>
+    </w:rPr>
+  </w:style>
+  <w:style w:type="character" w:customStyle="1" w:styleId="HeaderChar">
+    <w:name w:val="Header Char"/>
+    <w:basedOn w:val="DefaultParagraphFont"/>
+    <w:link w:val="Header"/>
+    <w:uiPriority w:val="99"/>
+    <w:rsid w:val="003974B4"/>
+    <w:rPr>
+      <w:rFonts w:ascii="TH SarabunPSK" w:eastAsia="TH SarabunPSK" w:hAnsi="TH SarabunPSK" w:cs="Angsana New"/>
+      <w:sz w:val="32"/>
+      <w:szCs w:val="40"/>
+    </w:rPr>
+  </w:style>
+  <w:style w:type="paragraph" w:styleId="Footer">
+    <w:name w:val="footer"/>
+    <w:basedOn w:val="Normal"/>
+    <w:link w:val="FooterChar"/>
+    <w:uiPriority w:val="99"/>
+    <w:unhideWhenUsed/>
+    <w:rsid w:val="003974B4"/>
+    <w:pPr>
+      <w:tabs>
+        <w:tab w:val="center" w:pos="4513"/>
+        <w:tab w:val="right" w:pos="9026"/>
+      </w:tabs>
+    </w:pPr>
+    <w:rPr>
+      <w:rFonts w:cs="Angsana New"/>
+      <w:szCs w:val="40"/>
+    </w:rPr>
+  </w:style>
+  <w:style w:type="character" w:customStyle="1" w:styleId="FooterChar">
+    <w:name w:val="Footer Char"/>
+    <w:basedOn w:val="DefaultParagraphFont"/>
+    <w:link w:val="Footer"/>
+    <w:uiPriority w:val="99"/>
+    <w:rsid w:val="003974B4"/>
+    <w:rPr>
+      <w:rFonts w:ascii="TH SarabunPSK" w:eastAsia="TH SarabunPSK" w:hAnsi="TH SarabunPSK" w:cs="Angsana New"/>
+      <w:sz w:val="32"/>
+      <w:szCs w:val="40"/>
+    </w:rPr>
+  </w:style>
 </w:styles>
 </file>
 
